--- a/internal_doc/03.开发设计/数值运算溢出时类型提升/数值运算溢出-类型提升-修改方案.docx
+++ b/internal_doc/03.开发设计/数值运算溢出时类型提升/数值运算溢出-类型提升-修改方案.docx
@@ -668,11 +668,6 @@
       </w:r>
     </w:p>
     <w:p>
-      <w:pPr>
-        <w:rPr>
-          <w:rFonts w:hint="eastAsia"/>
-        </w:rPr>
-      </w:pPr>
       <w:r>
         <w:rPr>
           <w:rFonts w:hint="eastAsia"/>
@@ -771,11 +766,6 @@
       </w:r>
     </w:p>
     <w:p>
-      <w:pPr>
-        <w:rPr>
-          <w:rFonts w:hint="eastAsia"/>
-        </w:rPr>
-      </w:pPr>
       <w:r>
         <w:rPr>
           <w:rFonts w:hint="eastAsia"/>
@@ -849,11 +839,6 @@
       </w:r>
     </w:p>
     <w:p>
-      <w:pPr>
-        <w:rPr>
-          <w:rFonts w:hint="eastAsia"/>
-        </w:rPr>
-      </w:pPr>
       <w:r>
         <w:rPr>
           <w:rFonts w:hint="eastAsia"/>
@@ -917,9 +902,6 @@
           <w:p>
             <w:pPr>
               <w:ind w:left="0"/>
-              <w:rPr>
-                <w:rFonts w:hint="eastAsia"/>
-              </w:rPr>
             </w:pPr>
             <w:r>
               <w:rPr>
@@ -937,9 +919,6 @@
           <w:p>
             <w:pPr>
               <w:ind w:left="0"/>
-              <w:rPr>
-                <w:rFonts w:hint="eastAsia"/>
-              </w:rPr>
             </w:pPr>
             <w:r>
               <w:rPr>
@@ -958,9 +937,6 @@
           <w:p>
             <w:pPr>
               <w:ind w:left="0"/>
-              <w:rPr>
-                <w:rFonts w:hint="eastAsia"/>
-              </w:rPr>
             </w:pPr>
             <w:r>
               <w:rPr>
@@ -977,9 +953,6 @@
           <w:p>
             <w:pPr>
               <w:ind w:left="0"/>
-              <w:rPr>
-                <w:rFonts w:hint="eastAsia"/>
-              </w:rPr>
             </w:pPr>
             <w:r>
               <w:t xml:space="preserve">b &gt; 0 &amp;&amp; </w:t>
@@ -1020,9 +993,6 @@
           <w:p>
             <w:pPr>
               <w:ind w:left="0"/>
-              <w:rPr>
-                <w:rFonts w:hint="eastAsia"/>
-              </w:rPr>
             </w:pPr>
             <w:r>
               <w:rPr>
@@ -1062,9 +1032,6 @@
           <w:p>
             <w:pPr>
               <w:ind w:left="0"/>
-              <w:rPr>
-                <w:rFonts w:hint="eastAsia"/>
-              </w:rPr>
             </w:pPr>
             <w:r>
               <w:rPr>
@@ -1090,9 +1057,6 @@
           <w:p>
             <w:pPr>
               <w:ind w:left="0"/>
-              <w:rPr>
-                <w:rFonts w:hint="eastAsia"/>
-              </w:rPr>
             </w:pPr>
             <w:r>
               <w:rPr>
@@ -1121,9 +1085,6 @@
           <w:p>
             <w:pPr>
               <w:ind w:left="0"/>
-              <w:rPr>
-                <w:rFonts w:hint="eastAsia"/>
-              </w:rPr>
             </w:pPr>
             <w:r>
               <w:t xml:space="preserve">b </w:t>
@@ -1160,11 +1121,6 @@
       </w:tr>
     </w:tbl>
     <w:p>
-      <w:pPr>
-        <w:rPr>
-          <w:rFonts w:hint="eastAsia"/>
-        </w:rPr>
-      </w:pPr>
       <w:r>
         <w:rPr>
           <w:rFonts w:hint="eastAsia"/>
@@ -1181,9 +1137,6 @@
     <w:p>
       <w:pPr>
         <w:ind w:leftChars="170"/>
-        <w:rPr>
-          <w:rFonts w:hint="eastAsia"/>
-        </w:rPr>
       </w:pPr>
       <w:r>
         <w:rPr>
@@ -1297,9 +1250,6 @@
     <w:p>
       <w:pPr>
         <w:ind w:leftChars="170"/>
-        <w:rPr>
-          <w:rFonts w:hint="eastAsia"/>
-        </w:rPr>
       </w:pPr>
       <w:r>
         <w:rPr>
@@ -1344,9 +1294,6 @@
     <w:p>
       <w:pPr>
         <w:ind w:leftChars="170"/>
-        <w:rPr>
-          <w:rFonts w:hint="eastAsia"/>
-        </w:rPr>
       </w:pPr>
       <w:r>
         <w:rPr>
@@ -1484,9 +1431,6 @@
     <w:p>
       <w:pPr>
         <w:ind w:leftChars="170"/>
-        <w:rPr>
-          <w:rFonts w:hint="eastAsia"/>
-        </w:rPr>
       </w:pPr>
       <w:r>
         <w:rPr>
@@ -1517,34 +1461,18 @@
           <w:rFonts w:hint="eastAsia"/>
         </w:rPr>
         <w:t>_MAX + b )</w:t>
+      </w:r>
+    </w:p>
+    <w:p/>
+    <w:p>
+      <w:r>
+        <w:rPr>
+          <w:rFonts w:hint="eastAsia"/>
+        </w:rPr>
+        <w:t>安全值判断：</w:t>
       </w:r>
     </w:p>
     <w:p>
-      <w:pPr>
-        <w:rPr>
-          <w:rFonts w:hint="eastAsia"/>
-        </w:rPr>
-      </w:pPr>
-    </w:p>
-    <w:p>
-      <w:pPr>
-        <w:rPr>
-          <w:rFonts w:hint="eastAsia"/>
-        </w:rPr>
-      </w:pPr>
-      <w:r>
-        <w:rPr>
-          <w:rFonts w:hint="eastAsia"/>
-        </w:rPr>
-        <w:t>安全值判断：</w:t>
-      </w:r>
-    </w:p>
-    <w:p>
-      <w:pPr>
-        <w:rPr>
-          <w:rFonts w:hint="eastAsia"/>
-        </w:rPr>
-      </w:pPr>
       <w:r>
         <w:rPr>
           <w:rFonts w:hint="eastAsia"/>
@@ -1584,9 +1512,6 @@
           <w:p>
             <w:pPr>
               <w:ind w:left="0"/>
-              <w:rPr>
-                <w:rFonts w:hint="eastAsia"/>
-              </w:rPr>
             </w:pPr>
             <w:r>
               <w:rPr>
@@ -1603,9 +1528,6 @@
           <w:p>
             <w:pPr>
               <w:ind w:left="0"/>
-              <w:rPr>
-                <w:rFonts w:hint="eastAsia"/>
-              </w:rPr>
             </w:pPr>
             <w:r>
               <w:rPr>
@@ -1622,9 +1544,6 @@
           <w:p>
             <w:pPr>
               <w:ind w:left="0"/>
-              <w:rPr>
-                <w:rFonts w:hint="eastAsia"/>
-              </w:rPr>
             </w:pPr>
             <w:r>
               <w:rPr>
@@ -1643,9 +1562,6 @@
           <w:p>
             <w:pPr>
               <w:ind w:left="0"/>
-              <w:rPr>
-                <w:rFonts w:hint="eastAsia"/>
-              </w:rPr>
             </w:pPr>
             <w:r>
               <w:rPr>
@@ -1674,9 +1590,6 @@
           <w:p>
             <w:pPr>
               <w:ind w:left="0"/>
-              <w:rPr>
-                <w:rFonts w:hint="eastAsia"/>
-              </w:rPr>
             </w:pPr>
             <w:r>
               <w:rPr>
@@ -1723,9 +1636,6 @@
           <w:p>
             <w:pPr>
               <w:ind w:left="0"/>
-              <w:rPr>
-                <w:rFonts w:hint="eastAsia"/>
-              </w:rPr>
             </w:pPr>
             <w:r>
               <w:rPr>
@@ -1745,9 +1655,6 @@
           <w:p>
             <w:pPr>
               <w:ind w:left="0"/>
-              <w:rPr>
-                <w:rFonts w:hint="eastAsia"/>
-              </w:rPr>
             </w:pPr>
             <w:r>
               <w:rPr>
@@ -1820,25 +1727,30 @@
               <w:rPr>
                 <w:rFonts w:hint="eastAsia"/>
               </w:rPr>
-              <w:t>，即</w:t>
-            </w:r>
-            <w:r>
-              <w:rPr>
-                <w:rFonts w:hint="eastAsia"/>
-              </w:rPr>
-              <w:t xml:space="preserve"> a &gt;= 0 &amp;&amp; ( ( a | b ) &amp; X )</w:t>
-            </w:r>
-            <w:r>
-              <w:rPr>
-                <w:rFonts w:hint="eastAsia"/>
-              </w:rPr>
-              <w:t>，其中</w:t>
-            </w:r>
-            <w:r>
-              <w:rPr>
-                <w:rFonts w:hint="eastAsia"/>
-              </w:rPr>
-              <w:t>X = 0x0011*</w:t>
+              <w:t>，</w:t>
+            </w:r>
+          </w:p>
+          <w:p>
+            <w:pPr>
+              <w:ind w:left="0"/>
+            </w:pPr>
+            <w:r>
+              <w:rPr>
+                <w:rFonts w:hint="eastAsia"/>
+              </w:rPr>
+              <w:t>a &lt; 0x01</w:t>
+            </w:r>
+            <w:r>
+              <w:rPr>
+                <w:rFonts w:hint="eastAsia"/>
+              </w:rPr>
+              <w:t>00</w:t>
+            </w:r>
+            <w:r>
+              <w:rPr>
+                <w:rFonts w:hint="eastAsia"/>
+              </w:rPr>
+              <w:t>*</w:t>
             </w:r>
             <w:r>
               <w:rPr>
@@ -1859,7 +1771,34 @@
                 <w:rFonts w:hint="eastAsia"/>
                 <w:vertAlign w:val="subscript"/>
               </w:rPr>
-              <w:t>1)</w:t>
+              <w:t>0)</w:t>
+            </w:r>
+            <w:r>
+              <w:rPr>
+                <w:rFonts w:hint="eastAsia"/>
+              </w:rPr>
+              <w:t xml:space="preserve"> &amp;&amp; b &lt; 0x0100*</w:t>
+            </w:r>
+            <w:r>
+              <w:rPr>
+                <w:rFonts w:hint="eastAsia"/>
+                <w:vertAlign w:val="subscript"/>
+              </w:rPr>
+              <w:t>(62</w:t>
+            </w:r>
+            <w:r>
+              <w:rPr>
+                <w:rFonts w:hint="eastAsia"/>
+                <w:vertAlign w:val="subscript"/>
+              </w:rPr>
+              <w:t>个</w:t>
+            </w:r>
+            <w:r>
+              <w:rPr>
+                <w:rFonts w:hint="eastAsia"/>
+                <w:vertAlign w:val="subscript"/>
+              </w:rPr>
+              <w:t>0)</w:t>
             </w:r>
           </w:p>
         </w:tc>
@@ -1870,9 +1809,6 @@
           <w:p>
             <w:pPr>
               <w:ind w:left="0"/>
-              <w:rPr>
-                <w:rFonts w:hint="eastAsia"/>
-              </w:rPr>
             </w:pPr>
             <w:r>
               <w:rPr>
@@ -1892,9 +1828,6 @@
           <w:p>
             <w:pPr>
               <w:ind w:left="0"/>
-              <w:rPr>
-                <w:rFonts w:hint="eastAsia"/>
-              </w:rPr>
             </w:pPr>
           </w:p>
         </w:tc>
@@ -1905,9 +1838,6 @@
           <w:p>
             <w:pPr>
               <w:ind w:left="0"/>
-              <w:rPr>
-                <w:rFonts w:hint="eastAsia"/>
-              </w:rPr>
             </w:pPr>
             <w:r>
               <w:rPr>
@@ -1961,19 +1891,7 @@
               <w:rPr>
                 <w:rFonts w:hint="eastAsia"/>
               </w:rPr>
-              <w:t xml:space="preserve"> a &lt; 0 &amp;&amp; ( a &amp; b &amp; X == X )</w:t>
-            </w:r>
-            <w:r>
-              <w:rPr>
-                <w:rFonts w:hint="eastAsia"/>
-              </w:rPr>
-              <w:t>，其中</w:t>
-            </w:r>
-            <w:r>
-              <w:rPr>
-                <w:rFonts w:hint="eastAsia"/>
-              </w:rPr>
-              <w:t>X = 0x1100*</w:t>
+              <w:t>a &gt;= 0x1100*</w:t>
             </w:r>
             <w:r>
               <w:rPr>
@@ -1994,6 +1912,33 @@
                 <w:rFonts w:hint="eastAsia"/>
                 <w:vertAlign w:val="subscript"/>
               </w:rPr>
+              <w:t xml:space="preserve">0) </w:t>
+            </w:r>
+            <w:r>
+              <w:rPr>
+                <w:rFonts w:hint="eastAsia"/>
+              </w:rPr>
+              <w:t xml:space="preserve"> &amp;&amp; b &gt;= 0x1100*</w:t>
+            </w:r>
+            <w:r>
+              <w:rPr>
+                <w:rFonts w:hint="eastAsia"/>
+                <w:vertAlign w:val="subscript"/>
+              </w:rPr>
+              <w:t>(62</w:t>
+            </w:r>
+            <w:r>
+              <w:rPr>
+                <w:rFonts w:hint="eastAsia"/>
+                <w:vertAlign w:val="subscript"/>
+              </w:rPr>
+              <w:t>个</w:t>
+            </w:r>
+            <w:r>
+              <w:rPr>
+                <w:rFonts w:hint="eastAsia"/>
+                <w:vertAlign w:val="subscript"/>
+              </w:rPr>
               <w:t>0)</w:t>
             </w:r>
           </w:p>
@@ -2005,9 +1950,6 @@
           <w:p>
             <w:pPr>
               <w:ind w:left="0"/>
-              <w:rPr>
-                <w:rFonts w:hint="eastAsia"/>
-              </w:rPr>
             </w:pPr>
             <w:r>
               <w:rPr>
@@ -2020,524 +1962,1101 @@
       </w:tr>
     </w:tbl>
     <w:p>
-      <w:pPr>
-        <w:rPr>
-          <w:rFonts w:hint="eastAsia"/>
-        </w:rPr>
-      </w:pPr>
       <w:r>
         <w:rPr>
           <w:rFonts w:hint="eastAsia"/>
         </w:rPr>
         <w:t>证明：</w:t>
+      </w:r>
+    </w:p>
+    <w:p>
+      <w:r>
+        <w:rPr>
+          <w:rFonts w:hint="eastAsia"/>
+        </w:rPr>
+        <w:t>阶段</w:t>
+      </w:r>
+      <w:r>
+        <w:rPr>
+          <w:rFonts w:hint="eastAsia"/>
+        </w:rPr>
+        <w:t>2</w:t>
+      </w:r>
+      <w:r>
+        <w:rPr>
+          <w:rFonts w:hint="eastAsia"/>
+        </w:rPr>
+        <w:t>中，若</w:t>
+      </w:r>
+      <w:r>
+        <w:rPr>
+          <w:rFonts w:hint="eastAsia"/>
+        </w:rPr>
+        <w:t>a</w:t>
+      </w:r>
+      <w:r>
+        <w:rPr>
+          <w:rFonts w:hint="eastAsia"/>
+        </w:rPr>
+        <w:t>最高</w:t>
+      </w:r>
+      <w:r>
+        <w:rPr>
+          <w:rFonts w:hint="eastAsia"/>
+        </w:rPr>
+        <w:t>2</w:t>
+      </w:r>
+      <w:r>
+        <w:rPr>
+          <w:rFonts w:hint="eastAsia"/>
+        </w:rPr>
+        <w:t>位为</w:t>
+      </w:r>
+      <w:r>
+        <w:rPr>
+          <w:rFonts w:hint="eastAsia"/>
+        </w:rPr>
+        <w:t>0x00</w:t>
+      </w:r>
+      <w:r>
+        <w:rPr>
+          <w:rFonts w:hint="eastAsia"/>
+        </w:rPr>
+        <w:t>，则</w:t>
+      </w:r>
+      <w:r>
+        <w:rPr>
+          <w:rFonts w:hint="eastAsia"/>
+        </w:rPr>
+        <w:t>a &lt; 0x0100*</w:t>
+      </w:r>
+      <w:r>
+        <w:rPr>
+          <w:rFonts w:hint="eastAsia"/>
+          <w:vertAlign w:val="subscript"/>
+        </w:rPr>
+        <w:t>(62</w:t>
+      </w:r>
+      <w:r>
+        <w:rPr>
+          <w:rFonts w:hint="eastAsia"/>
+          <w:vertAlign w:val="subscript"/>
+        </w:rPr>
+        <w:t>个</w:t>
+      </w:r>
+      <w:r>
+        <w:rPr>
+          <w:rFonts w:hint="eastAsia"/>
+          <w:vertAlign w:val="subscript"/>
+        </w:rPr>
+        <w:t xml:space="preserve">0) </w:t>
+      </w:r>
+      <w:r>
+        <w:rPr>
+          <w:rFonts w:hint="eastAsia"/>
+        </w:rPr>
+        <w:t>=</w:t>
+      </w:r>
+      <w:r>
+        <w:rPr>
+          <w:rFonts w:hint="eastAsia"/>
+        </w:rPr>
+        <w:t xml:space="preserve"> 2^61</w:t>
+      </w:r>
+      <w:r>
+        <w:rPr>
+          <w:rFonts w:hint="eastAsia"/>
+        </w:rPr>
+        <w:t>，同样</w:t>
+      </w:r>
+      <w:r>
+        <w:rPr>
+          <w:rFonts w:hint="eastAsia"/>
+        </w:rPr>
+        <w:t>b &lt; 2^61</w:t>
+      </w:r>
+      <w:r>
+        <w:rPr>
+          <w:rFonts w:hint="eastAsia"/>
+        </w:rPr>
+        <w:t>，则</w:t>
+      </w:r>
+      <w:r>
+        <w:rPr>
+          <w:rFonts w:hint="eastAsia"/>
+        </w:rPr>
+        <w:t>a+b &lt; 2^63</w:t>
+      </w:r>
+      <w:r>
+        <w:rPr>
+          <w:rFonts w:hint="eastAsia"/>
+        </w:rPr>
+        <w:t>，一定不可能溢出。</w:t>
+      </w:r>
+    </w:p>
+    <w:p>
+      <w:r>
+        <w:rPr>
+          <w:rFonts w:hint="eastAsia"/>
+        </w:rPr>
+        <w:t>若</w:t>
+      </w:r>
+      <w:r>
+        <w:rPr>
+          <w:rFonts w:hint="eastAsia"/>
+        </w:rPr>
+        <w:t>a</w:t>
+      </w:r>
+      <w:r>
+        <w:rPr>
+          <w:rFonts w:hint="eastAsia"/>
+        </w:rPr>
+        <w:t>最高</w:t>
+      </w:r>
+      <w:r>
+        <w:rPr>
+          <w:rFonts w:hint="eastAsia"/>
+        </w:rPr>
+        <w:t>2</w:t>
+      </w:r>
+      <w:r>
+        <w:rPr>
+          <w:rFonts w:hint="eastAsia"/>
+        </w:rPr>
+        <w:t>位为</w:t>
+      </w:r>
+      <w:r>
+        <w:rPr>
+          <w:rFonts w:hint="eastAsia"/>
+        </w:rPr>
+        <w:t>0x11</w:t>
+      </w:r>
+      <w:r>
+        <w:rPr>
+          <w:rFonts w:hint="eastAsia"/>
+        </w:rPr>
+        <w:t>，则</w:t>
+      </w:r>
+      <w:r>
+        <w:rPr>
+          <w:rFonts w:hint="eastAsia"/>
+        </w:rPr>
+        <w:t>a &gt;= 0x1100*</w:t>
+      </w:r>
+      <w:r>
+        <w:rPr>
+          <w:rFonts w:hint="eastAsia"/>
+          <w:vertAlign w:val="subscript"/>
+        </w:rPr>
+        <w:t>(62</w:t>
+      </w:r>
+      <w:r>
+        <w:rPr>
+          <w:rFonts w:hint="eastAsia"/>
+          <w:vertAlign w:val="subscript"/>
+        </w:rPr>
+        <w:t>个</w:t>
+      </w:r>
+      <w:r>
+        <w:rPr>
+          <w:rFonts w:hint="eastAsia"/>
+          <w:vertAlign w:val="subscript"/>
+        </w:rPr>
+        <w:t xml:space="preserve">0) </w:t>
+      </w:r>
+      <w:r>
+        <w:rPr>
+          <w:rFonts w:hint="eastAsia"/>
+        </w:rPr>
+        <w:t>，</w:t>
+      </w:r>
+      <w:r>
+        <w:rPr>
+          <w:rFonts w:hint="eastAsia"/>
+        </w:rPr>
+        <w:t>b &gt;= 0x1100*</w:t>
+      </w:r>
+      <w:r>
+        <w:rPr>
+          <w:rFonts w:hint="eastAsia"/>
+          <w:vertAlign w:val="subscript"/>
+        </w:rPr>
+        <w:t>(62</w:t>
+      </w:r>
+      <w:r>
+        <w:rPr>
+          <w:rFonts w:hint="eastAsia"/>
+          <w:vertAlign w:val="subscript"/>
+        </w:rPr>
+        <w:t>个</w:t>
+      </w:r>
+      <w:r>
+        <w:rPr>
+          <w:rFonts w:hint="eastAsia"/>
+          <w:vertAlign w:val="subscript"/>
+        </w:rPr>
+        <w:t>0)</w:t>
+      </w:r>
+      <w:r>
+        <w:rPr>
+          <w:rFonts w:hint="eastAsia"/>
+        </w:rPr>
+        <w:t>，则</w:t>
+      </w:r>
+      <w:r>
+        <w:rPr>
+          <w:rFonts w:hint="eastAsia"/>
+        </w:rPr>
+        <w:t xml:space="preserve"> a+b &gt;= 0x100*</w:t>
+      </w:r>
+      <w:r>
+        <w:rPr>
+          <w:rFonts w:hint="eastAsia"/>
+          <w:vertAlign w:val="subscript"/>
+        </w:rPr>
+        <w:t>(63</w:t>
+      </w:r>
+      <w:r>
+        <w:rPr>
+          <w:rFonts w:hint="eastAsia"/>
+          <w:vertAlign w:val="subscript"/>
+        </w:rPr>
+        <w:t>个</w:t>
+      </w:r>
+      <w:r>
+        <w:rPr>
+          <w:rFonts w:hint="eastAsia"/>
+          <w:vertAlign w:val="subscript"/>
+        </w:rPr>
+        <w:t xml:space="preserve">0)  </w:t>
+      </w:r>
+      <w:r>
+        <w:rPr>
+          <w:rFonts w:hint="eastAsia"/>
+        </w:rPr>
+        <w:t>= INT64_MIN</w:t>
+      </w:r>
+      <w:r>
+        <w:rPr>
+          <w:rFonts w:hint="eastAsia"/>
+        </w:rPr>
+        <w:t>，则一定不可能溢出。</w:t>
+      </w:r>
+    </w:p>
+    <w:p/>
+    <w:p>
+      <w:r>
+        <w:rPr>
+          <w:rFonts w:hint="eastAsia"/>
+        </w:rPr>
+        <w:t>对于以下</w:t>
+      </w:r>
+      <w:r>
+        <w:rPr>
+          <w:rFonts w:hint="eastAsia"/>
+        </w:rPr>
+        <w:t>3</w:t>
+      </w:r>
+      <w:r>
+        <w:rPr>
+          <w:rFonts w:hint="eastAsia"/>
+        </w:rPr>
+        <w:t>个方案进行验证：</w:t>
+      </w:r>
+    </w:p>
+    <w:p>
+      <w:r>
+        <w:rPr>
+          <w:rFonts w:hint="eastAsia"/>
+        </w:rPr>
+        <w:t>方案</w:t>
+      </w:r>
+      <w:r>
+        <w:rPr>
+          <w:rFonts w:hint="eastAsia"/>
+        </w:rPr>
+        <w:t>1</w:t>
+      </w:r>
+      <w:r>
+        <w:rPr>
+          <w:rFonts w:hint="eastAsia"/>
+        </w:rPr>
+        <w:t>：仅进行溢出判断</w:t>
+      </w:r>
+    </w:p>
+    <w:p>
+      <w:r>
+        <w:rPr>
+          <w:rFonts w:hint="eastAsia"/>
+        </w:rPr>
+        <w:t>方案</w:t>
+      </w:r>
+      <w:r>
+        <w:rPr>
+          <w:rFonts w:hint="eastAsia"/>
+        </w:rPr>
+        <w:t>2</w:t>
+      </w:r>
+      <w:r>
+        <w:rPr>
+          <w:rFonts w:hint="eastAsia"/>
+        </w:rPr>
+        <w:t>：进行阶段</w:t>
+      </w:r>
+      <w:r>
+        <w:rPr>
+          <w:rFonts w:hint="eastAsia"/>
+        </w:rPr>
+        <w:t>1</w:t>
+      </w:r>
+      <w:r>
+        <w:rPr>
+          <w:rFonts w:hint="eastAsia"/>
+        </w:rPr>
+        <w:t>的安全值判断，不成立再进行溢出判断</w:t>
+      </w:r>
+    </w:p>
+    <w:p>
+      <w:r>
+        <w:rPr>
+          <w:rFonts w:hint="eastAsia"/>
+        </w:rPr>
+        <w:t>方案</w:t>
+      </w:r>
+      <w:r>
+        <w:rPr>
+          <w:rFonts w:hint="eastAsia"/>
+        </w:rPr>
+        <w:t>3</w:t>
+      </w:r>
+      <w:r>
+        <w:rPr>
+          <w:rFonts w:hint="eastAsia"/>
+        </w:rPr>
+        <w:t>：进行阶段</w:t>
+      </w:r>
+      <w:r>
+        <w:rPr>
+          <w:rFonts w:hint="eastAsia"/>
+        </w:rPr>
+        <w:t>1</w:t>
+      </w:r>
+      <w:r>
+        <w:rPr>
+          <w:rFonts w:hint="eastAsia"/>
+        </w:rPr>
+        <w:t>的安全值判断，不成立进行阶段</w:t>
+      </w:r>
+      <w:r>
+        <w:rPr>
+          <w:rFonts w:hint="eastAsia"/>
+        </w:rPr>
+        <w:t>2</w:t>
+      </w:r>
+      <w:r>
+        <w:rPr>
+          <w:rFonts w:hint="eastAsia"/>
+        </w:rPr>
+        <w:t>安全值判断，不成立再进行溢出判断</w:t>
+      </w:r>
+    </w:p>
+    <w:p>
+      <w:r>
+        <w:rPr>
+          <w:rFonts w:hint="eastAsia"/>
+        </w:rPr>
+        <w:t>经验证，</w:t>
+      </w:r>
+      <w:r>
+        <w:rPr>
+          <w:rFonts w:hint="eastAsia"/>
+        </w:rPr>
+        <w:t>不管数值分布比例如何，三个方案相差不大，综合选择可能方案</w:t>
+      </w:r>
+      <w:r>
+        <w:rPr>
+          <w:rFonts w:hint="eastAsia"/>
+        </w:rPr>
+        <w:t>3</w:t>
+      </w:r>
+      <w:r>
+        <w:rPr>
+          <w:rFonts w:hint="eastAsia"/>
+        </w:rPr>
+        <w:t>稍好，详细见附录的验证结果。</w:t>
       </w:r>
     </w:p>
     <w:p>
       <w:pPr>
-        <w:rPr>
-          <w:rFonts w:hint="eastAsia"/>
-        </w:rPr>
-      </w:pPr>
-      <w:r>
-        <w:rPr>
-          <w:rFonts w:hint="eastAsia"/>
-        </w:rPr>
-        <w:t>阶段</w:t>
-      </w:r>
-      <w:r>
-        <w:rPr>
-          <w:rFonts w:hint="eastAsia"/>
-        </w:rPr>
-        <w:t>2</w:t>
-      </w:r>
-      <w:r>
-        <w:rPr>
-          <w:rFonts w:hint="eastAsia"/>
-        </w:rPr>
-        <w:t>中，若</w:t>
-      </w:r>
-      <w:r>
-        <w:rPr>
-          <w:rFonts w:hint="eastAsia"/>
-        </w:rPr>
-        <w:t>a</w:t>
-      </w:r>
-      <w:r>
-        <w:rPr>
-          <w:rFonts w:hint="eastAsia"/>
-        </w:rPr>
-        <w:t>最高</w:t>
-      </w:r>
-      <w:r>
-        <w:rPr>
-          <w:rFonts w:hint="eastAsia"/>
-        </w:rPr>
-        <w:t>2</w:t>
-      </w:r>
-      <w:r>
-        <w:rPr>
-          <w:rFonts w:hint="eastAsia"/>
-        </w:rPr>
-        <w:t>位为</w:t>
-      </w:r>
-      <w:r>
-        <w:rPr>
-          <w:rFonts w:hint="eastAsia"/>
-        </w:rPr>
-        <w:t>0x00</w:t>
-      </w:r>
-      <w:r>
-        <w:rPr>
-          <w:rFonts w:hint="eastAsia"/>
-        </w:rPr>
-        <w:t>，则</w:t>
-      </w:r>
-      <w:r>
-        <w:rPr>
-          <w:rFonts w:hint="eastAsia"/>
-        </w:rPr>
-        <w:t>a &lt; 0x0100*</w:t>
-      </w:r>
-      <w:r>
-        <w:rPr>
-          <w:rFonts w:hint="eastAsia"/>
-          <w:vertAlign w:val="subscript"/>
-        </w:rPr>
-        <w:t>(62</w:t>
-      </w:r>
-      <w:r>
-        <w:rPr>
-          <w:rFonts w:hint="eastAsia"/>
-          <w:vertAlign w:val="subscript"/>
-        </w:rPr>
-        <w:t>个</w:t>
-      </w:r>
-      <w:r>
-        <w:rPr>
-          <w:rFonts w:hint="eastAsia"/>
-          <w:vertAlign w:val="subscript"/>
-        </w:rPr>
-        <w:t xml:space="preserve">0) </w:t>
-      </w:r>
-      <w:r>
-        <w:rPr>
-          <w:rFonts w:hint="eastAsia"/>
-        </w:rPr>
-        <w:t>=</w:t>
-      </w:r>
-      <w:r>
-        <w:rPr>
-          <w:rFonts w:hint="eastAsia"/>
-        </w:rPr>
-        <w:t xml:space="preserve"> 2^61</w:t>
-      </w:r>
-      <w:r>
-        <w:rPr>
-          <w:rFonts w:hint="eastAsia"/>
-        </w:rPr>
-        <w:t>，同样</w:t>
-      </w:r>
-      <w:r>
-        <w:rPr>
-          <w:rFonts w:hint="eastAsia"/>
-        </w:rPr>
-        <w:t>b &lt; 2^61</w:t>
-      </w:r>
-      <w:r>
-        <w:rPr>
-          <w:rFonts w:hint="eastAsia"/>
-        </w:rPr>
-        <w:t>，则</w:t>
-      </w:r>
-      <w:r>
-        <w:rPr>
-          <w:rFonts w:hint="eastAsia"/>
-        </w:rPr>
-        <w:t>a+b &lt; 2^63</w:t>
-      </w:r>
-      <w:r>
-        <w:rPr>
-          <w:rFonts w:hint="eastAsia"/>
-        </w:rPr>
-        <w:t>，一定不可能溢出。</w:t>
-      </w:r>
-    </w:p>
-    <w:p>
-      <w:pPr>
-        <w:rPr>
-          <w:rFonts w:hint="eastAsia"/>
-        </w:rPr>
-      </w:pPr>
-      <w:r>
-        <w:rPr>
-          <w:rFonts w:hint="eastAsia"/>
-        </w:rPr>
-        <w:t>若</w:t>
-      </w:r>
-      <w:r>
-        <w:rPr>
-          <w:rFonts w:hint="eastAsia"/>
-        </w:rPr>
-        <w:t>a</w:t>
-      </w:r>
-      <w:r>
-        <w:rPr>
-          <w:rFonts w:hint="eastAsia"/>
-        </w:rPr>
-        <w:t>最高</w:t>
-      </w:r>
-      <w:r>
-        <w:rPr>
-          <w:rFonts w:hint="eastAsia"/>
-        </w:rPr>
-        <w:t>2</w:t>
-      </w:r>
-      <w:r>
-        <w:rPr>
-          <w:rFonts w:hint="eastAsia"/>
-        </w:rPr>
-        <w:t>位为</w:t>
-      </w:r>
-      <w:r>
-        <w:rPr>
-          <w:rFonts w:hint="eastAsia"/>
-        </w:rPr>
-        <w:t>0x11</w:t>
-      </w:r>
-      <w:r>
-        <w:rPr>
-          <w:rFonts w:hint="eastAsia"/>
-        </w:rPr>
-        <w:t>，则</w:t>
-      </w:r>
-      <w:r>
-        <w:rPr>
-          <w:rFonts w:hint="eastAsia"/>
-        </w:rPr>
-        <w:t>a &gt;= 0x1100*</w:t>
-      </w:r>
-      <w:r>
-        <w:rPr>
-          <w:rFonts w:hint="eastAsia"/>
-          <w:vertAlign w:val="subscript"/>
-        </w:rPr>
-        <w:t>(62</w:t>
-      </w:r>
-      <w:r>
-        <w:rPr>
-          <w:rFonts w:hint="eastAsia"/>
-          <w:vertAlign w:val="subscript"/>
-        </w:rPr>
-        <w:t>个</w:t>
-      </w:r>
-      <w:r>
-        <w:rPr>
-          <w:rFonts w:hint="eastAsia"/>
-          <w:vertAlign w:val="subscript"/>
-        </w:rPr>
-        <w:t xml:space="preserve">0) </w:t>
-      </w:r>
-      <w:r>
-        <w:rPr>
-          <w:rFonts w:hint="eastAsia"/>
-        </w:rPr>
-        <w:t>，</w:t>
-      </w:r>
-      <w:r>
-        <w:rPr>
-          <w:rFonts w:hint="eastAsia"/>
-        </w:rPr>
-        <w:t>b &gt;= 0x1100*</w:t>
-      </w:r>
-      <w:r>
-        <w:rPr>
-          <w:rFonts w:hint="eastAsia"/>
-          <w:vertAlign w:val="subscript"/>
-        </w:rPr>
-        <w:t>(62</w:t>
-      </w:r>
-      <w:r>
-        <w:rPr>
-          <w:rFonts w:hint="eastAsia"/>
-          <w:vertAlign w:val="subscript"/>
-        </w:rPr>
-        <w:t>个</w:t>
-      </w:r>
-      <w:r>
-        <w:rPr>
-          <w:rFonts w:hint="eastAsia"/>
-          <w:vertAlign w:val="subscript"/>
-        </w:rPr>
-        <w:t>0)</w:t>
-      </w:r>
-      <w:r>
-        <w:rPr>
-          <w:rFonts w:hint="eastAsia"/>
-        </w:rPr>
-        <w:t>，则</w:t>
-      </w:r>
-      <w:r>
-        <w:rPr>
-          <w:rFonts w:hint="eastAsia"/>
-        </w:rPr>
-        <w:t xml:space="preserve"> a+b &gt;= 0x100*</w:t>
-      </w:r>
-      <w:r>
-        <w:rPr>
-          <w:rFonts w:hint="eastAsia"/>
-          <w:vertAlign w:val="subscript"/>
-        </w:rPr>
-        <w:t>(63</w:t>
-      </w:r>
-      <w:r>
-        <w:rPr>
-          <w:rFonts w:hint="eastAsia"/>
-          <w:vertAlign w:val="subscript"/>
-        </w:rPr>
-        <w:t>个</w:t>
-      </w:r>
-      <w:r>
-        <w:rPr>
-          <w:rFonts w:hint="eastAsia"/>
-          <w:vertAlign w:val="subscript"/>
-        </w:rPr>
-        <w:t xml:space="preserve">0)  </w:t>
-      </w:r>
-      <w:r>
-        <w:rPr>
-          <w:rFonts w:hint="eastAsia"/>
-        </w:rPr>
-        <w:t>= INT64_MIN</w:t>
-      </w:r>
-      <w:r>
-        <w:rPr>
-          <w:rFonts w:hint="eastAsia"/>
-        </w:rPr>
-        <w:t>，则一定不可能溢出。</w:t>
-      </w:r>
-    </w:p>
-    <w:p>
-      <w:pPr>
-        <w:rPr>
-          <w:rFonts w:hint="eastAsia"/>
-        </w:rPr>
+        <w:ind w:left="0"/>
       </w:pPr>
     </w:p>
     <w:p>
-      <w:pPr>
-        <w:rPr>
-          <w:rFonts w:hint="eastAsia"/>
-        </w:rPr>
-      </w:pPr>
-      <w:r>
-        <w:rPr>
-          <w:rFonts w:hint="eastAsia"/>
-        </w:rPr>
-        <w:t>对于以下</w:t>
-      </w:r>
-      <w:r>
-        <w:rPr>
-          <w:rFonts w:hint="eastAsia"/>
-        </w:rPr>
-        <w:t>3</w:t>
-      </w:r>
-      <w:r>
-        <w:rPr>
-          <w:rFonts w:hint="eastAsia"/>
-        </w:rPr>
-        <w:t>个方案进行验证：</w:t>
+      <w:r>
+        <w:rPr>
+          <w:rFonts w:hint="eastAsia"/>
+        </w:rPr>
+        <w:t>补充：</w:t>
       </w:r>
     </w:p>
     <w:p>
-      <w:pPr>
-        <w:rPr>
-          <w:rFonts w:hint="eastAsia"/>
-        </w:rPr>
-      </w:pPr>
-      <w:r>
-        <w:rPr>
-          <w:rFonts w:hint="eastAsia"/>
-        </w:rPr>
-        <w:t>方案</w:t>
-      </w:r>
-      <w:r>
-        <w:rPr>
-          <w:rFonts w:hint="eastAsia"/>
-        </w:rPr>
-        <w:t>1</w:t>
-      </w:r>
-      <w:r>
-        <w:rPr>
-          <w:rFonts w:hint="eastAsia"/>
-        </w:rPr>
-        <w:t>：仅进行溢出判断</w:t>
+      <w:r>
+        <w:rPr>
+          <w:rFonts w:hint="eastAsia"/>
+        </w:rPr>
+        <w:lastRenderedPageBreak/>
+        <w:t>还原法不可行，即</w:t>
+      </w:r>
+      <w:r>
+        <w:rPr>
+          <w:rFonts w:hint="eastAsia"/>
+        </w:rPr>
+        <w:t>a + b = c</w:t>
+      </w:r>
+      <w:r>
+        <w:rPr>
+          <w:rFonts w:hint="eastAsia"/>
+        </w:rPr>
+        <w:t>，使用</w:t>
+      </w:r>
+      <w:r>
+        <w:rPr>
+          <w:rFonts w:hint="eastAsia"/>
+        </w:rPr>
+        <w:t xml:space="preserve"> a </w:t>
+      </w:r>
+      <w:r>
+        <w:rPr>
+          <w:rFonts w:hint="eastAsia"/>
+        </w:rPr>
+        <w:t>是否等于</w:t>
+      </w:r>
+      <w:r>
+        <w:rPr>
+          <w:rFonts w:hint="eastAsia"/>
+        </w:rPr>
+        <w:t xml:space="preserve"> c </w:t>
+      </w:r>
+      <w:r>
+        <w:t>–</w:t>
+      </w:r>
+      <w:r>
+        <w:rPr>
+          <w:rFonts w:hint="eastAsia"/>
+        </w:rPr>
+        <w:t xml:space="preserve"> b </w:t>
+      </w:r>
+      <w:r>
+        <w:rPr>
+          <w:rFonts w:hint="eastAsia"/>
+        </w:rPr>
+        <w:t>来判断是否溢出；可以证明</w:t>
+      </w:r>
+      <w:r>
+        <w:rPr>
+          <w:rFonts w:hint="eastAsia"/>
+        </w:rPr>
+        <w:t>对于</w:t>
+      </w:r>
+      <w:r>
+        <w:rPr>
+          <w:rFonts w:hint="eastAsia"/>
+        </w:rPr>
+        <w:t>a + b = c</w:t>
+      </w:r>
+      <w:r>
+        <w:rPr>
+          <w:rFonts w:hint="eastAsia"/>
+        </w:rPr>
+        <w:t>，不管是否溢出，表达式</w:t>
+      </w:r>
+      <w:r>
+        <w:rPr>
+          <w:rFonts w:hint="eastAsia"/>
+        </w:rPr>
+        <w:t xml:space="preserve"> a == c </w:t>
+      </w:r>
+      <w:r>
+        <w:t>–</w:t>
+      </w:r>
+      <w:r>
+        <w:rPr>
+          <w:rFonts w:hint="eastAsia"/>
+        </w:rPr>
+        <w:t xml:space="preserve"> b</w:t>
+      </w:r>
+      <w:r>
+        <w:rPr>
+          <w:rFonts w:hint="eastAsia"/>
+        </w:rPr>
+        <w:t>一定成立；</w:t>
+      </w:r>
+      <w:r>
+        <w:rPr>
+          <w:rFonts w:hint="eastAsia"/>
+        </w:rPr>
+        <w:t>这里不作证明，举一个反例：</w:t>
       </w:r>
     </w:p>
     <w:p>
+      <w:r>
+        <w:rPr>
+          <w:rFonts w:hint="eastAsia"/>
+        </w:rPr>
+        <w:t>对于</w:t>
+      </w:r>
+      <w:r>
+        <w:rPr>
+          <w:rFonts w:hint="eastAsia"/>
+        </w:rPr>
+        <w:t>4</w:t>
+      </w:r>
+      <w:r>
+        <w:rPr>
+          <w:rFonts w:hint="eastAsia"/>
+        </w:rPr>
+        <w:t>位的有符号整型</w:t>
+      </w:r>
+      <w:r>
+        <w:rPr>
+          <w:rFonts w:hint="eastAsia"/>
+        </w:rPr>
+        <w:t>a = 7</w:t>
+      </w:r>
+      <w:r>
+        <w:rPr>
+          <w:rFonts w:hint="eastAsia"/>
+        </w:rPr>
+        <w:t>，二进制为</w:t>
+      </w:r>
+      <w:r>
+        <w:rPr>
+          <w:rFonts w:hint="eastAsia"/>
+        </w:rPr>
+        <w:t>0111</w:t>
+      </w:r>
+      <w:r>
+        <w:rPr>
+          <w:rFonts w:hint="eastAsia"/>
+          <w:vertAlign w:val="subscript"/>
+        </w:rPr>
+        <w:t>(2)</w:t>
+      </w:r>
+      <w:r>
+        <w:rPr>
+          <w:rFonts w:hint="eastAsia"/>
+        </w:rPr>
+        <w:t>，</w:t>
+      </w:r>
+      <w:r>
+        <w:rPr>
+          <w:rFonts w:hint="eastAsia"/>
+        </w:rPr>
+        <w:t>b = 1</w:t>
+      </w:r>
+      <w:r>
+        <w:rPr>
+          <w:rFonts w:hint="eastAsia"/>
+        </w:rPr>
+        <w:t>，二进制为</w:t>
+      </w:r>
+      <w:r>
+        <w:rPr>
+          <w:rFonts w:hint="eastAsia"/>
+        </w:rPr>
+        <w:t>0001</w:t>
+      </w:r>
+      <w:r>
+        <w:rPr>
+          <w:rFonts w:hint="eastAsia"/>
+          <w:vertAlign w:val="subscript"/>
+        </w:rPr>
+        <w:t>(2)</w:t>
+      </w:r>
+      <w:r>
+        <w:rPr>
+          <w:rFonts w:hint="eastAsia"/>
+        </w:rPr>
+        <w:t>，</w:t>
+      </w:r>
+      <w:r>
+        <w:rPr>
+          <w:rFonts w:hint="eastAsia"/>
+        </w:rPr>
+        <w:t>a + b = c = -8</w:t>
+      </w:r>
+      <w:r>
+        <w:rPr>
+          <w:rFonts w:hint="eastAsia"/>
+        </w:rPr>
+        <w:t>，即</w:t>
+      </w:r>
+      <w:r>
+        <w:rPr>
+          <w:rFonts w:hint="eastAsia"/>
+        </w:rPr>
+        <w:t>1000</w:t>
+      </w:r>
+      <w:r>
+        <w:rPr>
+          <w:rFonts w:hint="eastAsia"/>
+          <w:vertAlign w:val="subscript"/>
+        </w:rPr>
+        <w:t>(2)</w:t>
+      </w:r>
+      <w:r>
+        <w:rPr>
+          <w:rFonts w:hint="eastAsia"/>
+        </w:rPr>
+        <w:t>，实际值应为</w:t>
+      </w:r>
+      <w:r>
+        <w:rPr>
+          <w:rFonts w:hint="eastAsia"/>
+        </w:rPr>
+        <w:t>8</w:t>
+      </w:r>
+      <w:r>
+        <w:rPr>
+          <w:rFonts w:hint="eastAsia"/>
+        </w:rPr>
+        <w:t>，因此溢出，而</w:t>
+      </w:r>
+      <w:r>
+        <w:rPr>
+          <w:rFonts w:hint="eastAsia"/>
+        </w:rPr>
+        <w:t xml:space="preserve">c </w:t>
+      </w:r>
+      <w:r>
+        <w:t>–</w:t>
+      </w:r>
+      <w:r>
+        <w:rPr>
+          <w:rFonts w:hint="eastAsia"/>
+        </w:rPr>
+        <w:t xml:space="preserve"> a = -8 </w:t>
+      </w:r>
+      <w:r>
+        <w:t>–</w:t>
+      </w:r>
+      <w:r>
+        <w:rPr>
+          <w:rFonts w:hint="eastAsia"/>
+        </w:rPr>
+        <w:t xml:space="preserve"> 1 = 1000</w:t>
+      </w:r>
+      <w:r>
+        <w:rPr>
+          <w:rFonts w:hint="eastAsia"/>
+          <w:vertAlign w:val="subscript"/>
+        </w:rPr>
+        <w:t xml:space="preserve">(2) </w:t>
+      </w:r>
+      <w:r>
+        <w:rPr>
+          <w:rFonts w:hint="eastAsia"/>
+        </w:rPr>
+        <w:t>- 0001</w:t>
+      </w:r>
+      <w:r>
+        <w:rPr>
+          <w:rFonts w:hint="eastAsia"/>
+          <w:vertAlign w:val="subscript"/>
+        </w:rPr>
+        <w:t>(2)</w:t>
+      </w:r>
+      <w:r>
+        <w:rPr>
+          <w:rFonts w:hint="eastAsia"/>
+        </w:rPr>
+        <w:t xml:space="preserve"> = 0111</w:t>
+      </w:r>
+      <w:r>
+        <w:rPr>
+          <w:rFonts w:hint="eastAsia"/>
+          <w:vertAlign w:val="subscript"/>
+        </w:rPr>
+        <w:t>(2)</w:t>
+      </w:r>
+      <w:r>
+        <w:rPr>
+          <w:rFonts w:hint="eastAsia"/>
+        </w:rPr>
+        <w:t xml:space="preserve"> = 7</w:t>
+      </w:r>
+      <w:r>
+        <w:rPr>
+          <w:rFonts w:hint="eastAsia"/>
+        </w:rPr>
+        <w:t>，可以还原回原值。</w:t>
+      </w:r>
+    </w:p>
+    <w:p/>
+    <w:p>
       <w:pPr>
-        <w:rPr>
-          <w:rFonts w:hint="eastAsia"/>
-        </w:rPr>
+        <w:pStyle w:val="ListParagraph"/>
+        <w:numPr>
+          <w:ilvl w:val="0"/>
+          <w:numId w:val="6"/>
+        </w:numPr>
+        <w:ind w:firstLineChars="0"/>
       </w:pPr>
       <w:r>
         <w:rPr>
           <w:rFonts w:hint="eastAsia"/>
         </w:rPr>
-        <w:t>方案</w:t>
-      </w:r>
-      <w:r>
-        <w:rPr>
-          <w:rFonts w:hint="eastAsia"/>
-        </w:rPr>
-        <w:t>2</w:t>
-      </w:r>
-      <w:r>
-        <w:rPr>
-          <w:rFonts w:hint="eastAsia"/>
-        </w:rPr>
-        <w:t>：进行阶段</w:t>
-      </w:r>
-      <w:r>
-        <w:rPr>
-          <w:rFonts w:hint="eastAsia"/>
-        </w:rPr>
-        <w:t>1</w:t>
-      </w:r>
-      <w:r>
-        <w:rPr>
-          <w:rFonts w:hint="eastAsia"/>
-        </w:rPr>
-        <w:t>的安全值判断，不成立再进行溢出判断</w:t>
+        <w:t>乘法</w:t>
       </w:r>
     </w:p>
     <w:p>
-      <w:pPr>
-        <w:rPr>
-          <w:rFonts w:hint="eastAsia"/>
-        </w:rPr>
-      </w:pPr>
-      <w:r>
-        <w:rPr>
-          <w:rFonts w:hint="eastAsia"/>
-        </w:rPr>
-        <w:t>方案</w:t>
-      </w:r>
-      <w:r>
-        <w:rPr>
-          <w:rFonts w:hint="eastAsia"/>
-        </w:rPr>
-        <w:t>3</w:t>
-      </w:r>
-      <w:r>
-        <w:rPr>
-          <w:rFonts w:hint="eastAsia"/>
-        </w:rPr>
-        <w:t>：进行阶段</w:t>
-      </w:r>
-      <w:r>
-        <w:rPr>
-          <w:rFonts w:hint="eastAsia"/>
-        </w:rPr>
-        <w:t>1</w:t>
-      </w:r>
-      <w:r>
-        <w:rPr>
-          <w:rFonts w:hint="eastAsia"/>
-        </w:rPr>
-        <w:t>的安全值判断，不成立进行阶段</w:t>
-      </w:r>
-      <w:r>
-        <w:rPr>
-          <w:rFonts w:hint="eastAsia"/>
-        </w:rPr>
-        <w:t>2</w:t>
-      </w:r>
-      <w:r>
-        <w:rPr>
-          <w:rFonts w:hint="eastAsia"/>
-        </w:rPr>
-        <w:t>安全值判断，不成立再进行溢出判断</w:t>
+      <w:r>
+        <w:rPr>
+          <w:rFonts w:hint="eastAsia"/>
+        </w:rPr>
+        <w:t>假设</w:t>
+      </w:r>
+      <w:r>
+        <w:rPr>
+          <w:rFonts w:hint="eastAsia"/>
+        </w:rPr>
+        <w:t>U(a)</w:t>
+      </w:r>
+      <w:r>
+        <w:rPr>
+          <w:rFonts w:hint="eastAsia"/>
+        </w:rPr>
+        <w:t>表示为</w:t>
+      </w:r>
+      <w:r>
+        <w:rPr>
+          <w:rFonts w:hint="eastAsia"/>
+        </w:rPr>
+        <w:t xml:space="preserve"> UINT64 = a &lt; 0 ? </w:t>
+      </w:r>
+      <w:r>
+        <w:t>–</w:t>
+      </w:r>
+      <w:r>
+        <w:rPr>
+          <w:rFonts w:hint="eastAsia"/>
+        </w:rPr>
+        <w:t>a : a</w:t>
+      </w:r>
+      <w:r>
+        <w:rPr>
+          <w:rFonts w:hint="eastAsia"/>
+        </w:rPr>
+        <w:t>。</w:t>
       </w:r>
     </w:p>
     <w:p>
-      <w:pPr>
-        <w:rPr>
-          <w:rFonts w:hint="eastAsia"/>
-        </w:rPr>
-      </w:pPr>
-      <w:r>
-        <w:rPr>
-          <w:rFonts w:hint="eastAsia"/>
-        </w:rPr>
-        <w:t>经验证，和方案</w:t>
-      </w:r>
-      <w:r>
-        <w:rPr>
-          <w:rFonts w:hint="eastAsia"/>
-        </w:rPr>
-        <w:t>1</w:t>
-      </w:r>
-      <w:r>
-        <w:rPr>
-          <w:rFonts w:hint="eastAsia"/>
-        </w:rPr>
-        <w:t>相比，方案</w:t>
-      </w:r>
-      <w:r>
-        <w:rPr>
-          <w:rFonts w:hint="eastAsia"/>
-        </w:rPr>
-        <w:t>2</w:t>
-      </w:r>
-      <w:r>
-        <w:rPr>
-          <w:rFonts w:hint="eastAsia"/>
-        </w:rPr>
-        <w:t>有明显的提升，而方案</w:t>
-      </w:r>
-      <w:r>
-        <w:rPr>
-          <w:rFonts w:hint="eastAsia"/>
-        </w:rPr>
-        <w:t>3</w:t>
-      </w:r>
-      <w:r>
-        <w:rPr>
-          <w:rFonts w:hint="eastAsia"/>
-        </w:rPr>
-        <w:t>没有，反而比方案</w:t>
-      </w:r>
-      <w:r>
-        <w:rPr>
-          <w:rFonts w:hint="eastAsia"/>
-        </w:rPr>
-        <w:t>1</w:t>
-      </w:r>
-      <w:r>
-        <w:rPr>
-          <w:rFonts w:hint="eastAsia"/>
-        </w:rPr>
-        <w:t>更慢</w:t>
+      <w:r>
+        <w:rPr>
+          <w:rFonts w:hint="eastAsia"/>
+        </w:rPr>
+        <w:t>溢出判断：</w:t>
       </w:r>
     </w:p>
     <w:p>
-      <w:pPr>
-        <w:rPr>
-          <w:rFonts w:hint="eastAsia"/>
-        </w:rPr>
-      </w:pPr>
+      <w:r>
+        <w:rPr>
+          <w:rFonts w:hint="eastAsia"/>
+        </w:rPr>
+        <w:t>进行以下表格中的溢出判断，若溢出则先将</w:t>
+      </w:r>
+      <w:r>
+        <w:rPr>
+          <w:rFonts w:hint="eastAsia"/>
+        </w:rPr>
+        <w:t>a</w:t>
+      </w:r>
+      <w:r>
+        <w:rPr>
+          <w:rFonts w:hint="eastAsia"/>
+        </w:rPr>
+        <w:t>、</w:t>
+      </w:r>
+      <w:r>
+        <w:rPr>
+          <w:rFonts w:hint="eastAsia"/>
+        </w:rPr>
+        <w:t>b</w:t>
+      </w:r>
+      <w:r>
+        <w:rPr>
+          <w:rFonts w:hint="eastAsia"/>
+        </w:rPr>
+        <w:t>提升为</w:t>
+      </w:r>
+      <w:r>
+        <w:rPr>
+          <w:rFonts w:hint="eastAsia"/>
+        </w:rPr>
+        <w:t>decimal</w:t>
+      </w:r>
+      <w:r>
+        <w:rPr>
+          <w:rFonts w:hint="eastAsia"/>
+        </w:rPr>
+        <w:t>再作运算</w:t>
+      </w:r>
+    </w:p>
+    <w:tbl>
+      <w:tblPr>
+        <w:tblStyle w:val="TableGrid"/>
+        <w:tblW w:w="0" w:type="auto"/>
+        <w:tblInd w:w="357" w:type="dxa"/>
+        <w:tblLook w:val="04A0"/>
+      </w:tblPr>
+      <w:tblGrid>
+        <w:gridCol w:w="4083"/>
+        <w:gridCol w:w="4082"/>
+      </w:tblGrid>
+      <w:tr>
+        <w:tc>
+          <w:tcPr>
+            <w:tcW w:w="4083" w:type="dxa"/>
+          </w:tcPr>
+          <w:p>
+            <w:pPr>
+              <w:ind w:left="0"/>
+            </w:pPr>
+            <w:r>
+              <w:rPr>
+                <w:rFonts w:hint="eastAsia"/>
+              </w:rPr>
+              <w:t>条件</w:t>
+            </w:r>
+          </w:p>
+        </w:tc>
+        <w:tc>
+          <w:tcPr>
+            <w:tcW w:w="4082" w:type="dxa"/>
+          </w:tcPr>
+          <w:p>
+            <w:pPr>
+              <w:ind w:left="0"/>
+            </w:pPr>
+            <w:r>
+              <w:rPr>
+                <w:rFonts w:hint="eastAsia"/>
+              </w:rPr>
+              <w:t>是否会溢出</w:t>
+            </w:r>
+          </w:p>
+        </w:tc>
+      </w:tr>
+      <w:tr>
+        <w:tc>
+          <w:tcPr>
+            <w:tcW w:w="4083" w:type="dxa"/>
+          </w:tcPr>
+          <w:p>
+            <w:pPr>
+              <w:ind w:left="0"/>
+            </w:pPr>
+            <w:r>
+              <w:t>a &gt; 0 &amp;&amp; b &gt; 0</w:t>
+            </w:r>
+            <w:r>
+              <w:rPr>
+                <w:rFonts w:hint="eastAsia"/>
+              </w:rPr>
+              <w:t xml:space="preserve"> &amp;&amp; a &gt; INT64_MAX / b</w:t>
+            </w:r>
+          </w:p>
+        </w:tc>
+        <w:tc>
+          <w:tcPr>
+            <w:tcW w:w="4082" w:type="dxa"/>
+          </w:tcPr>
+          <w:p>
+            <w:pPr>
+              <w:ind w:left="0"/>
+            </w:pPr>
+            <w:r>
+              <w:rPr>
+                <w:rFonts w:hint="eastAsia"/>
+              </w:rPr>
+              <w:t>TRUE</w:t>
+            </w:r>
+          </w:p>
+        </w:tc>
+      </w:tr>
+      <w:tr>
+        <w:tc>
+          <w:tcPr>
+            <w:tcW w:w="4083" w:type="dxa"/>
+          </w:tcPr>
+          <w:p>
+            <w:pPr>
+              <w:ind w:left="0"/>
+            </w:pPr>
+            <w:r>
+              <w:t>a &lt; 0 &amp;&amp; b &lt; 0 &amp;&amp; a &gt; INT64_M</w:t>
+            </w:r>
+            <w:r>
+              <w:rPr>
+                <w:rFonts w:hint="eastAsia"/>
+              </w:rPr>
+              <w:t>AX</w:t>
+            </w:r>
+            <w:r>
+              <w:t xml:space="preserve"> / b</w:t>
+            </w:r>
+          </w:p>
+        </w:tc>
+        <w:tc>
+          <w:tcPr>
+            <w:tcW w:w="4082" w:type="dxa"/>
+          </w:tcPr>
+          <w:p>
+            <w:pPr>
+              <w:ind w:left="0"/>
+            </w:pPr>
+            <w:r>
+              <w:rPr>
+                <w:rFonts w:hint="eastAsia"/>
+              </w:rPr>
+              <w:t>TRUE</w:t>
+            </w:r>
+          </w:p>
+        </w:tc>
+      </w:tr>
+      <w:tr>
+        <w:tc>
+          <w:tcPr>
+            <w:tcW w:w="4083" w:type="dxa"/>
+          </w:tcPr>
+          <w:p>
+            <w:pPr>
+              <w:ind w:left="0"/>
+            </w:pPr>
+            <w:r>
+              <w:t>a</w:t>
+            </w:r>
+            <w:r>
+              <w:rPr>
+                <w:rFonts w:hint="eastAsia"/>
+              </w:rPr>
+              <w:t xml:space="preserve"> &lt; 0 &amp;&amp; b &gt; 0 &amp;&amp; a &lt; INT64_MIN / b</w:t>
+            </w:r>
+          </w:p>
+        </w:tc>
+        <w:tc>
+          <w:tcPr>
+            <w:tcW w:w="4082" w:type="dxa"/>
+          </w:tcPr>
+          <w:p>
+            <w:pPr>
+              <w:ind w:left="0"/>
+            </w:pPr>
+            <w:r>
+              <w:rPr>
+                <w:rFonts w:hint="eastAsia"/>
+              </w:rPr>
+              <w:t>TRUE</w:t>
+            </w:r>
+          </w:p>
+        </w:tc>
+      </w:tr>
+      <w:tr>
+        <w:tc>
+          <w:tcPr>
+            <w:tcW w:w="4083" w:type="dxa"/>
+          </w:tcPr>
+          <w:p>
+            <w:pPr>
+              <w:ind w:left="0"/>
+            </w:pPr>
+            <w:r>
+              <w:rPr>
+                <w:rFonts w:hint="eastAsia"/>
+              </w:rPr>
+              <w:t>a &gt; 0 &amp;&amp; b &lt; 0 &amp;&amp; a &gt; INT64_MIN / b</w:t>
+            </w:r>
+          </w:p>
+        </w:tc>
+        <w:tc>
+          <w:tcPr>
+            <w:tcW w:w="4082" w:type="dxa"/>
+          </w:tcPr>
+          <w:p>
+            <w:pPr>
+              <w:ind w:left="0"/>
+            </w:pPr>
+            <w:r>
+              <w:rPr>
+                <w:rFonts w:hint="eastAsia"/>
+              </w:rPr>
+              <w:t>TRUE</w:t>
+            </w:r>
+          </w:p>
+        </w:tc>
+      </w:tr>
+      <w:tr>
+        <w:tc>
+          <w:tcPr>
+            <w:tcW w:w="4083" w:type="dxa"/>
+          </w:tcPr>
+          <w:p>
+            <w:pPr>
+              <w:ind w:left="0"/>
+            </w:pPr>
+            <w:r>
+              <w:rPr>
+                <w:rFonts w:hint="eastAsia"/>
+              </w:rPr>
+              <w:t>其他</w:t>
+            </w:r>
+          </w:p>
+        </w:tc>
+        <w:tc>
+          <w:tcPr>
+            <w:tcW w:w="4082" w:type="dxa"/>
+          </w:tcPr>
+          <w:p>
+            <w:pPr>
+              <w:ind w:left="0"/>
+            </w:pPr>
+            <w:r>
+              <w:rPr>
+                <w:rFonts w:hint="eastAsia"/>
+              </w:rPr>
+              <w:t>FALSE</w:t>
+            </w:r>
+          </w:p>
+        </w:tc>
+      </w:tr>
+    </w:tbl>
+    <w:p/>
+    <w:p>
+      <w:r>
+        <w:rPr>
+          <w:rFonts w:hint="eastAsia"/>
+        </w:rPr>
+        <w:t>安全值判断：</w:t>
+      </w:r>
     </w:p>
     <w:p>
-      <w:pPr>
-        <w:rPr>
-          <w:rFonts w:hint="eastAsia"/>
-        </w:rPr>
-      </w:pPr>
-      <w:r>
-        <w:rPr>
-          <w:rFonts w:hint="eastAsia"/>
-        </w:rPr>
-        <w:t>同理，减法的安全判断如下表：</w:t>
+      <w:r>
+        <w:rPr>
+          <w:rFonts w:hint="eastAsia"/>
+        </w:rPr>
+        <w:t>为了提高效率，在溢出判断之前，尝试安全值判断，如下表</w:t>
+      </w:r>
+      <w:r>
+        <w:rPr>
+          <w:rFonts w:hint="eastAsia"/>
+        </w:rPr>
+        <w:t>为</w:t>
+      </w:r>
+      <w:r>
+        <w:rPr>
+          <w:rFonts w:hint="eastAsia"/>
+        </w:rPr>
+        <w:t>安全判断：</w:t>
       </w:r>
     </w:p>
     <w:tbl>
@@ -2560,15 +3079,11 @@
           <w:p>
             <w:pPr>
               <w:ind w:left="0"/>
-              <w:rPr>
-                <w:rFonts w:hint="eastAsia"/>
-              </w:rPr>
-            </w:pPr>
-            <w:r>
-              <w:rPr>
-                <w:rFonts w:hint="eastAsia"/>
-              </w:rPr>
-              <w:lastRenderedPageBreak/>
+            </w:pPr>
+            <w:r>
+              <w:rPr>
+                <w:rFonts w:hint="eastAsia"/>
+              </w:rPr>
               <w:t>阶段</w:t>
             </w:r>
           </w:p>
@@ -2580,9 +3095,6 @@
           <w:p>
             <w:pPr>
               <w:ind w:left="0"/>
-              <w:rPr>
-                <w:rFonts w:hint="eastAsia"/>
-              </w:rPr>
             </w:pPr>
             <w:r>
               <w:rPr>
@@ -2590,6 +3102,18 @@
               </w:rPr>
               <w:t>判断</w:t>
             </w:r>
+            <w:r>
+              <w:rPr>
+                <w:rFonts w:hint="eastAsia"/>
+              </w:rPr>
+              <w:t>，假设</w:t>
+            </w:r>
+            <w:r>
+              <w:rPr>
+                <w:rFonts w:hint="eastAsia"/>
+              </w:rPr>
+              <w:t>U(a) &gt;= U(b)</w:t>
+            </w:r>
           </w:p>
         </w:tc>
         <w:tc>
@@ -2599,9 +3123,6 @@
           <w:p>
             <w:pPr>
               <w:ind w:left="0"/>
-              <w:rPr>
-                <w:rFonts w:hint="eastAsia"/>
-              </w:rPr>
             </w:pPr>
             <w:r>
               <w:rPr>
@@ -2620,9 +3141,6 @@
           <w:p>
             <w:pPr>
               <w:ind w:left="0"/>
-              <w:rPr>
-                <w:rFonts w:hint="eastAsia"/>
-              </w:rPr>
             </w:pPr>
             <w:r>
               <w:rPr>
@@ -2645,57 +3163,24 @@
           <w:p>
             <w:pPr>
               <w:ind w:left="0"/>
-              <w:rPr>
-                <w:rFonts w:hint="eastAsia"/>
-              </w:rPr>
-            </w:pPr>
-            <w:r>
-              <w:rPr>
-                <w:rFonts w:hint="eastAsia"/>
-              </w:rPr>
-              <w:t>a</w:t>
-            </w:r>
-            <w:r>
-              <w:rPr>
-                <w:rFonts w:hint="eastAsia"/>
-              </w:rPr>
-              <w:t>、</w:t>
-            </w:r>
-            <w:r>
-              <w:rPr>
-                <w:rFonts w:hint="eastAsia"/>
-              </w:rPr>
-              <w:t>b</w:t>
-            </w:r>
-            <w:r>
-              <w:rPr>
-                <w:rFonts w:hint="eastAsia"/>
-              </w:rPr>
-              <w:t>相同符号</w:t>
-            </w:r>
-            <w:r>
-              <w:rPr>
-                <w:rFonts w:hint="eastAsia"/>
-              </w:rPr>
-              <w:t>，即</w:t>
-            </w:r>
-            <w:r>
-              <w:rPr>
-                <w:rFonts w:hint="eastAsia"/>
-              </w:rPr>
-              <w:t xml:space="preserve">a XOR b </w:t>
-            </w:r>
-            <w:r>
-              <w:rPr>
-                <w:rFonts w:hint="eastAsia"/>
-              </w:rPr>
-              <w:t>&gt;=</w:t>
-            </w:r>
-            <w:r>
-              <w:rPr>
-                <w:rFonts w:hint="eastAsia"/>
-              </w:rPr>
-              <w:t xml:space="preserve"> 0</w:t>
+            </w:pPr>
+            <w:r>
+              <w:rPr>
+                <w:rFonts w:hint="eastAsia"/>
+              </w:rPr>
+              <w:t>U(a) &lt; 2^31</w:t>
+            </w:r>
+            <w:r>
+              <w:rPr>
+                <w:rFonts w:hint="eastAsia"/>
+              </w:rPr>
+              <w:t xml:space="preserve"> &amp;&amp; U(b) </w:t>
+            </w:r>
+            <w:r>
+              <w:rPr>
+                <w:rFonts w:hint="eastAsia"/>
+              </w:rPr>
+              <w:t>&lt; 2^31</w:t>
             </w:r>
           </w:p>
         </w:tc>
@@ -2706,9 +3191,219 @@
           <w:p>
             <w:pPr>
               <w:ind w:left="0"/>
-              <w:rPr>
-                <w:rFonts w:hint="eastAsia"/>
-              </w:rPr>
+            </w:pPr>
+            <w:r>
+              <w:rPr>
+                <w:rFonts w:hint="eastAsia"/>
+              </w:rPr>
+              <w:t>安全</w:t>
+            </w:r>
+          </w:p>
+        </w:tc>
+      </w:tr>
+      <w:tr>
+        <w:tc>
+          <w:tcPr>
+            <w:tcW w:w="1736" w:type="dxa"/>
+          </w:tcPr>
+          <w:p>
+            <w:pPr>
+              <w:ind w:left="0"/>
+              <w:rPr>
+                <w:rFonts w:hint="eastAsia"/>
+              </w:rPr>
+            </w:pPr>
+            <w:r>
+              <w:rPr>
+                <w:rFonts w:hint="eastAsia"/>
+              </w:rPr>
+              <w:t>阶段</w:t>
+            </w:r>
+            <w:r>
+              <w:rPr>
+                <w:rFonts w:hint="eastAsia"/>
+              </w:rPr>
+              <w:t>2</w:t>
+            </w:r>
+          </w:p>
+        </w:tc>
+        <w:tc>
+          <w:tcPr>
+            <w:tcW w:w="3709" w:type="dxa"/>
+          </w:tcPr>
+          <w:p>
+            <w:pPr>
+              <w:ind w:left="0"/>
+            </w:pPr>
+            <w:r>
+              <w:rPr>
+                <w:rFonts w:hint="eastAsia"/>
+              </w:rPr>
+              <w:t>U(a) &lt; 2^39 &amp;&amp; U(b) &lt; 2^23</w:t>
+            </w:r>
+          </w:p>
+        </w:tc>
+        <w:tc>
+          <w:tcPr>
+            <w:tcW w:w="2720" w:type="dxa"/>
+          </w:tcPr>
+          <w:p>
+            <w:pPr>
+              <w:ind w:left="0"/>
+            </w:pPr>
+            <w:r>
+              <w:rPr>
+                <w:rFonts w:hint="eastAsia"/>
+              </w:rPr>
+              <w:t>安全</w:t>
+            </w:r>
+          </w:p>
+        </w:tc>
+      </w:tr>
+      <w:tr>
+        <w:tc>
+          <w:tcPr>
+            <w:tcW w:w="1736" w:type="dxa"/>
+          </w:tcPr>
+          <w:p>
+            <w:pPr>
+              <w:ind w:left="0"/>
+              <w:rPr>
+                <w:rFonts w:hint="eastAsia"/>
+              </w:rPr>
+            </w:pPr>
+            <w:r>
+              <w:rPr>
+                <w:rFonts w:hint="eastAsia"/>
+              </w:rPr>
+              <w:t>阶段</w:t>
+            </w:r>
+            <w:r>
+              <w:rPr>
+                <w:rFonts w:hint="eastAsia"/>
+              </w:rPr>
+              <w:t>3</w:t>
+            </w:r>
+          </w:p>
+        </w:tc>
+        <w:tc>
+          <w:tcPr>
+            <w:tcW w:w="3709" w:type="dxa"/>
+          </w:tcPr>
+          <w:p>
+            <w:pPr>
+              <w:ind w:left="0"/>
+            </w:pPr>
+            <w:r>
+              <w:rPr>
+                <w:rFonts w:hint="eastAsia"/>
+              </w:rPr>
+              <w:t>U(a) &lt;</w:t>
+            </w:r>
+            <w:r>
+              <w:rPr>
+                <w:rFonts w:hint="eastAsia"/>
+              </w:rPr>
+              <w:t xml:space="preserve"> 2^47</w:t>
+            </w:r>
+            <w:r>
+              <w:rPr>
+                <w:rFonts w:hint="eastAsia"/>
+              </w:rPr>
+              <w:t xml:space="preserve"> &amp;&amp; U(b) &lt; 2^</w:t>
+            </w:r>
+            <w:r>
+              <w:rPr>
+                <w:rFonts w:hint="eastAsia"/>
+              </w:rPr>
+              <w:t>15</w:t>
+            </w:r>
+          </w:p>
+        </w:tc>
+        <w:tc>
+          <w:tcPr>
+            <w:tcW w:w="2720" w:type="dxa"/>
+          </w:tcPr>
+          <w:p>
+            <w:pPr>
+              <w:ind w:left="0"/>
+            </w:pPr>
+            <w:r>
+              <w:rPr>
+                <w:rFonts w:hint="eastAsia"/>
+              </w:rPr>
+              <w:t>安全</w:t>
+            </w:r>
+          </w:p>
+        </w:tc>
+      </w:tr>
+      <w:tr>
+        <w:tc>
+          <w:tcPr>
+            <w:tcW w:w="1736" w:type="dxa"/>
+          </w:tcPr>
+          <w:p>
+            <w:pPr>
+              <w:ind w:left="0"/>
+              <w:rPr>
+                <w:rFonts w:hint="eastAsia"/>
+              </w:rPr>
+            </w:pPr>
+            <w:r>
+              <w:rPr>
+                <w:rFonts w:hint="eastAsia"/>
+              </w:rPr>
+              <w:t>阶段</w:t>
+            </w:r>
+            <w:r>
+              <w:rPr>
+                <w:rFonts w:hint="eastAsia"/>
+              </w:rPr>
+              <w:t>4</w:t>
+            </w:r>
+          </w:p>
+        </w:tc>
+        <w:tc>
+          <w:tcPr>
+            <w:tcW w:w="3709" w:type="dxa"/>
+          </w:tcPr>
+          <w:p>
+            <w:pPr>
+              <w:ind w:left="0"/>
+            </w:pPr>
+            <w:r>
+              <w:rPr>
+                <w:rFonts w:hint="eastAsia"/>
+              </w:rPr>
+              <w:t>U(a) &lt;</w:t>
+            </w:r>
+            <w:r>
+              <w:rPr>
+                <w:rFonts w:hint="eastAsia"/>
+              </w:rPr>
+              <w:t xml:space="preserve"> 2^55</w:t>
+            </w:r>
+            <w:r>
+              <w:rPr>
+                <w:rFonts w:hint="eastAsia"/>
+              </w:rPr>
+              <w:t xml:space="preserve"> &amp;&amp; U(b) &lt; 2^</w:t>
+            </w:r>
+            <w:r>
+              <w:rPr>
+                <w:rFonts w:hint="eastAsia"/>
+              </w:rPr>
+              <w:t>7</w:t>
+            </w:r>
+          </w:p>
+        </w:tc>
+        <w:tc>
+          <w:tcPr>
+            <w:tcW w:w="2720" w:type="dxa"/>
+          </w:tcPr>
+          <w:p>
+            <w:pPr>
+              <w:ind w:left="0"/>
             </w:pPr>
             <w:r>
               <w:rPr>
@@ -2721,16 +3416,31 @@
       </w:tr>
     </w:tbl>
     <w:p>
-      <w:pPr>
-        <w:rPr>
-          <w:rFonts w:hint="eastAsia"/>
-        </w:rPr>
-      </w:pPr>
-      <w:r>
-        <w:rPr>
-          <w:rFonts w:hint="eastAsia"/>
-        </w:rPr>
-        <w:t>经过加法的验证，同样对于减法，建议仅进行阶段</w:t>
+      <w:r>
+        <w:rPr>
+          <w:rFonts w:hint="eastAsia"/>
+        </w:rPr>
+        <w:t>对于以下</w:t>
+      </w:r>
+      <w:r>
+        <w:rPr>
+          <w:rFonts w:hint="eastAsia"/>
+        </w:rPr>
+        <w:t>2</w:t>
+      </w:r>
+      <w:r>
+        <w:rPr>
+          <w:rFonts w:hint="eastAsia"/>
+        </w:rPr>
+        <w:t>个方案进行验证：</w:t>
+      </w:r>
+    </w:p>
+    <w:p>
+      <w:r>
+        <w:rPr>
+          <w:rFonts w:hint="eastAsia"/>
+        </w:rPr>
+        <w:t>方案</w:t>
       </w:r>
       <w:r>
         <w:rPr>
@@ -2742,7 +3452,33 @@
         <w:rPr>
           <w:rFonts w:hint="eastAsia"/>
         </w:rPr>
-        <w:t>的安全值判断。</w:t>
+        <w:t>：仅进行溢出判断</w:t>
+      </w:r>
+    </w:p>
+    <w:p>
+      <w:r>
+        <w:rPr>
+          <w:rFonts w:hint="eastAsia"/>
+        </w:rPr>
+        <w:t>方案</w:t>
+      </w:r>
+      <w:r>
+        <w:rPr>
+          <w:rFonts w:hint="eastAsia"/>
+        </w:rPr>
+        <w:t>2</w:t>
+      </w:r>
+      <w:r>
+        <w:rPr>
+          <w:rFonts w:hint="eastAsia"/>
+        </w:rPr>
+        <w:t>：</w:t>
+      </w:r>
+      <w:r>
+        <w:rPr>
+          <w:rFonts w:hint="eastAsia"/>
+        </w:rPr>
+        <w:t>逐个进行安全值的各个阶段判断，都不成立再进行溢出判断</w:t>
       </w:r>
     </w:p>
     <w:p>
@@ -2751,320 +3487,67 @@
           <w:rFonts w:hint="eastAsia"/>
         </w:rPr>
       </w:pPr>
+      <w:r>
+        <w:rPr>
+          <w:rFonts w:hint="eastAsia"/>
+        </w:rPr>
+        <w:t>经验证，</w:t>
+      </w:r>
+      <w:r>
+        <w:rPr>
+          <w:rFonts w:hint="eastAsia"/>
+        </w:rPr>
+        <w:t>安全值判断</w:t>
+      </w:r>
+      <w:r>
+        <w:rPr>
+          <w:rFonts w:hint="eastAsia"/>
+        </w:rPr>
+        <w:t>4</w:t>
+      </w:r>
+      <w:r>
+        <w:rPr>
+          <w:rFonts w:hint="eastAsia"/>
+        </w:rPr>
+        <w:t>个阶段计算效率比溢出判断更好，当大部分数值属于安全值范围时，方案</w:t>
+      </w:r>
+      <w:r>
+        <w:rPr>
+          <w:rFonts w:hint="eastAsia"/>
+        </w:rPr>
+        <w:t>2</w:t>
+      </w:r>
+      <w:r>
+        <w:rPr>
+          <w:rFonts w:hint="eastAsia"/>
+        </w:rPr>
+        <w:t>较好。由于实际场景中绝大多数运算不会溢出，很大部分能够满足上述安全值判断，因此</w:t>
+      </w:r>
+      <w:r>
+        <w:rPr>
+          <w:rFonts w:hint="eastAsia"/>
+        </w:rPr>
+        <w:t>方案</w:t>
+      </w:r>
+      <w:r>
+        <w:rPr>
+          <w:rFonts w:hint="eastAsia"/>
+        </w:rPr>
+        <w:t>2</w:t>
+      </w:r>
+      <w:r>
+        <w:rPr>
+          <w:rFonts w:hint="eastAsia"/>
+        </w:rPr>
+        <w:t>较好。</w:t>
+      </w:r>
     </w:p>
     <w:p>
-      <w:pPr>
-        <w:rPr>
-          <w:rFonts w:hint="eastAsia"/>
-        </w:rPr>
-      </w:pPr>
-      <w:r>
-        <w:rPr>
-          <w:rFonts w:hint="eastAsia"/>
-        </w:rPr>
-        <w:t>补充：</w:t>
-      </w:r>
-    </w:p>
-    <w:p>
-      <w:pPr>
-        <w:rPr>
-          <w:rFonts w:hint="eastAsia"/>
-        </w:rPr>
-      </w:pPr>
-      <w:r>
-        <w:rPr>
-          <w:rFonts w:hint="eastAsia"/>
-        </w:rPr>
-        <w:t>还原法不可行，即</w:t>
-      </w:r>
-      <w:r>
-        <w:rPr>
-          <w:rFonts w:hint="eastAsia"/>
-        </w:rPr>
-        <w:t>a + b = c</w:t>
-      </w:r>
-      <w:r>
-        <w:rPr>
-          <w:rFonts w:hint="eastAsia"/>
-        </w:rPr>
-        <w:t>，使用</w:t>
-      </w:r>
-      <w:r>
-        <w:rPr>
-          <w:rFonts w:hint="eastAsia"/>
-        </w:rPr>
-        <w:t xml:space="preserve"> a </w:t>
-      </w:r>
-      <w:r>
-        <w:rPr>
-          <w:rFonts w:hint="eastAsia"/>
-        </w:rPr>
-        <w:t>是否等于</w:t>
-      </w:r>
-      <w:r>
-        <w:rPr>
-          <w:rFonts w:hint="eastAsia"/>
-        </w:rPr>
-        <w:t xml:space="preserve"> c </w:t>
-      </w:r>
-      <w:r>
-        <w:t>–</w:t>
-      </w:r>
-      <w:r>
-        <w:rPr>
-          <w:rFonts w:hint="eastAsia"/>
-        </w:rPr>
-        <w:t xml:space="preserve"> b </w:t>
-      </w:r>
-      <w:r>
-        <w:rPr>
-          <w:rFonts w:hint="eastAsia"/>
-        </w:rPr>
-        <w:t>来判断是否溢出；可以证明</w:t>
-      </w:r>
-      <w:r>
-        <w:rPr>
-          <w:rFonts w:hint="eastAsia"/>
-        </w:rPr>
-        <w:t>对于</w:t>
-      </w:r>
-      <w:r>
-        <w:rPr>
-          <w:rFonts w:hint="eastAsia"/>
-        </w:rPr>
-        <w:t>a + b = c</w:t>
-      </w:r>
-      <w:r>
-        <w:rPr>
-          <w:rFonts w:hint="eastAsia"/>
-        </w:rPr>
-        <w:t>，不管是否溢出，表达式</w:t>
-      </w:r>
-      <w:r>
-        <w:rPr>
-          <w:rFonts w:hint="eastAsia"/>
-        </w:rPr>
-        <w:t xml:space="preserve"> a == c </w:t>
-      </w:r>
-      <w:r>
-        <w:t>–</w:t>
-      </w:r>
-      <w:r>
-        <w:rPr>
-          <w:rFonts w:hint="eastAsia"/>
-        </w:rPr>
-        <w:t xml:space="preserve"> b</w:t>
-      </w:r>
-      <w:r>
-        <w:rPr>
-          <w:rFonts w:hint="eastAsia"/>
-        </w:rPr>
-        <w:t>一定成立；</w:t>
-      </w:r>
-      <w:r>
-        <w:rPr>
-          <w:rFonts w:hint="eastAsia"/>
-        </w:rPr>
-        <w:t>这里不作证明，举一个反例：</w:t>
-      </w:r>
-    </w:p>
-    <w:p>
-      <w:pPr>
-        <w:rPr>
-          <w:rFonts w:hint="eastAsia"/>
-        </w:rPr>
-      </w:pPr>
-      <w:r>
-        <w:rPr>
-          <w:rFonts w:hint="eastAsia"/>
-        </w:rPr>
-        <w:t>对于</w:t>
-      </w:r>
-      <w:r>
-        <w:rPr>
-          <w:rFonts w:hint="eastAsia"/>
-        </w:rPr>
-        <w:t>4</w:t>
-      </w:r>
-      <w:r>
-        <w:rPr>
-          <w:rFonts w:hint="eastAsia"/>
-        </w:rPr>
-        <w:t>位的有符号整型</w:t>
-      </w:r>
-      <w:r>
-        <w:rPr>
-          <w:rFonts w:hint="eastAsia"/>
-        </w:rPr>
-        <w:t>a = 7</w:t>
-      </w:r>
-      <w:r>
-        <w:rPr>
-          <w:rFonts w:hint="eastAsia"/>
-        </w:rPr>
-        <w:t>，二进制为</w:t>
-      </w:r>
-      <w:r>
-        <w:rPr>
-          <w:rFonts w:hint="eastAsia"/>
-        </w:rPr>
-        <w:t>0111</w:t>
-      </w:r>
-      <w:r>
-        <w:rPr>
-          <w:rFonts w:hint="eastAsia"/>
-          <w:vertAlign w:val="subscript"/>
-        </w:rPr>
-        <w:t>(2)</w:t>
-      </w:r>
-      <w:r>
-        <w:rPr>
-          <w:rFonts w:hint="eastAsia"/>
-        </w:rPr>
-        <w:t>，</w:t>
-      </w:r>
-      <w:r>
-        <w:rPr>
-          <w:rFonts w:hint="eastAsia"/>
-        </w:rPr>
-        <w:t>b = 1</w:t>
-      </w:r>
-      <w:r>
-        <w:rPr>
-          <w:rFonts w:hint="eastAsia"/>
-        </w:rPr>
-        <w:t>，二进制为</w:t>
-      </w:r>
-      <w:r>
-        <w:rPr>
-          <w:rFonts w:hint="eastAsia"/>
-        </w:rPr>
-        <w:t>0001</w:t>
-      </w:r>
-      <w:r>
-        <w:rPr>
-          <w:rFonts w:hint="eastAsia"/>
-          <w:vertAlign w:val="subscript"/>
-        </w:rPr>
-        <w:t>(2)</w:t>
-      </w:r>
-      <w:r>
-        <w:rPr>
-          <w:rFonts w:hint="eastAsia"/>
-        </w:rPr>
-        <w:t>，</w:t>
-      </w:r>
-      <w:r>
-        <w:rPr>
-          <w:rFonts w:hint="eastAsia"/>
-        </w:rPr>
-        <w:t>a + b = c = -8</w:t>
-      </w:r>
-      <w:r>
-        <w:rPr>
-          <w:rFonts w:hint="eastAsia"/>
-        </w:rPr>
-        <w:t>，即</w:t>
-      </w:r>
-      <w:r>
-        <w:rPr>
-          <w:rFonts w:hint="eastAsia"/>
-        </w:rPr>
-        <w:t>1000</w:t>
-      </w:r>
-      <w:r>
-        <w:rPr>
-          <w:rFonts w:hint="eastAsia"/>
-          <w:vertAlign w:val="subscript"/>
-        </w:rPr>
-        <w:t>(2)</w:t>
-      </w:r>
-      <w:r>
-        <w:rPr>
-          <w:rFonts w:hint="eastAsia"/>
-        </w:rPr>
-        <w:t>，实际值应为</w:t>
-      </w:r>
-      <w:r>
-        <w:rPr>
-          <w:rFonts w:hint="eastAsia"/>
-        </w:rPr>
-        <w:t>8</w:t>
-      </w:r>
-      <w:r>
-        <w:rPr>
-          <w:rFonts w:hint="eastAsia"/>
-        </w:rPr>
-        <w:t>，因此溢出，而</w:t>
-      </w:r>
-      <w:r>
-        <w:rPr>
-          <w:rFonts w:hint="eastAsia"/>
-        </w:rPr>
-        <w:t xml:space="preserve">c </w:t>
-      </w:r>
-      <w:r>
-        <w:t>–</w:t>
-      </w:r>
-      <w:r>
-        <w:rPr>
-          <w:rFonts w:hint="eastAsia"/>
-        </w:rPr>
-        <w:t xml:space="preserve"> a = -8 </w:t>
-      </w:r>
-      <w:r>
-        <w:t>–</w:t>
-      </w:r>
-      <w:r>
-        <w:rPr>
-          <w:rFonts w:hint="eastAsia"/>
-        </w:rPr>
-        <w:t xml:space="preserve"> 1 = 1000</w:t>
-      </w:r>
-      <w:r>
-        <w:rPr>
-          <w:rFonts w:hint="eastAsia"/>
-          <w:vertAlign w:val="subscript"/>
-        </w:rPr>
-        <w:t xml:space="preserve">(2) </w:t>
-      </w:r>
-      <w:r>
-        <w:rPr>
-          <w:rFonts w:hint="eastAsia"/>
-        </w:rPr>
-        <w:t>- 0001</w:t>
-      </w:r>
-      <w:r>
-        <w:rPr>
-          <w:rFonts w:hint="eastAsia"/>
-          <w:vertAlign w:val="subscript"/>
-        </w:rPr>
-        <w:t>(2)</w:t>
-      </w:r>
-      <w:r>
-        <w:rPr>
-          <w:rFonts w:hint="eastAsia"/>
-        </w:rPr>
-        <w:t xml:space="preserve"> = 0111</w:t>
-      </w:r>
-      <w:r>
-        <w:rPr>
-          <w:rFonts w:hint="eastAsia"/>
-          <w:vertAlign w:val="subscript"/>
-        </w:rPr>
-        <w:t>(2)</w:t>
-      </w:r>
-      <w:r>
-        <w:rPr>
-          <w:rFonts w:hint="eastAsia"/>
-        </w:rPr>
-        <w:t xml:space="preserve"> = 7</w:t>
-      </w:r>
-      <w:r>
-        <w:rPr>
-          <w:rFonts w:hint="eastAsia"/>
-        </w:rPr>
-        <w:t>，可以还原回原值。</w:t>
+      <w:r>
+        <w:rPr>
+          <w:rFonts w:hint="eastAsia"/>
+        </w:rPr>
+        <w:t>详细验证结果见附录。</w:t>
       </w:r>
     </w:p>
     <w:p/>
@@ -3076,74 +3559,115 @@
           <w:numId w:val="6"/>
         </w:numPr>
         <w:ind w:firstLineChars="0"/>
-        <w:rPr>
-          <w:rFonts w:hint="eastAsia"/>
-        </w:rPr>
       </w:pPr>
       <w:r>
         <w:rPr>
           <w:rFonts w:hint="eastAsia"/>
         </w:rPr>
-        <w:t>乘法</w:t>
+        <w:t>除法</w:t>
+      </w:r>
+    </w:p>
+    <w:p>
+      <w:r>
+        <w:rPr>
+          <w:rFonts w:hint="eastAsia"/>
+        </w:rPr>
+        <w:t>不考虑</w:t>
       </w:r>
     </w:p>
     <w:p>
       <w:pPr>
-        <w:rPr>
-          <w:rFonts w:hint="eastAsia"/>
-        </w:rPr>
+        <w:ind w:left="0"/>
       </w:pPr>
-      <w:r>
-        <w:rPr>
-          <w:rFonts w:hint="eastAsia"/>
-        </w:rPr>
-        <w:t>假设</w:t>
-      </w:r>
-      <w:r>
-        <w:rPr>
-          <w:rFonts w:hint="eastAsia"/>
-        </w:rPr>
-        <w:t>U(a)</w:t>
-      </w:r>
-      <w:r>
-        <w:rPr>
-          <w:rFonts w:hint="eastAsia"/>
-        </w:rPr>
-        <w:t>表示为</w:t>
-      </w:r>
-      <w:r>
-        <w:rPr>
-          <w:rFonts w:hint="eastAsia"/>
-        </w:rPr>
-        <w:t xml:space="preserve"> UINT64 = a &lt; 0 ? </w:t>
-      </w:r>
-      <w:r>
-        <w:t>–</w:t>
-      </w:r>
-      <w:r>
-        <w:rPr>
-          <w:rFonts w:hint="eastAsia"/>
-        </w:rPr>
-        <w:t>a : a</w:t>
-      </w:r>
-      <w:r>
-        <w:rPr>
-          <w:rFonts w:hint="eastAsia"/>
-        </w:rPr>
-        <w:t>。</w:t>
-      </w:r>
     </w:p>
     <w:p>
       <w:pPr>
         <w:rPr>
-          <w:rFonts w:hint="eastAsia"/>
+          <w:b/>
         </w:rPr>
       </w:pPr>
       <w:r>
         <w:rPr>
           <w:rFonts w:hint="eastAsia"/>
-        </w:rPr>
-        <w:t>溢出判断：</w:t>
+          <w:b/>
+        </w:rPr>
+        <w:t>类型</w:t>
+      </w:r>
+      <w:r>
+        <w:rPr>
+          <w:rFonts w:hint="eastAsia"/>
+          <w:b/>
+        </w:rPr>
+        <w:t>t</w:t>
+      </w:r>
+      <w:r>
+        <w:rPr>
+          <w:rFonts w:hint="eastAsia"/>
+          <w:b/>
+        </w:rPr>
+        <w:t>为</w:t>
+      </w:r>
+      <w:r>
+        <w:rPr>
+          <w:rFonts w:hint="eastAsia"/>
+          <w:b/>
+        </w:rPr>
+        <w:t>double</w:t>
+      </w:r>
+      <w:r>
+        <w:rPr>
+          <w:rFonts w:hint="eastAsia"/>
+          <w:b/>
+        </w:rPr>
+        <w:t>或</w:t>
+      </w:r>
+      <w:r>
+        <w:rPr>
+          <w:rFonts w:hint="eastAsia"/>
+          <w:b/>
+        </w:rPr>
+        <w:t>decimal</w:t>
+      </w:r>
+      <w:r>
+        <w:rPr>
+          <w:rFonts w:hint="eastAsia"/>
+          <w:b/>
+        </w:rPr>
+        <w:t>：</w:t>
+      </w:r>
+    </w:p>
+    <w:p>
+      <w:r>
+        <w:rPr>
+          <w:rFonts w:hint="eastAsia"/>
+        </w:rPr>
+        <w:t>不考虑</w:t>
+      </w:r>
+    </w:p>
+    <w:p/>
+    <w:p>
+      <w:pPr>
+        <w:rPr>
+          <w:rFonts w:hint="eastAsia"/>
+        </w:rPr>
+      </w:pPr>
+      <w:r>
+        <w:rPr>
+          <w:rFonts w:hint="eastAsia"/>
+        </w:rPr>
+        <w:t>附</w:t>
+      </w:r>
+      <w:r>
+        <w:rPr>
+          <w:rFonts w:hint="eastAsia"/>
+        </w:rPr>
+        <w:t>1</w:t>
+      </w:r>
+      <w:r>
+        <w:rPr>
+          <w:rFonts w:hint="eastAsia"/>
+        </w:rPr>
+        <w:t>：</w:t>
       </w:r>
     </w:p>
     <w:p>
@@ -3156,43 +3680,7 @@
         <w:rPr>
           <w:rFonts w:hint="eastAsia"/>
         </w:rPr>
-        <w:t>进行以下表格中的溢出判断，若溢出则先将</w:t>
-      </w:r>
-      <w:r>
-        <w:rPr>
-          <w:rFonts w:hint="eastAsia"/>
-        </w:rPr>
-        <w:t>a</w:t>
-      </w:r>
-      <w:r>
-        <w:rPr>
-          <w:rFonts w:hint="eastAsia"/>
-        </w:rPr>
-        <w:t>、</w:t>
-      </w:r>
-      <w:r>
-        <w:rPr>
-          <w:rFonts w:hint="eastAsia"/>
-        </w:rPr>
-        <w:t>b</w:t>
-      </w:r>
-      <w:r>
-        <w:rPr>
-          <w:rFonts w:hint="eastAsia"/>
-        </w:rPr>
-        <w:t>提升为</w:t>
-      </w:r>
-      <w:r>
-        <w:rPr>
-          <w:rFonts w:hint="eastAsia"/>
-        </w:rPr>
-        <w:t>decimal</w:t>
-      </w:r>
-      <w:r>
-        <w:rPr>
-          <w:rFonts w:hint="eastAsia"/>
-        </w:rPr>
-        <w:t>再作运算</w:t>
+        <w:t>一个较严格的乘法安全值判断：</w:t>
       </w:r>
     </w:p>
     <w:tbl>
@@ -3203,45 +3691,50 @@
         <w:tblLook w:val="04A0"/>
       </w:tblPr>
       <w:tblGrid>
-        <w:gridCol w:w="4083"/>
-        <w:gridCol w:w="4082"/>
+        <w:gridCol w:w="744"/>
+        <w:gridCol w:w="4701"/>
+        <w:gridCol w:w="2720"/>
       </w:tblGrid>
       <w:tr>
         <w:tc>
           <w:tcPr>
-            <w:tcW w:w="4083" w:type="dxa"/>
-          </w:tcPr>
-          <w:p>
-            <w:pPr>
-              <w:ind w:left="0"/>
-              <w:rPr>
-                <w:rFonts w:hint="eastAsia"/>
-              </w:rPr>
-            </w:pPr>
-            <w:r>
-              <w:rPr>
-                <w:rFonts w:hint="eastAsia"/>
-              </w:rPr>
-              <w:t>条件</w:t>
-            </w:r>
-          </w:p>
-        </w:tc>
-        <w:tc>
-          <w:tcPr>
-            <w:tcW w:w="4082" w:type="dxa"/>
-          </w:tcPr>
-          <w:p>
-            <w:pPr>
-              <w:ind w:left="0"/>
-              <w:rPr>
-                <w:rFonts w:hint="eastAsia"/>
-              </w:rPr>
-            </w:pPr>
-            <w:r>
-              <w:rPr>
-                <w:rFonts w:hint="eastAsia"/>
-              </w:rPr>
-              <w:t>是否会溢出</w:t>
+            <w:tcW w:w="744" w:type="dxa"/>
+          </w:tcPr>
+          <w:p>
+            <w:pPr>
+              <w:ind w:left="0"/>
+            </w:pPr>
+          </w:p>
+        </w:tc>
+        <w:tc>
+          <w:tcPr>
+            <w:tcW w:w="4701" w:type="dxa"/>
+          </w:tcPr>
+          <w:p>
+            <w:pPr>
+              <w:ind w:left="0"/>
+            </w:pPr>
+            <w:r>
+              <w:rPr>
+                <w:rFonts w:hint="eastAsia"/>
+              </w:rPr>
+              <w:t>判断</w:t>
+            </w:r>
+          </w:p>
+        </w:tc>
+        <w:tc>
+          <w:tcPr>
+            <w:tcW w:w="2720" w:type="dxa"/>
+          </w:tcPr>
+          <w:p>
+            <w:pPr>
+              <w:ind w:left="0"/>
+            </w:pPr>
+            <w:r>
+              <w:rPr>
+                <w:rFonts w:hint="eastAsia"/>
+              </w:rPr>
+              <w:t>是否安全</w:t>
             </w:r>
           </w:p>
         </w:tc>
@@ -3249,205 +3742,103 @@
       <w:tr>
         <w:tc>
           <w:tcPr>
-            <w:tcW w:w="4083" w:type="dxa"/>
-          </w:tcPr>
-          <w:p>
-            <w:pPr>
-              <w:ind w:left="0"/>
-              <w:rPr>
-                <w:rFonts w:hint="eastAsia"/>
-              </w:rPr>
-            </w:pPr>
-            <w:r>
-              <w:t>a &gt; 0 &amp;&amp; b &gt; 0</w:t>
-            </w:r>
-            <w:r>
-              <w:rPr>
-                <w:rFonts w:hint="eastAsia"/>
-              </w:rPr>
-              <w:t xml:space="preserve"> &amp;&amp; a &gt; INT64_MAX / b</w:t>
-            </w:r>
-          </w:p>
-        </w:tc>
-        <w:tc>
-          <w:tcPr>
-            <w:tcW w:w="4082" w:type="dxa"/>
-          </w:tcPr>
-          <w:p>
-            <w:pPr>
-              <w:ind w:left="0"/>
-              <w:rPr>
-                <w:rFonts w:hint="eastAsia"/>
-              </w:rPr>
-            </w:pPr>
-            <w:r>
-              <w:rPr>
-                <w:rFonts w:hint="eastAsia"/>
-              </w:rPr>
-              <w:t>TRUE</w:t>
-            </w:r>
-          </w:p>
-        </w:tc>
-      </w:tr>
-      <w:tr>
-        <w:tc>
-          <w:tcPr>
-            <w:tcW w:w="4083" w:type="dxa"/>
-          </w:tcPr>
-          <w:p>
-            <w:pPr>
-              <w:ind w:left="0"/>
-              <w:rPr>
-                <w:rFonts w:hint="eastAsia"/>
-              </w:rPr>
-            </w:pPr>
-            <w:r>
-              <w:t>a &lt; 0 &amp;&amp; b &lt; 0 &amp;&amp; a &gt; INT64_M</w:t>
-            </w:r>
-            <w:r>
-              <w:rPr>
-                <w:rFonts w:hint="eastAsia"/>
-              </w:rPr>
-              <w:t>AX</w:t>
-            </w:r>
-            <w:r>
-              <w:t xml:space="preserve"> / b</w:t>
-            </w:r>
-          </w:p>
-        </w:tc>
-        <w:tc>
-          <w:tcPr>
-            <w:tcW w:w="4082" w:type="dxa"/>
-          </w:tcPr>
-          <w:p>
-            <w:pPr>
-              <w:ind w:left="0"/>
-              <w:rPr>
-                <w:rFonts w:hint="eastAsia"/>
-              </w:rPr>
-            </w:pPr>
-            <w:r>
-              <w:rPr>
-                <w:rFonts w:hint="eastAsia"/>
-              </w:rPr>
-              <w:t>TRUE</w:t>
-            </w:r>
-          </w:p>
-        </w:tc>
-      </w:tr>
-      <w:tr>
-        <w:tc>
-          <w:tcPr>
-            <w:tcW w:w="4083" w:type="dxa"/>
-          </w:tcPr>
-          <w:p>
-            <w:pPr>
-              <w:ind w:left="0"/>
-            </w:pPr>
-            <w:r>
-              <w:t>a</w:t>
-            </w:r>
-            <w:r>
-              <w:rPr>
-                <w:rFonts w:hint="eastAsia"/>
-              </w:rPr>
-              <w:t xml:space="preserve"> &lt; 0 &amp;&amp; b &gt; 0 &amp;&amp; a &lt; INT64_MIN / b</w:t>
-            </w:r>
-          </w:p>
-        </w:tc>
-        <w:tc>
-          <w:tcPr>
-            <w:tcW w:w="4082" w:type="dxa"/>
-          </w:tcPr>
-          <w:p>
-            <w:pPr>
-              <w:ind w:left="0"/>
-              <w:rPr>
-                <w:rFonts w:hint="eastAsia"/>
-              </w:rPr>
-            </w:pPr>
-            <w:r>
-              <w:rPr>
-                <w:rFonts w:hint="eastAsia"/>
-              </w:rPr>
-              <w:t>TRUE</w:t>
-            </w:r>
-          </w:p>
-        </w:tc>
-      </w:tr>
-      <w:tr>
-        <w:tc>
-          <w:tcPr>
-            <w:tcW w:w="4083" w:type="dxa"/>
-          </w:tcPr>
-          <w:p>
-            <w:pPr>
-              <w:ind w:left="0"/>
-            </w:pPr>
-            <w:r>
-              <w:rPr>
-                <w:rFonts w:hint="eastAsia"/>
-              </w:rPr>
-              <w:t>a &gt; 0 &amp;&amp; b &lt; 0 &amp;&amp; a &gt; INT64_MIN / b</w:t>
-            </w:r>
-          </w:p>
-        </w:tc>
-        <w:tc>
-          <w:tcPr>
-            <w:tcW w:w="4082" w:type="dxa"/>
-          </w:tcPr>
-          <w:p>
-            <w:pPr>
-              <w:ind w:left="0"/>
-              <w:rPr>
-                <w:rFonts w:hint="eastAsia"/>
-              </w:rPr>
-            </w:pPr>
-            <w:r>
-              <w:rPr>
-                <w:rFonts w:hint="eastAsia"/>
-              </w:rPr>
-              <w:t>TRUE</w:t>
-            </w:r>
-          </w:p>
-        </w:tc>
-      </w:tr>
-      <w:tr>
-        <w:tc>
-          <w:tcPr>
-            <w:tcW w:w="4083" w:type="dxa"/>
-          </w:tcPr>
-          <w:p>
-            <w:pPr>
-              <w:ind w:left="0"/>
-              <w:rPr>
-                <w:rFonts w:hint="eastAsia"/>
-              </w:rPr>
-            </w:pPr>
-            <w:r>
-              <w:rPr>
-                <w:rFonts w:hint="eastAsia"/>
-              </w:rPr>
-              <w:t>其他</w:t>
-            </w:r>
-          </w:p>
-        </w:tc>
-        <w:tc>
-          <w:tcPr>
-            <w:tcW w:w="4082" w:type="dxa"/>
-          </w:tcPr>
-          <w:p>
-            <w:pPr>
-              <w:ind w:left="0"/>
-              <w:rPr>
-                <w:rFonts w:hint="eastAsia"/>
-              </w:rPr>
-            </w:pPr>
-            <w:r>
-              <w:rPr>
-                <w:rFonts w:hint="eastAsia"/>
-              </w:rPr>
-              <w:t>FALSE</w:t>
+            <w:tcW w:w="744" w:type="dxa"/>
+          </w:tcPr>
+          <w:p>
+            <w:pPr>
+              <w:ind w:left="0"/>
+            </w:pPr>
+          </w:p>
+        </w:tc>
+        <w:tc>
+          <w:tcPr>
+            <w:tcW w:w="4701" w:type="dxa"/>
+          </w:tcPr>
+          <w:p>
+            <w:pPr>
+              <w:ind w:left="0"/>
+            </w:pPr>
+            <w:r>
+              <w:rPr>
+                <w:rFonts w:hint="eastAsia"/>
+              </w:rPr>
+              <w:t>U(a)</w:t>
+            </w:r>
+            <w:r>
+              <w:rPr>
+                <w:rFonts w:hint="eastAsia"/>
+              </w:rPr>
+              <w:t>的二进制中</w:t>
+            </w:r>
+            <w:r>
+              <w:rPr>
+                <w:rFonts w:hint="eastAsia"/>
+              </w:rPr>
+              <w:t>1</w:t>
+            </w:r>
+            <w:r>
+              <w:rPr>
+                <w:rFonts w:hint="eastAsia"/>
+              </w:rPr>
+              <w:t>所在的最高位数</w:t>
+            </w:r>
+            <w:r>
+              <w:rPr>
+                <w:rFonts w:hint="eastAsia"/>
+              </w:rPr>
+              <w:t>One_a</w:t>
+            </w:r>
+            <w:r>
+              <w:rPr>
+                <w:rFonts w:hint="eastAsia"/>
+              </w:rPr>
+              <w:t>，</w:t>
+            </w:r>
+            <w:r>
+              <w:rPr>
+                <w:rFonts w:hint="eastAsia"/>
+              </w:rPr>
+              <w:t>U(b)</w:t>
+            </w:r>
+            <w:r>
+              <w:rPr>
+                <w:rFonts w:hint="eastAsia"/>
+              </w:rPr>
+              <w:t>对应为</w:t>
+            </w:r>
+            <w:r>
+              <w:rPr>
+                <w:rFonts w:hint="eastAsia"/>
+              </w:rPr>
+              <w:t>One_b</w:t>
+            </w:r>
+            <w:r>
+              <w:rPr>
+                <w:rFonts w:hint="eastAsia"/>
+              </w:rPr>
+              <w:t>，</w:t>
+            </w:r>
+            <w:r>
+              <w:rPr>
+                <w:rFonts w:hint="eastAsia"/>
+              </w:rPr>
+              <w:t>One_a + One_b &lt; 63</w:t>
+            </w:r>
+          </w:p>
+        </w:tc>
+        <w:tc>
+          <w:tcPr>
+            <w:tcW w:w="2720" w:type="dxa"/>
+          </w:tcPr>
+          <w:p>
+            <w:pPr>
+              <w:ind w:left="0"/>
+            </w:pPr>
+            <w:r>
+              <w:rPr>
+                <w:rFonts w:hint="eastAsia"/>
+              </w:rPr>
+              <w:t>安全</w:t>
             </w:r>
           </w:p>
         </w:tc>
@@ -3455,714 +3846,39 @@
     </w:tbl>
     <w:p>
       <w:pPr>
-        <w:rPr>
-          <w:rFonts w:hint="eastAsia"/>
-        </w:rPr>
+        <w:ind w:left="0" w:firstLine="357"/>
       </w:pPr>
+      <w:r>
+        <w:rPr>
+          <w:rFonts w:hint="eastAsia"/>
+        </w:rPr>
+        <w:t>其中</w:t>
+      </w:r>
+      <w:r>
+        <w:rPr>
+          <w:rFonts w:hint="eastAsia"/>
+        </w:rPr>
+        <w:t>求一个无符号整型的二进制表示中</w:t>
+      </w:r>
+      <w:r>
+        <w:rPr>
+          <w:rFonts w:hint="eastAsia"/>
+        </w:rPr>
+        <w:t>1</w:t>
+      </w:r>
+      <w:r>
+        <w:rPr>
+          <w:rFonts w:hint="eastAsia"/>
+        </w:rPr>
+        <w:t>所在的最高位数的一个实现为：</w:t>
+      </w:r>
     </w:p>
     <w:p>
-      <w:pPr>
-        <w:rPr>
-          <w:rFonts w:hint="eastAsia"/>
-        </w:rPr>
-      </w:pPr>
-      <w:r>
-        <w:rPr>
-          <w:rFonts w:hint="eastAsia"/>
-        </w:rPr>
-        <w:t>安全值判断：</w:t>
-      </w:r>
-    </w:p>
-    <w:p>
-      <w:pPr>
-        <w:rPr>
-          <w:rFonts w:hint="eastAsia"/>
-        </w:rPr>
-      </w:pPr>
-      <w:r>
-        <w:rPr>
-          <w:rFonts w:hint="eastAsia"/>
-        </w:rPr>
-        <w:t>为了提高效率，在溢出判断之前，尝试安全值判断，如下表</w:t>
-      </w:r>
-      <w:r>
-        <w:rPr>
-          <w:rFonts w:hint="eastAsia"/>
-        </w:rPr>
-        <w:t>为</w:t>
-      </w:r>
-      <w:r>
-        <w:rPr>
-          <w:rFonts w:hint="eastAsia"/>
-        </w:rPr>
-        <w:t>安全判断：</w:t>
-      </w:r>
-    </w:p>
-    <w:tbl>
-      <w:tblPr>
-        <w:tblStyle w:val="TableGrid"/>
-        <w:tblW w:w="0" w:type="auto"/>
-        <w:tblInd w:w="357" w:type="dxa"/>
-        <w:tblLook w:val="04A0"/>
-      </w:tblPr>
-      <w:tblGrid>
-        <w:gridCol w:w="1736"/>
-        <w:gridCol w:w="3709"/>
-        <w:gridCol w:w="2720"/>
-      </w:tblGrid>
-      <w:tr>
-        <w:tc>
-          <w:tcPr>
-            <w:tcW w:w="1736" w:type="dxa"/>
-          </w:tcPr>
-          <w:p>
-            <w:pPr>
-              <w:ind w:left="0"/>
-              <w:rPr>
-                <w:rFonts w:hint="eastAsia"/>
-              </w:rPr>
-            </w:pPr>
-            <w:r>
-              <w:rPr>
-                <w:rFonts w:hint="eastAsia"/>
-              </w:rPr>
-              <w:t>阶段</w:t>
-            </w:r>
-          </w:p>
-        </w:tc>
-        <w:tc>
-          <w:tcPr>
-            <w:tcW w:w="3709" w:type="dxa"/>
-          </w:tcPr>
-          <w:p>
-            <w:pPr>
-              <w:ind w:left="0"/>
-              <w:rPr>
-                <w:rFonts w:hint="eastAsia"/>
-              </w:rPr>
-            </w:pPr>
-            <w:r>
-              <w:rPr>
-                <w:rFonts w:hint="eastAsia"/>
-              </w:rPr>
-              <w:t>判断</w:t>
-            </w:r>
-          </w:p>
-        </w:tc>
-        <w:tc>
-          <w:tcPr>
-            <w:tcW w:w="2720" w:type="dxa"/>
-          </w:tcPr>
-          <w:p>
-            <w:pPr>
-              <w:ind w:left="0"/>
-              <w:rPr>
-                <w:rFonts w:hint="eastAsia"/>
-              </w:rPr>
-            </w:pPr>
-            <w:r>
-              <w:rPr>
-                <w:rFonts w:hint="eastAsia"/>
-              </w:rPr>
-              <w:t>是否安全</w:t>
-            </w:r>
-          </w:p>
-        </w:tc>
-      </w:tr>
-      <w:tr>
-        <w:tc>
-          <w:tcPr>
-            <w:tcW w:w="1736" w:type="dxa"/>
-          </w:tcPr>
-          <w:p>
-            <w:pPr>
-              <w:ind w:left="0"/>
-              <w:rPr>
-                <w:rFonts w:hint="eastAsia"/>
-              </w:rPr>
-            </w:pPr>
-            <w:r>
-              <w:rPr>
-                <w:rFonts w:hint="eastAsia"/>
-              </w:rPr>
-              <w:t>阶段</w:t>
-            </w:r>
-            <w:r>
-              <w:rPr>
-                <w:rFonts w:hint="eastAsia"/>
-              </w:rPr>
-              <w:t>1</w:t>
-            </w:r>
-            <w:r>
-              <w:rPr>
-                <w:rFonts w:hint="eastAsia"/>
-              </w:rPr>
-              <w:t>（条件较宽松）</w:t>
-            </w:r>
-          </w:p>
-        </w:tc>
-        <w:tc>
-          <w:tcPr>
-            <w:tcW w:w="3709" w:type="dxa"/>
-          </w:tcPr>
-          <w:p>
-            <w:pPr>
-              <w:ind w:left="0"/>
-              <w:rPr>
-                <w:rFonts w:hint="eastAsia"/>
-              </w:rPr>
-            </w:pPr>
-            <w:r>
-              <w:rPr>
-                <w:rFonts w:hint="eastAsia"/>
-              </w:rPr>
-              <w:t>U(a) &lt;= INT32_MAX &amp;&amp; U(b) &lt;= INT32_MAX</w:t>
-            </w:r>
-          </w:p>
-        </w:tc>
-        <w:tc>
-          <w:tcPr>
-            <w:tcW w:w="2720" w:type="dxa"/>
-          </w:tcPr>
-          <w:p>
-            <w:pPr>
-              <w:ind w:left="0"/>
-              <w:rPr>
-                <w:rFonts w:hint="eastAsia"/>
-              </w:rPr>
-            </w:pPr>
-            <w:r>
-              <w:rPr>
-                <w:rFonts w:hint="eastAsia"/>
-              </w:rPr>
-              <w:t>安全</w:t>
-            </w:r>
-          </w:p>
-        </w:tc>
-      </w:tr>
-      <w:tr>
-        <w:tc>
-          <w:tcPr>
-            <w:tcW w:w="1736" w:type="dxa"/>
-          </w:tcPr>
-          <w:p>
-            <w:pPr>
-              <w:ind w:left="0"/>
-              <w:rPr>
-                <w:rFonts w:hint="eastAsia"/>
-              </w:rPr>
-            </w:pPr>
-            <w:r>
-              <w:rPr>
-                <w:rFonts w:hint="eastAsia"/>
-              </w:rPr>
-              <w:t>阶段</w:t>
-            </w:r>
-            <w:r>
-              <w:rPr>
-                <w:rFonts w:hint="eastAsia"/>
-              </w:rPr>
-              <w:t>2</w:t>
-            </w:r>
-          </w:p>
-        </w:tc>
-        <w:tc>
-          <w:tcPr>
-            <w:tcW w:w="3709" w:type="dxa"/>
-          </w:tcPr>
-          <w:p>
-            <w:pPr>
-              <w:ind w:left="0"/>
-              <w:rPr>
-                <w:rFonts w:hint="eastAsia"/>
-              </w:rPr>
-            </w:pPr>
-            <w:r>
-              <w:rPr>
-                <w:rFonts w:hint="eastAsia"/>
-              </w:rPr>
-              <w:t>U(a)</w:t>
-            </w:r>
-            <w:r>
-              <w:rPr>
-                <w:rFonts w:hint="eastAsia"/>
-              </w:rPr>
-              <w:t>的二进制中</w:t>
-            </w:r>
-            <w:r>
-              <w:rPr>
-                <w:rFonts w:hint="eastAsia"/>
-              </w:rPr>
-              <w:t>1</w:t>
-            </w:r>
-            <w:r>
-              <w:rPr>
-                <w:rFonts w:hint="eastAsia"/>
-              </w:rPr>
-              <w:t>所在的最高位数</w:t>
-            </w:r>
-            <w:r>
-              <w:rPr>
-                <w:rFonts w:hint="eastAsia"/>
-              </w:rPr>
-              <w:t>One_a</w:t>
-            </w:r>
-            <w:r>
-              <w:rPr>
-                <w:rFonts w:hint="eastAsia"/>
-              </w:rPr>
-              <w:t>，</w:t>
-            </w:r>
-            <w:r>
-              <w:rPr>
-                <w:rFonts w:hint="eastAsia"/>
-              </w:rPr>
-              <w:t>U(b)</w:t>
-            </w:r>
-            <w:r>
-              <w:rPr>
-                <w:rFonts w:hint="eastAsia"/>
-              </w:rPr>
-              <w:t>对应为</w:t>
-            </w:r>
-            <w:r>
-              <w:rPr>
-                <w:rFonts w:hint="eastAsia"/>
-              </w:rPr>
-              <w:t>One_b</w:t>
-            </w:r>
-            <w:r>
-              <w:rPr>
-                <w:rFonts w:hint="eastAsia"/>
-              </w:rPr>
-              <w:t>，</w:t>
-            </w:r>
-            <w:r>
-              <w:rPr>
-                <w:rFonts w:hint="eastAsia"/>
-              </w:rPr>
-              <w:t>One_a + One_b &lt; 63</w:t>
-            </w:r>
-          </w:p>
-        </w:tc>
-        <w:tc>
-          <w:tcPr>
-            <w:tcW w:w="2720" w:type="dxa"/>
-          </w:tcPr>
-          <w:p>
-            <w:pPr>
-              <w:ind w:left="0"/>
-              <w:rPr>
-                <w:rFonts w:hint="eastAsia"/>
-              </w:rPr>
-            </w:pPr>
-            <w:r>
-              <w:rPr>
-                <w:rFonts w:hint="eastAsia"/>
-              </w:rPr>
-              <w:t>安全</w:t>
-            </w:r>
-          </w:p>
-        </w:tc>
-      </w:tr>
-    </w:tbl>
-    <w:p>
-      <w:pPr>
-        <w:rPr>
-          <w:rFonts w:hint="eastAsia"/>
-        </w:rPr>
-      </w:pPr>
-      <w:r>
-        <w:rPr>
-          <w:rFonts w:hint="eastAsia"/>
-        </w:rPr>
-        <w:t>对于以下</w:t>
-      </w:r>
-      <w:r>
-        <w:rPr>
-          <w:rFonts w:hint="eastAsia"/>
-        </w:rPr>
-        <w:t>3</w:t>
-      </w:r>
-      <w:r>
-        <w:rPr>
-          <w:rFonts w:hint="eastAsia"/>
-        </w:rPr>
-        <w:t>个方案进行验证：</w:t>
-      </w:r>
-    </w:p>
-    <w:p>
-      <w:pPr>
-        <w:rPr>
-          <w:rFonts w:hint="eastAsia"/>
-        </w:rPr>
-      </w:pPr>
-      <w:r>
-        <w:rPr>
-          <w:rFonts w:hint="eastAsia"/>
-        </w:rPr>
-        <w:t>方案</w:t>
-      </w:r>
-      <w:r>
-        <w:rPr>
-          <w:rFonts w:hint="eastAsia"/>
-        </w:rPr>
-        <w:t>1</w:t>
-      </w:r>
-      <w:r>
-        <w:rPr>
-          <w:rFonts w:hint="eastAsia"/>
-        </w:rPr>
-        <w:t>：仅进行溢出判断</w:t>
-      </w:r>
-    </w:p>
-    <w:p>
-      <w:pPr>
-        <w:rPr>
-          <w:rFonts w:hint="eastAsia"/>
-        </w:rPr>
-      </w:pPr>
-      <w:r>
-        <w:rPr>
-          <w:rFonts w:hint="eastAsia"/>
-        </w:rPr>
-        <w:t>方案</w:t>
-      </w:r>
-      <w:r>
-        <w:rPr>
-          <w:rFonts w:hint="eastAsia"/>
-        </w:rPr>
-        <w:t>2</w:t>
-      </w:r>
-      <w:r>
-        <w:rPr>
-          <w:rFonts w:hint="eastAsia"/>
-        </w:rPr>
-        <w:t>：进行阶段</w:t>
-      </w:r>
-      <w:r>
-        <w:rPr>
-          <w:rFonts w:hint="eastAsia"/>
-        </w:rPr>
-        <w:t>1</w:t>
-      </w:r>
-      <w:r>
-        <w:rPr>
-          <w:rFonts w:hint="eastAsia"/>
-        </w:rPr>
-        <w:t>的安全值判断，不成立再进行溢出判断</w:t>
-      </w:r>
-    </w:p>
-    <w:p>
-      <w:pPr>
-        <w:rPr>
-          <w:rFonts w:hint="eastAsia"/>
-        </w:rPr>
-      </w:pPr>
-      <w:r>
-        <w:rPr>
-          <w:rFonts w:hint="eastAsia"/>
-        </w:rPr>
-        <w:t>方案</w:t>
-      </w:r>
-      <w:r>
-        <w:rPr>
-          <w:rFonts w:hint="eastAsia"/>
-        </w:rPr>
-        <w:t>3</w:t>
-      </w:r>
-      <w:r>
-        <w:rPr>
-          <w:rFonts w:hint="eastAsia"/>
-        </w:rPr>
-        <w:t>：进行阶段</w:t>
-      </w:r>
-      <w:r>
-        <w:rPr>
-          <w:rFonts w:hint="eastAsia"/>
-        </w:rPr>
-        <w:t>2</w:t>
-      </w:r>
-      <w:r>
-        <w:rPr>
-          <w:rFonts w:hint="eastAsia"/>
-        </w:rPr>
-        <w:t>的安全值判断，不成立再进行溢出判断</w:t>
-      </w:r>
-    </w:p>
-    <w:p>
-      <w:pPr>
-        <w:rPr>
-          <w:rFonts w:hint="eastAsia"/>
-        </w:rPr>
-      </w:pPr>
-      <w:r>
-        <w:rPr>
-          <w:rFonts w:hint="eastAsia"/>
-        </w:rPr>
-        <w:t>经验证，和方案</w:t>
-      </w:r>
-      <w:r>
-        <w:rPr>
-          <w:rFonts w:hint="eastAsia"/>
-        </w:rPr>
-        <w:t>1</w:t>
-      </w:r>
-      <w:r>
-        <w:rPr>
-          <w:rFonts w:hint="eastAsia"/>
-        </w:rPr>
-        <w:t>相比，较多情况满足阶段</w:t>
-      </w:r>
-      <w:r>
-        <w:rPr>
-          <w:rFonts w:hint="eastAsia"/>
-        </w:rPr>
-        <w:t>1</w:t>
-      </w:r>
-      <w:r>
-        <w:rPr>
-          <w:rFonts w:hint="eastAsia"/>
-        </w:rPr>
-        <w:t>的条件时，方案</w:t>
-      </w:r>
-      <w:r>
-        <w:rPr>
-          <w:rFonts w:hint="eastAsia"/>
-        </w:rPr>
-        <w:t>2</w:t>
-      </w:r>
-      <w:r>
-        <w:rPr>
-          <w:rFonts w:hint="eastAsia"/>
-        </w:rPr>
-        <w:t>有明显的提升，而即使满足阶段</w:t>
-      </w:r>
-      <w:r>
-        <w:rPr>
-          <w:rFonts w:hint="eastAsia"/>
-        </w:rPr>
-        <w:t>1</w:t>
-      </w:r>
-      <w:r>
-        <w:rPr>
-          <w:rFonts w:hint="eastAsia"/>
-        </w:rPr>
-        <w:t>的条件的情况较少，也不会因此效率明显下降；而对于方案</w:t>
-      </w:r>
-      <w:r>
-        <w:rPr>
-          <w:rFonts w:hint="eastAsia"/>
-        </w:rPr>
-        <w:t>3</w:t>
-      </w:r>
-      <w:r>
-        <w:rPr>
-          <w:rFonts w:hint="eastAsia"/>
-        </w:rPr>
-        <w:t>没有明显提升效率，反而比方案</w:t>
-      </w:r>
-      <w:r>
-        <w:rPr>
-          <w:rFonts w:hint="eastAsia"/>
-        </w:rPr>
-        <w:t>1</w:t>
-      </w:r>
-      <w:r>
-        <w:rPr>
-          <w:rFonts w:hint="eastAsia"/>
-        </w:rPr>
-        <w:t>更慢</w:t>
-      </w:r>
-    </w:p>
-    <w:p>
-      <w:pPr>
-        <w:rPr>
-          <w:rFonts w:hint="eastAsia"/>
-        </w:rPr>
-      </w:pPr>
-    </w:p>
-    <w:p>
-      <w:pPr>
-        <w:rPr>
-          <w:rFonts w:hint="eastAsia"/>
-        </w:rPr>
-      </w:pPr>
-    </w:p>
-    <w:p>
-      <w:pPr>
-        <w:pStyle w:val="ListParagraph"/>
-        <w:numPr>
-          <w:ilvl w:val="0"/>
-          <w:numId w:val="6"/>
-        </w:numPr>
-        <w:ind w:firstLineChars="0"/>
-        <w:rPr>
-          <w:rFonts w:hint="eastAsia"/>
-        </w:rPr>
-      </w:pPr>
-      <w:r>
-        <w:rPr>
-          <w:rFonts w:hint="eastAsia"/>
-        </w:rPr>
-        <w:t>除法</w:t>
-      </w:r>
-    </w:p>
-    <w:p>
-      <w:pPr>
-        <w:rPr>
-          <w:rFonts w:hint="eastAsia"/>
-        </w:rPr>
-      </w:pPr>
-      <w:r>
-        <w:rPr>
-          <w:rFonts w:hint="eastAsia"/>
-        </w:rPr>
-        <w:t>不考虑</w:t>
-      </w:r>
-    </w:p>
-    <w:p>
-      <w:pPr>
-        <w:ind w:left="0"/>
-      </w:pPr>
-    </w:p>
-    <w:p>
-      <w:pPr>
-        <w:rPr>
-          <w:rFonts w:hint="eastAsia"/>
-          <w:b/>
-        </w:rPr>
-      </w:pPr>
-      <w:r>
-        <w:rPr>
-          <w:rFonts w:hint="eastAsia"/>
-          <w:b/>
-        </w:rPr>
-        <w:t>类型</w:t>
-      </w:r>
-      <w:r>
-        <w:rPr>
-          <w:rFonts w:hint="eastAsia"/>
-          <w:b/>
-        </w:rPr>
-        <w:t>t</w:t>
-      </w:r>
-      <w:r>
-        <w:rPr>
-          <w:rFonts w:hint="eastAsia"/>
-          <w:b/>
-        </w:rPr>
-        <w:t>为</w:t>
-      </w:r>
-      <w:r>
-        <w:rPr>
-          <w:rFonts w:hint="eastAsia"/>
-          <w:b/>
-        </w:rPr>
-        <w:t>double</w:t>
-      </w:r>
-      <w:r>
-        <w:rPr>
-          <w:rFonts w:hint="eastAsia"/>
-          <w:b/>
-        </w:rPr>
-        <w:t>或</w:t>
-      </w:r>
-      <w:r>
-        <w:rPr>
-          <w:rFonts w:hint="eastAsia"/>
-          <w:b/>
-        </w:rPr>
-        <w:t>decimal</w:t>
-      </w:r>
-      <w:r>
-        <w:rPr>
-          <w:rFonts w:hint="eastAsia"/>
-          <w:b/>
-        </w:rPr>
-        <w:t>：</w:t>
-      </w:r>
-    </w:p>
-    <w:p>
-      <w:pPr>
-        <w:rPr>
-          <w:rFonts w:hint="eastAsia"/>
-        </w:rPr>
-      </w:pPr>
-      <w:r>
-        <w:rPr>
-          <w:rFonts w:hint="eastAsia"/>
-        </w:rPr>
-        <w:t>不考虑</w:t>
-      </w:r>
-    </w:p>
-    <w:p>
-      <w:pPr>
-        <w:rPr>
-          <w:rFonts w:hint="eastAsia"/>
-        </w:rPr>
-      </w:pPr>
-    </w:p>
-    <w:p>
-      <w:pPr>
-        <w:rPr>
-          <w:rFonts w:hint="eastAsia"/>
-        </w:rPr>
-      </w:pPr>
-      <w:r>
-        <w:rPr>
-          <w:rFonts w:hint="eastAsia"/>
-        </w:rPr>
-        <w:t>附</w:t>
-      </w:r>
-      <w:r>
-        <w:rPr>
-          <w:rFonts w:hint="eastAsia"/>
-        </w:rPr>
-        <w:t>1</w:t>
-      </w:r>
-      <w:r>
-        <w:rPr>
-          <w:rFonts w:hint="eastAsia"/>
-        </w:rPr>
-        <w:t>：</w:t>
-      </w:r>
-    </w:p>
-    <w:p>
-      <w:pPr>
-        <w:rPr>
-          <w:rFonts w:hint="eastAsia"/>
-        </w:rPr>
-      </w:pPr>
-      <w:r>
-        <w:rPr>
-          <w:rFonts w:hint="eastAsia"/>
-        </w:rPr>
-        <w:t>求一个无符号整型的二进制表示中</w:t>
-      </w:r>
-      <w:r>
-        <w:rPr>
-          <w:rFonts w:hint="eastAsia"/>
-        </w:rPr>
-        <w:t>1</w:t>
-      </w:r>
-      <w:r>
-        <w:rPr>
-          <w:rFonts w:hint="eastAsia"/>
-        </w:rPr>
-        <w:t>所在的最高位数的一个实现为：</w:t>
-      </w:r>
-    </w:p>
-    <w:p>
-      <w:pPr>
-        <w:rPr>
-          <w:rFonts w:hint="eastAsia"/>
-        </w:rPr>
-      </w:pPr>
       <w:r>
         <w:rPr>
           <w:noProof/>
         </w:rPr>
+        <w:lastRenderedPageBreak/>
         <w:drawing>
           <wp:inline distT="0" distB="0" distL="0" distR="0">
             <wp:extent cx="2468523" cy="1371600"/>
@@ -4216,6 +3932,18 @@
           <w:rFonts w:hint="eastAsia"/>
         </w:rPr>
       </w:pPr>
+      <w:r>
+        <w:rPr>
+          <w:rFonts w:hint="eastAsia"/>
+        </w:rPr>
+        <w:t>但在</w:t>
+      </w:r>
+      <w:r>
+        <w:rPr>
+          <w:rFonts w:hint="eastAsia"/>
+        </w:rPr>
+        <w:t>没有找到更快速的方法时，引入该方法反而更慢。</w:t>
+      </w:r>
     </w:p>
     <w:p>
       <w:pPr>
@@ -4223,24 +3951,6 @@
           <w:rFonts w:hint="eastAsia"/>
         </w:rPr>
       </w:pPr>
-      <w:r>
-        <w:rPr>
-          <w:rFonts w:hint="eastAsia"/>
-        </w:rPr>
-        <w:t>附</w:t>
-      </w:r>
-      <w:r>
-        <w:rPr>
-          <w:rFonts w:hint="eastAsia"/>
-        </w:rPr>
-        <w:t>2</w:t>
-      </w:r>
-      <w:r>
-        <w:rPr>
-          <w:rFonts w:hint="eastAsia"/>
-        </w:rPr>
-        <w:t>：</w:t>
-      </w:r>
     </w:p>
     <w:p>
       <w:pPr>
@@ -4252,150 +3962,4186 @@
         <w:rPr>
           <w:rFonts w:hint="eastAsia"/>
         </w:rPr>
-        <w:t>加法的方案</w:t>
-      </w:r>
-      <w:r>
-        <w:rPr>
-          <w:rFonts w:hint="eastAsia"/>
-        </w:rPr>
-        <w:t>1</w:t>
-      </w:r>
-      <w:r>
-        <w:rPr>
-          <w:rFonts w:hint="eastAsia"/>
-        </w:rPr>
-        <w:t>和方案</w:t>
-      </w:r>
-      <w:r>
-        <w:rPr>
-          <w:rFonts w:hint="eastAsia"/>
-        </w:rPr>
-        <w:t>2</w:t>
-      </w:r>
-      <w:r>
-        <w:rPr>
-          <w:rFonts w:hint="eastAsia"/>
-        </w:rPr>
-        <w:t>的比较见程序</w:t>
-      </w:r>
-      <w:r>
-        <w:rPr>
-          <w:rFonts w:hint="eastAsia"/>
-        </w:rPr>
-        <w:t>int64-add-overflow-test2.cpp</w:t>
-      </w:r>
-      <w:r>
-        <w:rPr>
-          <w:rFonts w:hint="eastAsia"/>
-        </w:rPr>
-        <w:t>，方案</w:t>
-      </w:r>
-      <w:r>
-        <w:rPr>
-          <w:rFonts w:hint="eastAsia"/>
-        </w:rPr>
-        <w:t>1</w:t>
-      </w:r>
-      <w:r>
-        <w:rPr>
-          <w:rFonts w:hint="eastAsia"/>
-        </w:rPr>
-        <w:t>和方案</w:t>
-      </w:r>
-      <w:r>
-        <w:rPr>
-          <w:rFonts w:hint="eastAsia"/>
-        </w:rPr>
-        <w:t>3</w:t>
-      </w:r>
-      <w:r>
-        <w:rPr>
-          <w:rFonts w:hint="eastAsia"/>
-        </w:rPr>
-        <w:t>的比较见程序</w:t>
-      </w:r>
-      <w:r>
-        <w:rPr>
-          <w:rFonts w:hint="eastAsia"/>
-        </w:rPr>
-        <w:t>int64-add-overflow-test.cpp</w:t>
+        <w:t>附</w:t>
+      </w:r>
+      <w:r>
+        <w:rPr>
+          <w:rFonts w:hint="eastAsia"/>
+        </w:rPr>
+        <w:t>2-</w:t>
+      </w:r>
+      <w:r>
+        <w:rPr>
+          <w:rFonts w:hint="eastAsia"/>
+        </w:rPr>
+        <w:t>加法的验证：</w:t>
       </w:r>
     </w:p>
     <w:p>
-      <w:r>
-        <w:rPr>
-          <w:rFonts w:hint="eastAsia"/>
-        </w:rPr>
-        <w:t>乘法的方案</w:t>
-      </w:r>
-      <w:r>
-        <w:rPr>
-          <w:rFonts w:hint="eastAsia"/>
-        </w:rPr>
-        <w:t>1</w:t>
-      </w:r>
-      <w:r>
-        <w:rPr>
-          <w:rFonts w:hint="eastAsia"/>
-        </w:rPr>
-        <w:t>和方案</w:t>
-      </w:r>
-      <w:r>
-        <w:rPr>
-          <w:rFonts w:hint="eastAsia"/>
-        </w:rPr>
-        <w:t>2</w:t>
-      </w:r>
-      <w:r>
-        <w:rPr>
-          <w:rFonts w:hint="eastAsia"/>
-        </w:rPr>
-        <w:t>的比较见程序</w:t>
-      </w:r>
-      <w:r>
-        <w:rPr>
-          <w:rFonts w:hint="eastAsia"/>
-        </w:rPr>
-        <w:t>int64-overflow-test2.cpp</w:t>
-      </w:r>
-      <w:r>
-        <w:rPr>
-          <w:rFonts w:hint="eastAsia"/>
-        </w:rPr>
-        <w:t>，方案</w:t>
-      </w:r>
-      <w:r>
-        <w:rPr>
-          <w:rFonts w:hint="eastAsia"/>
-        </w:rPr>
-        <w:t>1</w:t>
-      </w:r>
-      <w:r>
-        <w:rPr>
-          <w:rFonts w:hint="eastAsia"/>
-        </w:rPr>
-        <w:t>和方案</w:t>
-      </w:r>
-      <w:r>
-        <w:rPr>
-          <w:rFonts w:hint="eastAsia"/>
-        </w:rPr>
-        <w:t>3</w:t>
-      </w:r>
-      <w:r>
-        <w:rPr>
-          <w:rFonts w:hint="eastAsia"/>
-        </w:rPr>
-        <w:t>的比较见程序</w:t>
-      </w:r>
-      <w:r>
-        <w:rPr>
-          <w:rFonts w:hint="eastAsia"/>
-        </w:rPr>
-        <w:t>int64-overflow-test.cpp</w:t>
+      <w:pPr>
+        <w:rPr>
+          <w:rFonts w:hint="eastAsia"/>
+        </w:rPr>
+      </w:pPr>
+      <w:r>
+        <w:rPr>
+          <w:rFonts w:hint="eastAsia"/>
+        </w:rPr>
+        <w:t>试验环境：</w:t>
+      </w:r>
+      <w:r>
+        <w:t>Ubuntu 12.04</w:t>
+      </w:r>
+      <w:r>
+        <w:rPr>
+          <w:rFonts w:hint="eastAsia"/>
+        </w:rPr>
+        <w:t>，</w:t>
+      </w:r>
+      <w:r>
+        <w:rPr>
+          <w:rFonts w:hint="eastAsia"/>
+        </w:rPr>
+        <w:t>x86</w:t>
+      </w:r>
+    </w:p>
+    <w:p>
+      <w:pPr>
+        <w:rPr>
+          <w:rFonts w:hint="eastAsia"/>
+        </w:rPr>
+      </w:pPr>
+      <w:r>
+        <w:rPr>
+          <w:rFonts w:hint="eastAsia"/>
+        </w:rPr>
+        <w:t>循环次数：</w:t>
+      </w:r>
+      <w:r>
+        <w:rPr>
+          <w:rFonts w:hint="eastAsia"/>
+        </w:rPr>
+        <w:t>1000</w:t>
+      </w:r>
+    </w:p>
+    <w:p>
+      <w:pPr>
+        <w:rPr>
+          <w:rFonts w:hint="eastAsia"/>
+        </w:rPr>
+      </w:pPr>
+      <w:r>
+        <w:rPr>
+          <w:rFonts w:hint="eastAsia"/>
+        </w:rPr>
+        <w:t>数据大小：</w:t>
+      </w:r>
+      <w:r>
+        <w:rPr>
+          <w:rFonts w:hint="eastAsia"/>
+        </w:rPr>
+        <w:t>10000</w:t>
+      </w:r>
+      <w:r>
+        <w:rPr>
+          <w:rFonts w:hint="eastAsia"/>
+        </w:rPr>
+        <w:t>对随机的</w:t>
+      </w:r>
+      <w:r>
+        <w:rPr>
+          <w:rFonts w:hint="eastAsia"/>
+        </w:rPr>
+        <w:t>(a,b)</w:t>
+      </w:r>
+      <w:r>
+        <w:rPr>
+          <w:rFonts w:hint="eastAsia"/>
+        </w:rPr>
+        <w:t>，循环</w:t>
+      </w:r>
+      <w:r>
+        <w:rPr>
+          <w:rFonts w:hint="eastAsia"/>
+        </w:rPr>
+        <w:t>1000</w:t>
+      </w:r>
+      <w:r>
+        <w:rPr>
+          <w:rFonts w:hint="eastAsia"/>
+        </w:rPr>
+        <w:t>次即</w:t>
+      </w:r>
+      <w:r>
+        <w:rPr>
+          <w:rFonts w:hint="eastAsia"/>
+        </w:rPr>
+        <w:t>10000000</w:t>
+      </w:r>
+      <w:r>
+        <w:rPr>
+          <w:rFonts w:hint="eastAsia"/>
+        </w:rPr>
+        <w:t>对</w:t>
+      </w:r>
+    </w:p>
+    <w:p>
+      <w:pPr>
+        <w:rPr>
+          <w:rFonts w:hint="eastAsia"/>
+        </w:rPr>
+      </w:pPr>
+      <w:r>
+        <w:rPr>
+          <w:rFonts w:hint="eastAsia"/>
+        </w:rPr>
+        <w:t>计算时间单位：</w:t>
+      </w:r>
+      <w:r>
+        <w:rPr>
+          <w:rFonts w:hint="eastAsia"/>
+        </w:rPr>
+        <w:t>clock tick</w:t>
+      </w:r>
+    </w:p>
+    <w:p>
+      <w:pPr>
+        <w:rPr>
+          <w:rFonts w:hint="eastAsia"/>
+        </w:rPr>
+      </w:pPr>
+      <w:r>
+        <w:rPr>
+          <w:rFonts w:hint="eastAsia"/>
+        </w:rPr>
+        <w:t>计算时间：</w:t>
+      </w:r>
+      <w:r>
+        <w:rPr>
+          <w:rFonts w:hint="eastAsia"/>
+        </w:rPr>
+        <w:t>10000</w:t>
+      </w:r>
+      <w:r>
+        <w:rPr>
+          <w:rFonts w:hint="eastAsia"/>
+        </w:rPr>
+        <w:t>对</w:t>
+      </w:r>
+      <w:r>
+        <w:rPr>
+          <w:rFonts w:hint="eastAsia"/>
+        </w:rPr>
+        <w:t>(a,b)</w:t>
+      </w:r>
+      <w:r>
+        <w:rPr>
+          <w:rFonts w:hint="eastAsia"/>
+        </w:rPr>
+        <w:t>循环</w:t>
+      </w:r>
+      <w:r>
+        <w:rPr>
+          <w:rFonts w:hint="eastAsia"/>
+        </w:rPr>
+        <w:t>1000</w:t>
+      </w:r>
+      <w:r>
+        <w:rPr>
+          <w:rFonts w:hint="eastAsia"/>
+        </w:rPr>
+        <w:t>次的时间，计算</w:t>
+      </w:r>
+      <w:r>
+        <w:rPr>
+          <w:rFonts w:hint="eastAsia"/>
+        </w:rPr>
+        <w:t>5</w:t>
+      </w:r>
+      <w:r>
+        <w:rPr>
+          <w:rFonts w:hint="eastAsia"/>
+        </w:rPr>
+        <w:t>次取平均值</w:t>
+      </w:r>
+    </w:p>
+    <w:tbl>
+      <w:tblPr>
+        <w:tblStyle w:val="TableGrid"/>
+        <w:tblW w:w="0" w:type="auto"/>
+        <w:tblInd w:w="357" w:type="dxa"/>
+        <w:tblLook w:val="04A0"/>
+      </w:tblPr>
+      <w:tblGrid>
+        <w:gridCol w:w="1355"/>
+        <w:gridCol w:w="1356"/>
+        <w:gridCol w:w="1356"/>
+        <w:gridCol w:w="1366"/>
+        <w:gridCol w:w="1366"/>
+        <w:gridCol w:w="1366"/>
+      </w:tblGrid>
+      <w:tr>
+        <w:tc>
+          <w:tcPr>
+            <w:tcW w:w="1355" w:type="dxa"/>
+          </w:tcPr>
+          <w:p>
+            <w:pPr>
+              <w:ind w:left="0"/>
+              <w:rPr>
+                <w:rFonts w:hint="eastAsia"/>
+              </w:rPr>
+            </w:pPr>
+            <w:r>
+              <w:rPr>
+                <w:rFonts w:hint="eastAsia"/>
+              </w:rPr>
+              <w:t>a</w:t>
+            </w:r>
+            <w:r>
+              <w:rPr>
+                <w:rFonts w:hint="eastAsia"/>
+              </w:rPr>
+              <w:t>、</w:t>
+            </w:r>
+            <w:r>
+              <w:rPr>
+                <w:rFonts w:hint="eastAsia"/>
+              </w:rPr>
+              <w:t>b</w:t>
+            </w:r>
+            <w:r>
+              <w:rPr>
+                <w:rFonts w:hint="eastAsia"/>
+              </w:rPr>
+              <w:t>不同符号</w:t>
+            </w:r>
+            <w:r>
+              <w:rPr>
+                <w:rFonts w:hint="eastAsia"/>
+              </w:rPr>
+              <w:t xml:space="preserve"> / </w:t>
+            </w:r>
+            <w:r>
+              <w:rPr>
+                <w:rFonts w:hint="eastAsia"/>
+              </w:rPr>
+              <w:t>百分比</w:t>
+            </w:r>
+          </w:p>
+        </w:tc>
+        <w:tc>
+          <w:tcPr>
+            <w:tcW w:w="1356" w:type="dxa"/>
+          </w:tcPr>
+          <w:p>
+            <w:pPr>
+              <w:ind w:left="0"/>
+              <w:rPr>
+                <w:rFonts w:hint="eastAsia"/>
+              </w:rPr>
+            </w:pPr>
+            <w:r>
+              <w:rPr>
+                <w:rFonts w:hint="eastAsia"/>
+              </w:rPr>
+              <w:t>a</w:t>
+            </w:r>
+            <w:r>
+              <w:rPr>
+                <w:rFonts w:hint="eastAsia"/>
+              </w:rPr>
+              <w:t>、</w:t>
+            </w:r>
+            <w:r>
+              <w:rPr>
+                <w:rFonts w:hint="eastAsia"/>
+              </w:rPr>
+              <w:t>b</w:t>
+            </w:r>
+            <w:r>
+              <w:rPr>
+                <w:rFonts w:hint="eastAsia"/>
+              </w:rPr>
+              <w:t>同符号但相加不溢出</w:t>
+            </w:r>
+            <w:r>
+              <w:rPr>
+                <w:rFonts w:hint="eastAsia"/>
+              </w:rPr>
+              <w:t xml:space="preserve">/ </w:t>
+            </w:r>
+            <w:r>
+              <w:rPr>
+                <w:rFonts w:hint="eastAsia"/>
+              </w:rPr>
+              <w:t>百分比</w:t>
+            </w:r>
+          </w:p>
+        </w:tc>
+        <w:tc>
+          <w:tcPr>
+            <w:tcW w:w="1356" w:type="dxa"/>
+          </w:tcPr>
+          <w:p>
+            <w:pPr>
+              <w:ind w:left="0"/>
+              <w:rPr>
+                <w:rFonts w:hint="eastAsia"/>
+              </w:rPr>
+            </w:pPr>
+            <w:r>
+              <w:rPr>
+                <w:rFonts w:hint="eastAsia"/>
+              </w:rPr>
+              <w:t>a</w:t>
+            </w:r>
+            <w:r>
+              <w:rPr>
+                <w:rFonts w:hint="eastAsia"/>
+              </w:rPr>
+              <w:t>、</w:t>
+            </w:r>
+            <w:r>
+              <w:rPr>
+                <w:rFonts w:hint="eastAsia"/>
+              </w:rPr>
+              <w:t>b</w:t>
+            </w:r>
+            <w:r>
+              <w:rPr>
+                <w:rFonts w:hint="eastAsia"/>
+              </w:rPr>
+              <w:t>相加会溢出</w:t>
+            </w:r>
+            <w:r>
+              <w:rPr>
+                <w:rFonts w:hint="eastAsia"/>
+              </w:rPr>
+              <w:t xml:space="preserve">/ </w:t>
+            </w:r>
+            <w:r>
+              <w:rPr>
+                <w:rFonts w:hint="eastAsia"/>
+              </w:rPr>
+              <w:t>百分比</w:t>
+            </w:r>
+          </w:p>
+        </w:tc>
+        <w:tc>
+          <w:tcPr>
+            <w:tcW w:w="1366" w:type="dxa"/>
+          </w:tcPr>
+          <w:p>
+            <w:pPr>
+              <w:ind w:left="0"/>
+              <w:rPr>
+                <w:rFonts w:hint="eastAsia"/>
+              </w:rPr>
+            </w:pPr>
+            <w:r>
+              <w:rPr>
+                <w:rFonts w:hint="eastAsia"/>
+              </w:rPr>
+              <w:t>方案</w:t>
+            </w:r>
+            <w:r>
+              <w:rPr>
+                <w:rFonts w:hint="eastAsia"/>
+              </w:rPr>
+              <w:t>1 /</w:t>
+            </w:r>
+          </w:p>
+          <w:p>
+            <w:pPr>
+              <w:ind w:left="0"/>
+              <w:rPr>
+                <w:rFonts w:hint="eastAsia"/>
+              </w:rPr>
+            </w:pPr>
+            <w:r>
+              <w:rPr>
+                <w:rFonts w:hint="eastAsia"/>
+              </w:rPr>
+              <w:t>1000 clock tricks</w:t>
+            </w:r>
+          </w:p>
+        </w:tc>
+        <w:tc>
+          <w:tcPr>
+            <w:tcW w:w="1366" w:type="dxa"/>
+          </w:tcPr>
+          <w:p>
+            <w:pPr>
+              <w:ind w:left="0"/>
+              <w:rPr>
+                <w:rFonts w:hint="eastAsia"/>
+              </w:rPr>
+            </w:pPr>
+            <w:r>
+              <w:rPr>
+                <w:rFonts w:hint="eastAsia"/>
+              </w:rPr>
+              <w:t>方案</w:t>
+            </w:r>
+            <w:r>
+              <w:rPr>
+                <w:rFonts w:hint="eastAsia"/>
+              </w:rPr>
+              <w:t>2 /</w:t>
+            </w:r>
+          </w:p>
+          <w:p>
+            <w:pPr>
+              <w:ind w:left="0"/>
+              <w:rPr>
+                <w:rFonts w:hint="eastAsia"/>
+              </w:rPr>
+            </w:pPr>
+            <w:r>
+              <w:rPr>
+                <w:rFonts w:hint="eastAsia"/>
+              </w:rPr>
+              <w:t>1000 clock tricks</w:t>
+            </w:r>
+          </w:p>
+        </w:tc>
+        <w:tc>
+          <w:tcPr>
+            <w:tcW w:w="1366" w:type="dxa"/>
+          </w:tcPr>
+          <w:p>
+            <w:pPr>
+              <w:ind w:left="0"/>
+              <w:rPr>
+                <w:rFonts w:hint="eastAsia"/>
+              </w:rPr>
+            </w:pPr>
+            <w:r>
+              <w:rPr>
+                <w:rFonts w:hint="eastAsia"/>
+              </w:rPr>
+              <w:t>方案</w:t>
+            </w:r>
+            <w:r>
+              <w:rPr>
+                <w:rFonts w:hint="eastAsia"/>
+              </w:rPr>
+              <w:t>3 /</w:t>
+            </w:r>
+          </w:p>
+          <w:p>
+            <w:pPr>
+              <w:ind w:left="0"/>
+              <w:rPr>
+                <w:rFonts w:hint="eastAsia"/>
+              </w:rPr>
+            </w:pPr>
+            <w:r>
+              <w:rPr>
+                <w:rFonts w:hint="eastAsia"/>
+              </w:rPr>
+              <w:t>1000 clock tricks</w:t>
+            </w:r>
+          </w:p>
+        </w:tc>
+      </w:tr>
+      <w:tr>
+        <w:tc>
+          <w:tcPr>
+            <w:tcW w:w="1355" w:type="dxa"/>
+          </w:tcPr>
+          <w:p>
+            <w:pPr>
+              <w:ind w:left="0"/>
+              <w:rPr>
+                <w:rFonts w:hint="eastAsia"/>
+              </w:rPr>
+            </w:pPr>
+            <w:r>
+              <w:rPr>
+                <w:rFonts w:hint="eastAsia"/>
+              </w:rPr>
+              <w:t>100</w:t>
+            </w:r>
+          </w:p>
+        </w:tc>
+        <w:tc>
+          <w:tcPr>
+            <w:tcW w:w="1356" w:type="dxa"/>
+          </w:tcPr>
+          <w:p>
+            <w:pPr>
+              <w:ind w:left="0"/>
+              <w:rPr>
+                <w:rFonts w:hint="eastAsia"/>
+              </w:rPr>
+            </w:pPr>
+            <w:r>
+              <w:rPr>
+                <w:rFonts w:hint="eastAsia"/>
+              </w:rPr>
+              <w:t>0</w:t>
+            </w:r>
+          </w:p>
+        </w:tc>
+        <w:tc>
+          <w:tcPr>
+            <w:tcW w:w="1356" w:type="dxa"/>
+          </w:tcPr>
+          <w:p>
+            <w:pPr>
+              <w:ind w:left="0"/>
+              <w:rPr>
+                <w:rFonts w:hint="eastAsia"/>
+              </w:rPr>
+            </w:pPr>
+            <w:r>
+              <w:rPr>
+                <w:rFonts w:hint="eastAsia"/>
+              </w:rPr>
+              <w:t>0</w:t>
+            </w:r>
+          </w:p>
+        </w:tc>
+        <w:tc>
+          <w:tcPr>
+            <w:tcW w:w="1366" w:type="dxa"/>
+          </w:tcPr>
+          <w:p>
+            <w:pPr>
+              <w:ind w:left="0"/>
+              <w:rPr>
+                <w:rFonts w:hint="eastAsia"/>
+              </w:rPr>
+            </w:pPr>
+            <w:r>
+              <w:rPr>
+                <w:rFonts w:hint="eastAsia"/>
+              </w:rPr>
+              <w:t>136</w:t>
+            </w:r>
+          </w:p>
+        </w:tc>
+        <w:tc>
+          <w:tcPr>
+            <w:tcW w:w="1366" w:type="dxa"/>
+          </w:tcPr>
+          <w:p>
+            <w:pPr>
+              <w:ind w:left="0"/>
+              <w:rPr>
+                <w:rFonts w:hint="eastAsia"/>
+              </w:rPr>
+            </w:pPr>
+            <w:r>
+              <w:rPr>
+                <w:rFonts w:hint="eastAsia"/>
+              </w:rPr>
+              <w:t>70</w:t>
+            </w:r>
+          </w:p>
+        </w:tc>
+        <w:tc>
+          <w:tcPr>
+            <w:tcW w:w="1366" w:type="dxa"/>
+          </w:tcPr>
+          <w:p>
+            <w:pPr>
+              <w:ind w:left="0"/>
+              <w:rPr>
+                <w:rFonts w:hint="eastAsia"/>
+              </w:rPr>
+            </w:pPr>
+            <w:r>
+              <w:rPr>
+                <w:rFonts w:hint="eastAsia"/>
+              </w:rPr>
+              <w:t>70</w:t>
+            </w:r>
+          </w:p>
+        </w:tc>
+      </w:tr>
+      <w:tr>
+        <w:tc>
+          <w:tcPr>
+            <w:tcW w:w="1355" w:type="dxa"/>
+          </w:tcPr>
+          <w:p>
+            <w:pPr>
+              <w:ind w:left="0"/>
+              <w:rPr>
+                <w:rFonts w:hint="eastAsia"/>
+              </w:rPr>
+            </w:pPr>
+            <w:r>
+              <w:rPr>
+                <w:rFonts w:hint="eastAsia"/>
+              </w:rPr>
+              <w:t>80</w:t>
+            </w:r>
+          </w:p>
+        </w:tc>
+        <w:tc>
+          <w:tcPr>
+            <w:tcW w:w="1356" w:type="dxa"/>
+          </w:tcPr>
+          <w:p>
+            <w:pPr>
+              <w:ind w:left="0"/>
+              <w:rPr>
+                <w:rFonts w:hint="eastAsia"/>
+              </w:rPr>
+            </w:pPr>
+            <w:r>
+              <w:rPr>
+                <w:rFonts w:hint="eastAsia"/>
+              </w:rPr>
+              <w:t>20</w:t>
+            </w:r>
+          </w:p>
+        </w:tc>
+        <w:tc>
+          <w:tcPr>
+            <w:tcW w:w="1356" w:type="dxa"/>
+          </w:tcPr>
+          <w:p>
+            <w:pPr>
+              <w:ind w:left="0"/>
+              <w:rPr>
+                <w:rFonts w:hint="eastAsia"/>
+              </w:rPr>
+            </w:pPr>
+            <w:r>
+              <w:rPr>
+                <w:rFonts w:hint="eastAsia"/>
+              </w:rPr>
+              <w:t>0</w:t>
+            </w:r>
+          </w:p>
+        </w:tc>
+        <w:tc>
+          <w:tcPr>
+            <w:tcW w:w="1366" w:type="dxa"/>
+          </w:tcPr>
+          <w:p>
+            <w:pPr>
+              <w:ind w:left="0"/>
+              <w:rPr>
+                <w:rFonts w:hint="eastAsia"/>
+              </w:rPr>
+            </w:pPr>
+            <w:r>
+              <w:rPr>
+                <w:rFonts w:hint="eastAsia"/>
+              </w:rPr>
+              <w:t>120</w:t>
+            </w:r>
+          </w:p>
+        </w:tc>
+        <w:tc>
+          <w:tcPr>
+            <w:tcW w:w="1366" w:type="dxa"/>
+          </w:tcPr>
+          <w:p>
+            <w:pPr>
+              <w:ind w:left="0"/>
+              <w:rPr>
+                <w:rFonts w:hint="eastAsia"/>
+              </w:rPr>
+            </w:pPr>
+            <w:r>
+              <w:rPr>
+                <w:rFonts w:hint="eastAsia"/>
+              </w:rPr>
+              <w:t>100</w:t>
+            </w:r>
+          </w:p>
+        </w:tc>
+        <w:tc>
+          <w:tcPr>
+            <w:tcW w:w="1366" w:type="dxa"/>
+          </w:tcPr>
+          <w:p>
+            <w:pPr>
+              <w:ind w:left="0"/>
+              <w:rPr>
+                <w:rFonts w:hint="eastAsia"/>
+              </w:rPr>
+            </w:pPr>
+            <w:r>
+              <w:rPr>
+                <w:rFonts w:hint="eastAsia"/>
+              </w:rPr>
+              <w:t>82</w:t>
+            </w:r>
+          </w:p>
+        </w:tc>
+      </w:tr>
+      <w:tr>
+        <w:tc>
+          <w:tcPr>
+            <w:tcW w:w="1355" w:type="dxa"/>
+          </w:tcPr>
+          <w:p>
+            <w:pPr>
+              <w:ind w:left="0"/>
+              <w:rPr>
+                <w:rFonts w:hint="eastAsia"/>
+              </w:rPr>
+            </w:pPr>
+            <w:r>
+              <w:rPr>
+                <w:rFonts w:hint="eastAsia"/>
+              </w:rPr>
+              <w:t>60</w:t>
+            </w:r>
+          </w:p>
+        </w:tc>
+        <w:tc>
+          <w:tcPr>
+            <w:tcW w:w="1356" w:type="dxa"/>
+          </w:tcPr>
+          <w:p>
+            <w:pPr>
+              <w:ind w:left="0"/>
+              <w:rPr>
+                <w:rFonts w:hint="eastAsia"/>
+              </w:rPr>
+            </w:pPr>
+            <w:r>
+              <w:rPr>
+                <w:rFonts w:hint="eastAsia"/>
+              </w:rPr>
+              <w:t>40</w:t>
+            </w:r>
+          </w:p>
+        </w:tc>
+        <w:tc>
+          <w:tcPr>
+            <w:tcW w:w="1356" w:type="dxa"/>
+          </w:tcPr>
+          <w:p>
+            <w:pPr>
+              <w:ind w:left="0"/>
+              <w:rPr>
+                <w:rFonts w:hint="eastAsia"/>
+              </w:rPr>
+            </w:pPr>
+            <w:r>
+              <w:rPr>
+                <w:rFonts w:hint="eastAsia"/>
+              </w:rPr>
+              <w:t>0</w:t>
+            </w:r>
+          </w:p>
+        </w:tc>
+        <w:tc>
+          <w:tcPr>
+            <w:tcW w:w="1366" w:type="dxa"/>
+          </w:tcPr>
+          <w:p>
+            <w:pPr>
+              <w:ind w:left="0"/>
+              <w:rPr>
+                <w:rFonts w:hint="eastAsia"/>
+              </w:rPr>
+            </w:pPr>
+            <w:r>
+              <w:rPr>
+                <w:rFonts w:hint="eastAsia"/>
+              </w:rPr>
+              <w:t>102</w:t>
+            </w:r>
+          </w:p>
+        </w:tc>
+        <w:tc>
+          <w:tcPr>
+            <w:tcW w:w="1366" w:type="dxa"/>
+          </w:tcPr>
+          <w:p>
+            <w:pPr>
+              <w:ind w:left="0"/>
+              <w:rPr>
+                <w:rFonts w:hint="eastAsia"/>
+              </w:rPr>
+            </w:pPr>
+            <w:r>
+              <w:rPr>
+                <w:rFonts w:hint="eastAsia"/>
+              </w:rPr>
+              <w:t>102</w:t>
+            </w:r>
+          </w:p>
+        </w:tc>
+        <w:tc>
+          <w:tcPr>
+            <w:tcW w:w="1366" w:type="dxa"/>
+          </w:tcPr>
+          <w:p>
+            <w:pPr>
+              <w:ind w:left="0"/>
+              <w:rPr>
+                <w:rFonts w:hint="eastAsia"/>
+              </w:rPr>
+            </w:pPr>
+            <w:r>
+              <w:rPr>
+                <w:rFonts w:hint="eastAsia"/>
+              </w:rPr>
+              <w:t>98</w:t>
+            </w:r>
+          </w:p>
+        </w:tc>
+      </w:tr>
+      <w:tr>
+        <w:tc>
+          <w:tcPr>
+            <w:tcW w:w="1355" w:type="dxa"/>
+          </w:tcPr>
+          <w:p>
+            <w:pPr>
+              <w:ind w:left="0"/>
+              <w:rPr>
+                <w:rFonts w:hint="eastAsia"/>
+              </w:rPr>
+            </w:pPr>
+            <w:r>
+              <w:rPr>
+                <w:rFonts w:hint="eastAsia"/>
+              </w:rPr>
+              <w:t>40</w:t>
+            </w:r>
+          </w:p>
+        </w:tc>
+        <w:tc>
+          <w:tcPr>
+            <w:tcW w:w="1356" w:type="dxa"/>
+          </w:tcPr>
+          <w:p>
+            <w:pPr>
+              <w:ind w:left="0"/>
+              <w:rPr>
+                <w:rFonts w:hint="eastAsia"/>
+              </w:rPr>
+            </w:pPr>
+            <w:r>
+              <w:rPr>
+                <w:rFonts w:hint="eastAsia"/>
+              </w:rPr>
+              <w:t>60</w:t>
+            </w:r>
+          </w:p>
+        </w:tc>
+        <w:tc>
+          <w:tcPr>
+            <w:tcW w:w="1356" w:type="dxa"/>
+          </w:tcPr>
+          <w:p>
+            <w:pPr>
+              <w:ind w:left="0"/>
+              <w:rPr>
+                <w:rFonts w:hint="eastAsia"/>
+              </w:rPr>
+            </w:pPr>
+            <w:r>
+              <w:rPr>
+                <w:rFonts w:hint="eastAsia"/>
+              </w:rPr>
+              <w:t>0</w:t>
+            </w:r>
+          </w:p>
+        </w:tc>
+        <w:tc>
+          <w:tcPr>
+            <w:tcW w:w="1366" w:type="dxa"/>
+          </w:tcPr>
+          <w:p>
+            <w:pPr>
+              <w:ind w:left="0"/>
+              <w:rPr>
+                <w:rFonts w:hint="eastAsia"/>
+              </w:rPr>
+            </w:pPr>
+            <w:r>
+              <w:rPr>
+                <w:rFonts w:hint="eastAsia"/>
+              </w:rPr>
+              <w:t>118</w:t>
+            </w:r>
+          </w:p>
+        </w:tc>
+        <w:tc>
+          <w:tcPr>
+            <w:tcW w:w="1366" w:type="dxa"/>
+          </w:tcPr>
+          <w:p>
+            <w:pPr>
+              <w:ind w:left="0"/>
+              <w:rPr>
+                <w:rFonts w:hint="eastAsia"/>
+              </w:rPr>
+            </w:pPr>
+            <w:r>
+              <w:rPr>
+                <w:rFonts w:hint="eastAsia"/>
+              </w:rPr>
+              <w:t>118</w:t>
+            </w:r>
+          </w:p>
+        </w:tc>
+        <w:tc>
+          <w:tcPr>
+            <w:tcW w:w="1366" w:type="dxa"/>
+          </w:tcPr>
+          <w:p>
+            <w:pPr>
+              <w:ind w:left="0"/>
+              <w:rPr>
+                <w:rFonts w:hint="eastAsia"/>
+              </w:rPr>
+            </w:pPr>
+            <w:r>
+              <w:rPr>
+                <w:rFonts w:hint="eastAsia"/>
+              </w:rPr>
+              <w:t>116</w:t>
+            </w:r>
+          </w:p>
+        </w:tc>
+      </w:tr>
+      <w:tr>
+        <w:tc>
+          <w:tcPr>
+            <w:tcW w:w="1355" w:type="dxa"/>
+          </w:tcPr>
+          <w:p>
+            <w:pPr>
+              <w:ind w:left="0"/>
+              <w:rPr>
+                <w:rFonts w:hint="eastAsia"/>
+              </w:rPr>
+            </w:pPr>
+            <w:r>
+              <w:rPr>
+                <w:rFonts w:hint="eastAsia"/>
+              </w:rPr>
+              <w:t>20</w:t>
+            </w:r>
+          </w:p>
+        </w:tc>
+        <w:tc>
+          <w:tcPr>
+            <w:tcW w:w="1356" w:type="dxa"/>
+          </w:tcPr>
+          <w:p>
+            <w:pPr>
+              <w:ind w:left="0"/>
+              <w:rPr>
+                <w:rFonts w:hint="eastAsia"/>
+              </w:rPr>
+            </w:pPr>
+            <w:r>
+              <w:rPr>
+                <w:rFonts w:hint="eastAsia"/>
+              </w:rPr>
+              <w:t>80</w:t>
+            </w:r>
+          </w:p>
+        </w:tc>
+        <w:tc>
+          <w:tcPr>
+            <w:tcW w:w="1356" w:type="dxa"/>
+          </w:tcPr>
+          <w:p>
+            <w:pPr>
+              <w:ind w:left="0"/>
+              <w:rPr>
+                <w:rFonts w:hint="eastAsia"/>
+              </w:rPr>
+            </w:pPr>
+            <w:r>
+              <w:rPr>
+                <w:rFonts w:hint="eastAsia"/>
+              </w:rPr>
+              <w:t>0</w:t>
+            </w:r>
+          </w:p>
+        </w:tc>
+        <w:tc>
+          <w:tcPr>
+            <w:tcW w:w="1366" w:type="dxa"/>
+          </w:tcPr>
+          <w:p>
+            <w:pPr>
+              <w:ind w:left="0"/>
+              <w:rPr>
+                <w:rFonts w:hint="eastAsia"/>
+              </w:rPr>
+            </w:pPr>
+            <w:r>
+              <w:rPr>
+                <w:rFonts w:hint="eastAsia"/>
+              </w:rPr>
+              <w:t>134</w:t>
+            </w:r>
+          </w:p>
+        </w:tc>
+        <w:tc>
+          <w:tcPr>
+            <w:tcW w:w="1366" w:type="dxa"/>
+          </w:tcPr>
+          <w:p>
+            <w:pPr>
+              <w:ind w:left="0"/>
+              <w:rPr>
+                <w:rFonts w:hint="eastAsia"/>
+              </w:rPr>
+            </w:pPr>
+            <w:r>
+              <w:rPr>
+                <w:rFonts w:hint="eastAsia"/>
+              </w:rPr>
+              <w:t>134</w:t>
+            </w:r>
+          </w:p>
+        </w:tc>
+        <w:tc>
+          <w:tcPr>
+            <w:tcW w:w="1366" w:type="dxa"/>
+          </w:tcPr>
+          <w:p>
+            <w:pPr>
+              <w:ind w:left="0"/>
+              <w:rPr>
+                <w:rFonts w:hint="eastAsia"/>
+              </w:rPr>
+            </w:pPr>
+            <w:r>
+              <w:rPr>
+                <w:rFonts w:hint="eastAsia"/>
+              </w:rPr>
+              <w:t>134</w:t>
+            </w:r>
+          </w:p>
+        </w:tc>
+      </w:tr>
+      <w:tr>
+        <w:tc>
+          <w:tcPr>
+            <w:tcW w:w="1355" w:type="dxa"/>
+          </w:tcPr>
+          <w:p>
+            <w:pPr>
+              <w:ind w:left="0"/>
+              <w:rPr>
+                <w:rFonts w:hint="eastAsia"/>
+              </w:rPr>
+            </w:pPr>
+            <w:r>
+              <w:rPr>
+                <w:rFonts w:hint="eastAsia"/>
+              </w:rPr>
+              <w:t>0</w:t>
+            </w:r>
+          </w:p>
+        </w:tc>
+        <w:tc>
+          <w:tcPr>
+            <w:tcW w:w="1356" w:type="dxa"/>
+          </w:tcPr>
+          <w:p>
+            <w:pPr>
+              <w:ind w:left="0"/>
+              <w:rPr>
+                <w:rFonts w:hint="eastAsia"/>
+              </w:rPr>
+            </w:pPr>
+            <w:r>
+              <w:rPr>
+                <w:rFonts w:hint="eastAsia"/>
+              </w:rPr>
+              <w:t>100</w:t>
+            </w:r>
+          </w:p>
+        </w:tc>
+        <w:tc>
+          <w:tcPr>
+            <w:tcW w:w="1356" w:type="dxa"/>
+          </w:tcPr>
+          <w:p>
+            <w:pPr>
+              <w:ind w:left="0"/>
+              <w:rPr>
+                <w:rFonts w:hint="eastAsia"/>
+              </w:rPr>
+            </w:pPr>
+            <w:r>
+              <w:rPr>
+                <w:rFonts w:hint="eastAsia"/>
+              </w:rPr>
+              <w:t>0</w:t>
+            </w:r>
+          </w:p>
+        </w:tc>
+        <w:tc>
+          <w:tcPr>
+            <w:tcW w:w="1366" w:type="dxa"/>
+          </w:tcPr>
+          <w:p>
+            <w:pPr>
+              <w:ind w:left="0"/>
+              <w:rPr>
+                <w:rFonts w:hint="eastAsia"/>
+              </w:rPr>
+            </w:pPr>
+            <w:r>
+              <w:rPr>
+                <w:rFonts w:hint="eastAsia"/>
+              </w:rPr>
+              <w:t>150</w:t>
+            </w:r>
+          </w:p>
+        </w:tc>
+        <w:tc>
+          <w:tcPr>
+            <w:tcW w:w="1366" w:type="dxa"/>
+          </w:tcPr>
+          <w:p>
+            <w:pPr>
+              <w:ind w:left="0"/>
+              <w:rPr>
+                <w:rFonts w:hint="eastAsia"/>
+              </w:rPr>
+            </w:pPr>
+            <w:r>
+              <w:rPr>
+                <w:rFonts w:hint="eastAsia"/>
+              </w:rPr>
+              <w:t>150</w:t>
+            </w:r>
+          </w:p>
+        </w:tc>
+        <w:tc>
+          <w:tcPr>
+            <w:tcW w:w="1366" w:type="dxa"/>
+          </w:tcPr>
+          <w:p>
+            <w:pPr>
+              <w:ind w:left="0"/>
+              <w:rPr>
+                <w:rFonts w:hint="eastAsia"/>
+              </w:rPr>
+            </w:pPr>
+            <w:r>
+              <w:rPr>
+                <w:rFonts w:hint="eastAsia"/>
+              </w:rPr>
+              <w:t>154</w:t>
+            </w:r>
+          </w:p>
+        </w:tc>
+      </w:tr>
+      <w:tr>
+        <w:tc>
+          <w:tcPr>
+            <w:tcW w:w="1355" w:type="dxa"/>
+          </w:tcPr>
+          <w:p>
+            <w:pPr>
+              <w:ind w:left="0"/>
+              <w:rPr>
+                <w:rFonts w:hint="eastAsia"/>
+              </w:rPr>
+            </w:pPr>
+          </w:p>
+        </w:tc>
+        <w:tc>
+          <w:tcPr>
+            <w:tcW w:w="1356" w:type="dxa"/>
+          </w:tcPr>
+          <w:p>
+            <w:pPr>
+              <w:ind w:left="0"/>
+              <w:rPr>
+                <w:rFonts w:hint="eastAsia"/>
+              </w:rPr>
+            </w:pPr>
+          </w:p>
+        </w:tc>
+        <w:tc>
+          <w:tcPr>
+            <w:tcW w:w="1356" w:type="dxa"/>
+          </w:tcPr>
+          <w:p>
+            <w:pPr>
+              <w:ind w:left="0"/>
+              <w:rPr>
+                <w:rFonts w:hint="eastAsia"/>
+              </w:rPr>
+            </w:pPr>
+          </w:p>
+        </w:tc>
+        <w:tc>
+          <w:tcPr>
+            <w:tcW w:w="1366" w:type="dxa"/>
+          </w:tcPr>
+          <w:p>
+            <w:pPr>
+              <w:ind w:left="0"/>
+              <w:rPr>
+                <w:rFonts w:hint="eastAsia"/>
+              </w:rPr>
+            </w:pPr>
+          </w:p>
+        </w:tc>
+        <w:tc>
+          <w:tcPr>
+            <w:tcW w:w="1366" w:type="dxa"/>
+          </w:tcPr>
+          <w:p>
+            <w:pPr>
+              <w:ind w:left="0"/>
+              <w:rPr>
+                <w:rFonts w:hint="eastAsia"/>
+              </w:rPr>
+            </w:pPr>
+          </w:p>
+        </w:tc>
+        <w:tc>
+          <w:tcPr>
+            <w:tcW w:w="1366" w:type="dxa"/>
+          </w:tcPr>
+          <w:p>
+            <w:pPr>
+              <w:ind w:left="0"/>
+              <w:rPr>
+                <w:rFonts w:hint="eastAsia"/>
+              </w:rPr>
+            </w:pPr>
+          </w:p>
+        </w:tc>
+      </w:tr>
+      <w:tr>
+        <w:tc>
+          <w:tcPr>
+            <w:tcW w:w="1355" w:type="dxa"/>
+          </w:tcPr>
+          <w:p>
+            <w:pPr>
+              <w:ind w:left="0"/>
+              <w:rPr>
+                <w:rFonts w:hint="eastAsia"/>
+              </w:rPr>
+            </w:pPr>
+            <w:r>
+              <w:rPr>
+                <w:rFonts w:hint="eastAsia"/>
+              </w:rPr>
+              <w:t>100</w:t>
+            </w:r>
+          </w:p>
+        </w:tc>
+        <w:tc>
+          <w:tcPr>
+            <w:tcW w:w="1356" w:type="dxa"/>
+          </w:tcPr>
+          <w:p>
+            <w:pPr>
+              <w:ind w:left="0"/>
+              <w:rPr>
+                <w:rFonts w:hint="eastAsia"/>
+              </w:rPr>
+            </w:pPr>
+            <w:r>
+              <w:rPr>
+                <w:rFonts w:hint="eastAsia"/>
+              </w:rPr>
+              <w:t>0</w:t>
+            </w:r>
+          </w:p>
+        </w:tc>
+        <w:tc>
+          <w:tcPr>
+            <w:tcW w:w="1356" w:type="dxa"/>
+          </w:tcPr>
+          <w:p>
+            <w:pPr>
+              <w:ind w:left="0"/>
+              <w:rPr>
+                <w:rFonts w:hint="eastAsia"/>
+              </w:rPr>
+            </w:pPr>
+            <w:r>
+              <w:rPr>
+                <w:rFonts w:hint="eastAsia"/>
+              </w:rPr>
+              <w:t>0</w:t>
+            </w:r>
+          </w:p>
+        </w:tc>
+        <w:tc>
+          <w:tcPr>
+            <w:tcW w:w="1366" w:type="dxa"/>
+          </w:tcPr>
+          <w:p>
+            <w:pPr>
+              <w:ind w:left="0"/>
+              <w:rPr>
+                <w:rFonts w:hint="eastAsia"/>
+              </w:rPr>
+            </w:pPr>
+            <w:r>
+              <w:rPr>
+                <w:rFonts w:hint="eastAsia"/>
+              </w:rPr>
+              <w:t>72</w:t>
+            </w:r>
+          </w:p>
+        </w:tc>
+        <w:tc>
+          <w:tcPr>
+            <w:tcW w:w="1366" w:type="dxa"/>
+          </w:tcPr>
+          <w:p>
+            <w:pPr>
+              <w:ind w:left="0"/>
+              <w:rPr>
+                <w:rFonts w:hint="eastAsia"/>
+              </w:rPr>
+            </w:pPr>
+            <w:r>
+              <w:rPr>
+                <w:rFonts w:hint="eastAsia"/>
+              </w:rPr>
+              <w:t>68</w:t>
+            </w:r>
+          </w:p>
+        </w:tc>
+        <w:tc>
+          <w:tcPr>
+            <w:tcW w:w="1366" w:type="dxa"/>
+          </w:tcPr>
+          <w:p>
+            <w:pPr>
+              <w:ind w:left="0"/>
+              <w:rPr>
+                <w:rFonts w:hint="eastAsia"/>
+              </w:rPr>
+            </w:pPr>
+            <w:r>
+              <w:rPr>
+                <w:rFonts w:hint="eastAsia"/>
+              </w:rPr>
+              <w:t>72</w:t>
+            </w:r>
+          </w:p>
+        </w:tc>
+      </w:tr>
+      <w:tr>
+        <w:tc>
+          <w:tcPr>
+            <w:tcW w:w="1355" w:type="dxa"/>
+          </w:tcPr>
+          <w:p>
+            <w:pPr>
+              <w:ind w:left="0"/>
+              <w:rPr>
+                <w:rFonts w:hint="eastAsia"/>
+              </w:rPr>
+            </w:pPr>
+            <w:r>
+              <w:rPr>
+                <w:rFonts w:hint="eastAsia"/>
+              </w:rPr>
+              <w:t>80</w:t>
+            </w:r>
+          </w:p>
+        </w:tc>
+        <w:tc>
+          <w:tcPr>
+            <w:tcW w:w="1356" w:type="dxa"/>
+          </w:tcPr>
+          <w:p>
+            <w:pPr>
+              <w:ind w:left="0"/>
+              <w:rPr>
+                <w:rFonts w:hint="eastAsia"/>
+              </w:rPr>
+            </w:pPr>
+            <w:r>
+              <w:rPr>
+                <w:rFonts w:hint="eastAsia"/>
+              </w:rPr>
+              <w:t>0</w:t>
+            </w:r>
+          </w:p>
+        </w:tc>
+        <w:tc>
+          <w:tcPr>
+            <w:tcW w:w="1356" w:type="dxa"/>
+          </w:tcPr>
+          <w:p>
+            <w:pPr>
+              <w:ind w:left="0"/>
+              <w:rPr>
+                <w:rFonts w:hint="eastAsia"/>
+              </w:rPr>
+            </w:pPr>
+            <w:r>
+              <w:rPr>
+                <w:rFonts w:hint="eastAsia"/>
+              </w:rPr>
+              <w:t>20</w:t>
+            </w:r>
+          </w:p>
+        </w:tc>
+        <w:tc>
+          <w:tcPr>
+            <w:tcW w:w="1366" w:type="dxa"/>
+          </w:tcPr>
+          <w:p>
+            <w:pPr>
+              <w:ind w:left="0"/>
+              <w:rPr>
+                <w:rFonts w:hint="eastAsia"/>
+              </w:rPr>
+            </w:pPr>
+            <w:r>
+              <w:rPr>
+                <w:rFonts w:hint="eastAsia"/>
+              </w:rPr>
+              <w:t>92</w:t>
+            </w:r>
+          </w:p>
+        </w:tc>
+        <w:tc>
+          <w:tcPr>
+            <w:tcW w:w="1366" w:type="dxa"/>
+          </w:tcPr>
+          <w:p>
+            <w:pPr>
+              <w:ind w:left="0"/>
+              <w:rPr>
+                <w:rFonts w:hint="eastAsia"/>
+              </w:rPr>
+            </w:pPr>
+            <w:r>
+              <w:rPr>
+                <w:rFonts w:hint="eastAsia"/>
+              </w:rPr>
+              <w:t>82</w:t>
+            </w:r>
+          </w:p>
+        </w:tc>
+        <w:tc>
+          <w:tcPr>
+            <w:tcW w:w="1366" w:type="dxa"/>
+          </w:tcPr>
+          <w:p>
+            <w:pPr>
+              <w:ind w:left="0"/>
+              <w:rPr>
+                <w:rFonts w:hint="eastAsia"/>
+              </w:rPr>
+            </w:pPr>
+            <w:r>
+              <w:rPr>
+                <w:rFonts w:hint="eastAsia"/>
+              </w:rPr>
+              <w:t>86</w:t>
+            </w:r>
+          </w:p>
+        </w:tc>
+      </w:tr>
+      <w:tr>
+        <w:tc>
+          <w:tcPr>
+            <w:tcW w:w="1355" w:type="dxa"/>
+          </w:tcPr>
+          <w:p>
+            <w:pPr>
+              <w:ind w:left="0"/>
+              <w:rPr>
+                <w:rFonts w:hint="eastAsia"/>
+              </w:rPr>
+            </w:pPr>
+            <w:r>
+              <w:rPr>
+                <w:rFonts w:hint="eastAsia"/>
+              </w:rPr>
+              <w:t>60</w:t>
+            </w:r>
+          </w:p>
+        </w:tc>
+        <w:tc>
+          <w:tcPr>
+            <w:tcW w:w="1356" w:type="dxa"/>
+          </w:tcPr>
+          <w:p>
+            <w:pPr>
+              <w:ind w:left="0"/>
+              <w:rPr>
+                <w:rFonts w:hint="eastAsia"/>
+              </w:rPr>
+            </w:pPr>
+            <w:r>
+              <w:rPr>
+                <w:rFonts w:hint="eastAsia"/>
+              </w:rPr>
+              <w:t>0</w:t>
+            </w:r>
+          </w:p>
+        </w:tc>
+        <w:tc>
+          <w:tcPr>
+            <w:tcW w:w="1356" w:type="dxa"/>
+          </w:tcPr>
+          <w:p>
+            <w:pPr>
+              <w:ind w:left="0"/>
+              <w:rPr>
+                <w:rFonts w:hint="eastAsia"/>
+              </w:rPr>
+            </w:pPr>
+            <w:r>
+              <w:rPr>
+                <w:rFonts w:hint="eastAsia"/>
+              </w:rPr>
+              <w:t>40</w:t>
+            </w:r>
+          </w:p>
+        </w:tc>
+        <w:tc>
+          <w:tcPr>
+            <w:tcW w:w="1366" w:type="dxa"/>
+          </w:tcPr>
+          <w:p>
+            <w:pPr>
+              <w:ind w:left="0"/>
+              <w:rPr>
+                <w:rFonts w:hint="eastAsia"/>
+              </w:rPr>
+            </w:pPr>
+            <w:r>
+              <w:rPr>
+                <w:rFonts w:hint="eastAsia"/>
+              </w:rPr>
+              <w:t>104</w:t>
+            </w:r>
+          </w:p>
+        </w:tc>
+        <w:tc>
+          <w:tcPr>
+            <w:tcW w:w="1366" w:type="dxa"/>
+          </w:tcPr>
+          <w:p>
+            <w:pPr>
+              <w:ind w:left="0"/>
+              <w:rPr>
+                <w:rFonts w:hint="eastAsia"/>
+              </w:rPr>
+            </w:pPr>
+            <w:r>
+              <w:rPr>
+                <w:rFonts w:hint="eastAsia"/>
+              </w:rPr>
+              <w:t>100</w:t>
+            </w:r>
+          </w:p>
+        </w:tc>
+        <w:tc>
+          <w:tcPr>
+            <w:tcW w:w="1366" w:type="dxa"/>
+          </w:tcPr>
+          <w:p>
+            <w:pPr>
+              <w:ind w:left="0"/>
+              <w:rPr>
+                <w:rFonts w:hint="eastAsia"/>
+              </w:rPr>
+            </w:pPr>
+            <w:r>
+              <w:rPr>
+                <w:rFonts w:hint="eastAsia"/>
+              </w:rPr>
+              <w:t>102</w:t>
+            </w:r>
+          </w:p>
+        </w:tc>
+      </w:tr>
+      <w:tr>
+        <w:tc>
+          <w:tcPr>
+            <w:tcW w:w="1355" w:type="dxa"/>
+          </w:tcPr>
+          <w:p>
+            <w:pPr>
+              <w:ind w:left="0"/>
+              <w:rPr>
+                <w:rFonts w:hint="eastAsia"/>
+              </w:rPr>
+            </w:pPr>
+            <w:r>
+              <w:rPr>
+                <w:rFonts w:hint="eastAsia"/>
+              </w:rPr>
+              <w:t>40</w:t>
+            </w:r>
+          </w:p>
+        </w:tc>
+        <w:tc>
+          <w:tcPr>
+            <w:tcW w:w="1356" w:type="dxa"/>
+          </w:tcPr>
+          <w:p>
+            <w:pPr>
+              <w:ind w:left="0"/>
+              <w:rPr>
+                <w:rFonts w:hint="eastAsia"/>
+              </w:rPr>
+            </w:pPr>
+            <w:r>
+              <w:rPr>
+                <w:rFonts w:hint="eastAsia"/>
+              </w:rPr>
+              <w:t>0</w:t>
+            </w:r>
+          </w:p>
+        </w:tc>
+        <w:tc>
+          <w:tcPr>
+            <w:tcW w:w="1356" w:type="dxa"/>
+          </w:tcPr>
+          <w:p>
+            <w:pPr>
+              <w:ind w:left="0"/>
+              <w:rPr>
+                <w:rFonts w:hint="eastAsia"/>
+              </w:rPr>
+            </w:pPr>
+            <w:r>
+              <w:rPr>
+                <w:rFonts w:hint="eastAsia"/>
+              </w:rPr>
+              <w:t>60</w:t>
+            </w:r>
+          </w:p>
+        </w:tc>
+        <w:tc>
+          <w:tcPr>
+            <w:tcW w:w="1366" w:type="dxa"/>
+          </w:tcPr>
+          <w:p>
+            <w:pPr>
+              <w:ind w:left="0"/>
+              <w:rPr>
+                <w:rFonts w:hint="eastAsia"/>
+              </w:rPr>
+            </w:pPr>
+            <w:r>
+              <w:rPr>
+                <w:rFonts w:hint="eastAsia"/>
+              </w:rPr>
+              <w:t>118</w:t>
+            </w:r>
+          </w:p>
+        </w:tc>
+        <w:tc>
+          <w:tcPr>
+            <w:tcW w:w="1366" w:type="dxa"/>
+          </w:tcPr>
+          <w:p>
+            <w:pPr>
+              <w:ind w:left="0"/>
+              <w:rPr>
+                <w:rFonts w:hint="eastAsia"/>
+              </w:rPr>
+            </w:pPr>
+            <w:r>
+              <w:rPr>
+                <w:rFonts w:hint="eastAsia"/>
+              </w:rPr>
+              <w:t>118</w:t>
+            </w:r>
+          </w:p>
+        </w:tc>
+        <w:tc>
+          <w:tcPr>
+            <w:tcW w:w="1366" w:type="dxa"/>
+          </w:tcPr>
+          <w:p>
+            <w:pPr>
+              <w:ind w:left="0"/>
+              <w:rPr>
+                <w:rFonts w:hint="eastAsia"/>
+              </w:rPr>
+            </w:pPr>
+            <w:r>
+              <w:rPr>
+                <w:rFonts w:hint="eastAsia"/>
+              </w:rPr>
+              <w:t>122</w:t>
+            </w:r>
+          </w:p>
+        </w:tc>
+      </w:tr>
+      <w:tr>
+        <w:tc>
+          <w:tcPr>
+            <w:tcW w:w="1355" w:type="dxa"/>
+          </w:tcPr>
+          <w:p>
+            <w:pPr>
+              <w:ind w:left="0"/>
+              <w:rPr>
+                <w:rFonts w:hint="eastAsia"/>
+              </w:rPr>
+            </w:pPr>
+            <w:r>
+              <w:rPr>
+                <w:rFonts w:hint="eastAsia"/>
+              </w:rPr>
+              <w:t>20</w:t>
+            </w:r>
+          </w:p>
+        </w:tc>
+        <w:tc>
+          <w:tcPr>
+            <w:tcW w:w="1356" w:type="dxa"/>
+          </w:tcPr>
+          <w:p>
+            <w:pPr>
+              <w:ind w:left="0"/>
+              <w:rPr>
+                <w:rFonts w:hint="eastAsia"/>
+              </w:rPr>
+            </w:pPr>
+            <w:r>
+              <w:rPr>
+                <w:rFonts w:hint="eastAsia"/>
+              </w:rPr>
+              <w:t>0</w:t>
+            </w:r>
+          </w:p>
+        </w:tc>
+        <w:tc>
+          <w:tcPr>
+            <w:tcW w:w="1356" w:type="dxa"/>
+          </w:tcPr>
+          <w:p>
+            <w:pPr>
+              <w:ind w:left="0"/>
+              <w:rPr>
+                <w:rFonts w:hint="eastAsia"/>
+              </w:rPr>
+            </w:pPr>
+            <w:r>
+              <w:rPr>
+                <w:rFonts w:hint="eastAsia"/>
+              </w:rPr>
+              <w:t>80</w:t>
+            </w:r>
+          </w:p>
+        </w:tc>
+        <w:tc>
+          <w:tcPr>
+            <w:tcW w:w="1366" w:type="dxa"/>
+          </w:tcPr>
+          <w:p>
+            <w:pPr>
+              <w:ind w:left="0"/>
+              <w:rPr>
+                <w:rFonts w:hint="eastAsia"/>
+              </w:rPr>
+            </w:pPr>
+            <w:r>
+              <w:rPr>
+                <w:rFonts w:hint="eastAsia"/>
+              </w:rPr>
+              <w:t>134</w:t>
+            </w:r>
+          </w:p>
+        </w:tc>
+        <w:tc>
+          <w:tcPr>
+            <w:tcW w:w="1366" w:type="dxa"/>
+          </w:tcPr>
+          <w:p>
+            <w:pPr>
+              <w:ind w:left="0"/>
+              <w:rPr>
+                <w:rFonts w:hint="eastAsia"/>
+              </w:rPr>
+            </w:pPr>
+            <w:r>
+              <w:rPr>
+                <w:rFonts w:hint="eastAsia"/>
+              </w:rPr>
+              <w:t>134</w:t>
+            </w:r>
+          </w:p>
+        </w:tc>
+        <w:tc>
+          <w:tcPr>
+            <w:tcW w:w="1366" w:type="dxa"/>
+          </w:tcPr>
+          <w:p>
+            <w:pPr>
+              <w:ind w:left="0"/>
+              <w:rPr>
+                <w:rFonts w:hint="eastAsia"/>
+              </w:rPr>
+            </w:pPr>
+            <w:r>
+              <w:rPr>
+                <w:rFonts w:hint="eastAsia"/>
+              </w:rPr>
+              <w:t>140</w:t>
+            </w:r>
+          </w:p>
+        </w:tc>
+      </w:tr>
+      <w:tr>
+        <w:tc>
+          <w:tcPr>
+            <w:tcW w:w="1355" w:type="dxa"/>
+          </w:tcPr>
+          <w:p>
+            <w:pPr>
+              <w:ind w:left="0"/>
+              <w:rPr>
+                <w:rFonts w:hint="eastAsia"/>
+              </w:rPr>
+            </w:pPr>
+            <w:r>
+              <w:rPr>
+                <w:rFonts w:hint="eastAsia"/>
+              </w:rPr>
+              <w:t>0</w:t>
+            </w:r>
+          </w:p>
+        </w:tc>
+        <w:tc>
+          <w:tcPr>
+            <w:tcW w:w="1356" w:type="dxa"/>
+          </w:tcPr>
+          <w:p>
+            <w:pPr>
+              <w:ind w:left="0"/>
+              <w:rPr>
+                <w:rFonts w:hint="eastAsia"/>
+              </w:rPr>
+            </w:pPr>
+            <w:r>
+              <w:rPr>
+                <w:rFonts w:hint="eastAsia"/>
+              </w:rPr>
+              <w:t>0</w:t>
+            </w:r>
+          </w:p>
+        </w:tc>
+        <w:tc>
+          <w:tcPr>
+            <w:tcW w:w="1356" w:type="dxa"/>
+          </w:tcPr>
+          <w:p>
+            <w:pPr>
+              <w:ind w:left="0"/>
+              <w:rPr>
+                <w:rFonts w:hint="eastAsia"/>
+              </w:rPr>
+            </w:pPr>
+            <w:r>
+              <w:rPr>
+                <w:rFonts w:hint="eastAsia"/>
+              </w:rPr>
+              <w:t>100</w:t>
+            </w:r>
+          </w:p>
+        </w:tc>
+        <w:tc>
+          <w:tcPr>
+            <w:tcW w:w="1366" w:type="dxa"/>
+          </w:tcPr>
+          <w:p>
+            <w:pPr>
+              <w:ind w:left="0"/>
+              <w:rPr>
+                <w:rFonts w:hint="eastAsia"/>
+              </w:rPr>
+            </w:pPr>
+            <w:r>
+              <w:rPr>
+                <w:rFonts w:hint="eastAsia"/>
+              </w:rPr>
+              <w:t>148</w:t>
+            </w:r>
+          </w:p>
+        </w:tc>
+        <w:tc>
+          <w:tcPr>
+            <w:tcW w:w="1366" w:type="dxa"/>
+          </w:tcPr>
+          <w:p>
+            <w:pPr>
+              <w:ind w:left="0"/>
+              <w:rPr>
+                <w:rFonts w:hint="eastAsia"/>
+              </w:rPr>
+            </w:pPr>
+            <w:r>
+              <w:rPr>
+                <w:rFonts w:hint="eastAsia"/>
+              </w:rPr>
+              <w:t>150</w:t>
+            </w:r>
+          </w:p>
+        </w:tc>
+        <w:tc>
+          <w:tcPr>
+            <w:tcW w:w="1366" w:type="dxa"/>
+          </w:tcPr>
+          <w:p>
+            <w:pPr>
+              <w:ind w:left="0"/>
+              <w:rPr>
+                <w:rFonts w:hint="eastAsia"/>
+              </w:rPr>
+            </w:pPr>
+            <w:r>
+              <w:rPr>
+                <w:rFonts w:hint="eastAsia"/>
+              </w:rPr>
+              <w:t>160</w:t>
+            </w:r>
+          </w:p>
+        </w:tc>
+      </w:tr>
+      <w:tr>
+        <w:tc>
+          <w:tcPr>
+            <w:tcW w:w="1355" w:type="dxa"/>
+          </w:tcPr>
+          <w:p>
+            <w:pPr>
+              <w:ind w:left="0"/>
+              <w:rPr>
+                <w:rFonts w:hint="eastAsia"/>
+              </w:rPr>
+            </w:pPr>
+          </w:p>
+        </w:tc>
+        <w:tc>
+          <w:tcPr>
+            <w:tcW w:w="1356" w:type="dxa"/>
+          </w:tcPr>
+          <w:p>
+            <w:pPr>
+              <w:ind w:left="0"/>
+              <w:rPr>
+                <w:rFonts w:hint="eastAsia"/>
+              </w:rPr>
+            </w:pPr>
+          </w:p>
+        </w:tc>
+        <w:tc>
+          <w:tcPr>
+            <w:tcW w:w="1356" w:type="dxa"/>
+          </w:tcPr>
+          <w:p>
+            <w:pPr>
+              <w:ind w:left="0"/>
+              <w:rPr>
+                <w:rFonts w:hint="eastAsia"/>
+              </w:rPr>
+            </w:pPr>
+          </w:p>
+        </w:tc>
+        <w:tc>
+          <w:tcPr>
+            <w:tcW w:w="1366" w:type="dxa"/>
+          </w:tcPr>
+          <w:p>
+            <w:pPr>
+              <w:ind w:left="0"/>
+              <w:rPr>
+                <w:rFonts w:hint="eastAsia"/>
+              </w:rPr>
+            </w:pPr>
+          </w:p>
+        </w:tc>
+        <w:tc>
+          <w:tcPr>
+            <w:tcW w:w="1366" w:type="dxa"/>
+          </w:tcPr>
+          <w:p>
+            <w:pPr>
+              <w:ind w:left="0"/>
+              <w:rPr>
+                <w:rFonts w:hint="eastAsia"/>
+              </w:rPr>
+            </w:pPr>
+          </w:p>
+        </w:tc>
+        <w:tc>
+          <w:tcPr>
+            <w:tcW w:w="1366" w:type="dxa"/>
+          </w:tcPr>
+          <w:p>
+            <w:pPr>
+              <w:ind w:left="0"/>
+              <w:rPr>
+                <w:rFonts w:hint="eastAsia"/>
+              </w:rPr>
+            </w:pPr>
+          </w:p>
+        </w:tc>
+      </w:tr>
+      <w:tr>
+        <w:tc>
+          <w:tcPr>
+            <w:tcW w:w="1355" w:type="dxa"/>
+          </w:tcPr>
+          <w:p>
+            <w:pPr>
+              <w:ind w:left="0"/>
+              <w:rPr>
+                <w:rFonts w:hint="eastAsia"/>
+              </w:rPr>
+            </w:pPr>
+            <w:r>
+              <w:rPr>
+                <w:rFonts w:hint="eastAsia"/>
+              </w:rPr>
+              <w:t>0</w:t>
+            </w:r>
+          </w:p>
+        </w:tc>
+        <w:tc>
+          <w:tcPr>
+            <w:tcW w:w="1356" w:type="dxa"/>
+          </w:tcPr>
+          <w:p>
+            <w:pPr>
+              <w:ind w:left="0"/>
+              <w:rPr>
+                <w:rFonts w:hint="eastAsia"/>
+              </w:rPr>
+            </w:pPr>
+            <w:r>
+              <w:rPr>
+                <w:rFonts w:hint="eastAsia"/>
+              </w:rPr>
+              <w:t>100</w:t>
+            </w:r>
+          </w:p>
+        </w:tc>
+        <w:tc>
+          <w:tcPr>
+            <w:tcW w:w="1356" w:type="dxa"/>
+          </w:tcPr>
+          <w:p>
+            <w:pPr>
+              <w:ind w:left="0"/>
+              <w:rPr>
+                <w:rFonts w:hint="eastAsia"/>
+              </w:rPr>
+            </w:pPr>
+            <w:r>
+              <w:rPr>
+                <w:rFonts w:hint="eastAsia"/>
+              </w:rPr>
+              <w:t>0</w:t>
+            </w:r>
+          </w:p>
+        </w:tc>
+        <w:tc>
+          <w:tcPr>
+            <w:tcW w:w="1366" w:type="dxa"/>
+          </w:tcPr>
+          <w:p>
+            <w:pPr>
+              <w:ind w:left="0"/>
+              <w:rPr>
+                <w:rFonts w:hint="eastAsia"/>
+              </w:rPr>
+            </w:pPr>
+            <w:r>
+              <w:rPr>
+                <w:rFonts w:hint="eastAsia"/>
+              </w:rPr>
+              <w:t>148</w:t>
+            </w:r>
+          </w:p>
+        </w:tc>
+        <w:tc>
+          <w:tcPr>
+            <w:tcW w:w="1366" w:type="dxa"/>
+          </w:tcPr>
+          <w:p>
+            <w:pPr>
+              <w:ind w:left="0"/>
+              <w:rPr>
+                <w:rFonts w:hint="eastAsia"/>
+              </w:rPr>
+            </w:pPr>
+            <w:r>
+              <w:rPr>
+                <w:rFonts w:hint="eastAsia"/>
+              </w:rPr>
+              <w:t>150</w:t>
+            </w:r>
+          </w:p>
+        </w:tc>
+        <w:tc>
+          <w:tcPr>
+            <w:tcW w:w="1366" w:type="dxa"/>
+          </w:tcPr>
+          <w:p>
+            <w:pPr>
+              <w:ind w:left="0"/>
+              <w:rPr>
+                <w:rFonts w:hint="eastAsia"/>
+              </w:rPr>
+            </w:pPr>
+            <w:r>
+              <w:rPr>
+                <w:rFonts w:hint="eastAsia"/>
+              </w:rPr>
+              <w:t>148</w:t>
+            </w:r>
+          </w:p>
+        </w:tc>
+      </w:tr>
+      <w:tr>
+        <w:tc>
+          <w:tcPr>
+            <w:tcW w:w="1355" w:type="dxa"/>
+          </w:tcPr>
+          <w:p>
+            <w:pPr>
+              <w:ind w:left="0"/>
+              <w:rPr>
+                <w:rFonts w:hint="eastAsia"/>
+              </w:rPr>
+            </w:pPr>
+            <w:r>
+              <w:rPr>
+                <w:rFonts w:hint="eastAsia"/>
+              </w:rPr>
+              <w:t>0</w:t>
+            </w:r>
+          </w:p>
+        </w:tc>
+        <w:tc>
+          <w:tcPr>
+            <w:tcW w:w="1356" w:type="dxa"/>
+          </w:tcPr>
+          <w:p>
+            <w:pPr>
+              <w:ind w:left="0"/>
+              <w:rPr>
+                <w:rFonts w:hint="eastAsia"/>
+              </w:rPr>
+            </w:pPr>
+            <w:r>
+              <w:rPr>
+                <w:rFonts w:hint="eastAsia"/>
+              </w:rPr>
+              <w:t>80</w:t>
+            </w:r>
+          </w:p>
+        </w:tc>
+        <w:tc>
+          <w:tcPr>
+            <w:tcW w:w="1356" w:type="dxa"/>
+          </w:tcPr>
+          <w:p>
+            <w:pPr>
+              <w:ind w:left="0"/>
+              <w:rPr>
+                <w:rFonts w:hint="eastAsia"/>
+              </w:rPr>
+            </w:pPr>
+            <w:r>
+              <w:rPr>
+                <w:rFonts w:hint="eastAsia"/>
+              </w:rPr>
+              <w:t>20</w:t>
+            </w:r>
+          </w:p>
+        </w:tc>
+        <w:tc>
+          <w:tcPr>
+            <w:tcW w:w="1366" w:type="dxa"/>
+          </w:tcPr>
+          <w:p>
+            <w:pPr>
+              <w:ind w:left="0"/>
+              <w:rPr>
+                <w:rFonts w:hint="eastAsia"/>
+              </w:rPr>
+            </w:pPr>
+            <w:r>
+              <w:rPr>
+                <w:rFonts w:hint="eastAsia"/>
+              </w:rPr>
+              <w:t>156</w:t>
+            </w:r>
+          </w:p>
+        </w:tc>
+        <w:tc>
+          <w:tcPr>
+            <w:tcW w:w="1366" w:type="dxa"/>
+          </w:tcPr>
+          <w:p>
+            <w:pPr>
+              <w:ind w:left="0"/>
+              <w:rPr>
+                <w:rFonts w:hint="eastAsia"/>
+              </w:rPr>
+            </w:pPr>
+            <w:r>
+              <w:rPr>
+                <w:rFonts w:hint="eastAsia"/>
+              </w:rPr>
+              <w:t>150</w:t>
+            </w:r>
+          </w:p>
+        </w:tc>
+        <w:tc>
+          <w:tcPr>
+            <w:tcW w:w="1366" w:type="dxa"/>
+          </w:tcPr>
+          <w:p>
+            <w:pPr>
+              <w:ind w:left="0"/>
+              <w:rPr>
+                <w:rFonts w:hint="eastAsia"/>
+              </w:rPr>
+            </w:pPr>
+            <w:r>
+              <w:rPr>
+                <w:rFonts w:hint="eastAsia"/>
+              </w:rPr>
+              <w:t>154</w:t>
+            </w:r>
+          </w:p>
+        </w:tc>
+      </w:tr>
+      <w:tr>
+        <w:tc>
+          <w:tcPr>
+            <w:tcW w:w="1355" w:type="dxa"/>
+          </w:tcPr>
+          <w:p>
+            <w:pPr>
+              <w:ind w:left="0"/>
+              <w:rPr>
+                <w:rFonts w:hint="eastAsia"/>
+              </w:rPr>
+            </w:pPr>
+            <w:r>
+              <w:rPr>
+                <w:rFonts w:hint="eastAsia"/>
+              </w:rPr>
+              <w:t>0</w:t>
+            </w:r>
+          </w:p>
+        </w:tc>
+        <w:tc>
+          <w:tcPr>
+            <w:tcW w:w="1356" w:type="dxa"/>
+          </w:tcPr>
+          <w:p>
+            <w:pPr>
+              <w:ind w:left="0"/>
+              <w:rPr>
+                <w:rFonts w:hint="eastAsia"/>
+              </w:rPr>
+            </w:pPr>
+            <w:r>
+              <w:rPr>
+                <w:rFonts w:hint="eastAsia"/>
+              </w:rPr>
+              <w:t>60</w:t>
+            </w:r>
+          </w:p>
+        </w:tc>
+        <w:tc>
+          <w:tcPr>
+            <w:tcW w:w="1356" w:type="dxa"/>
+          </w:tcPr>
+          <w:p>
+            <w:pPr>
+              <w:ind w:left="0"/>
+              <w:rPr>
+                <w:rFonts w:hint="eastAsia"/>
+              </w:rPr>
+            </w:pPr>
+            <w:r>
+              <w:rPr>
+                <w:rFonts w:hint="eastAsia"/>
+              </w:rPr>
+              <w:t>40</w:t>
+            </w:r>
+          </w:p>
+        </w:tc>
+        <w:tc>
+          <w:tcPr>
+            <w:tcW w:w="1366" w:type="dxa"/>
+          </w:tcPr>
+          <w:p>
+            <w:pPr>
+              <w:ind w:left="0"/>
+              <w:rPr>
+                <w:rFonts w:hint="eastAsia"/>
+              </w:rPr>
+            </w:pPr>
+            <w:r>
+              <w:rPr>
+                <w:rFonts w:hint="eastAsia"/>
+              </w:rPr>
+              <w:t>148</w:t>
+            </w:r>
+          </w:p>
+        </w:tc>
+        <w:tc>
+          <w:tcPr>
+            <w:tcW w:w="1366" w:type="dxa"/>
+          </w:tcPr>
+          <w:p>
+            <w:pPr>
+              <w:ind w:left="0"/>
+              <w:rPr>
+                <w:rFonts w:hint="eastAsia"/>
+              </w:rPr>
+            </w:pPr>
+            <w:r>
+              <w:rPr>
+                <w:rFonts w:hint="eastAsia"/>
+              </w:rPr>
+              <w:t>150</w:t>
+            </w:r>
+          </w:p>
+        </w:tc>
+        <w:tc>
+          <w:tcPr>
+            <w:tcW w:w="1366" w:type="dxa"/>
+          </w:tcPr>
+          <w:p>
+            <w:pPr>
+              <w:ind w:left="0"/>
+              <w:rPr>
+                <w:rFonts w:hint="eastAsia"/>
+              </w:rPr>
+            </w:pPr>
+            <w:r>
+              <w:rPr>
+                <w:rFonts w:hint="eastAsia"/>
+              </w:rPr>
+              <w:t>154</w:t>
+            </w:r>
+          </w:p>
+        </w:tc>
+      </w:tr>
+      <w:tr>
+        <w:tc>
+          <w:tcPr>
+            <w:tcW w:w="1355" w:type="dxa"/>
+          </w:tcPr>
+          <w:p>
+            <w:pPr>
+              <w:ind w:left="0"/>
+              <w:rPr>
+                <w:rFonts w:hint="eastAsia"/>
+              </w:rPr>
+            </w:pPr>
+            <w:r>
+              <w:rPr>
+                <w:rFonts w:hint="eastAsia"/>
+              </w:rPr>
+              <w:t>0</w:t>
+            </w:r>
+          </w:p>
+        </w:tc>
+        <w:tc>
+          <w:tcPr>
+            <w:tcW w:w="1356" w:type="dxa"/>
+          </w:tcPr>
+          <w:p>
+            <w:pPr>
+              <w:ind w:left="0"/>
+              <w:rPr>
+                <w:rFonts w:hint="eastAsia"/>
+              </w:rPr>
+            </w:pPr>
+            <w:r>
+              <w:rPr>
+                <w:rFonts w:hint="eastAsia"/>
+              </w:rPr>
+              <w:t>40</w:t>
+            </w:r>
+          </w:p>
+        </w:tc>
+        <w:tc>
+          <w:tcPr>
+            <w:tcW w:w="1356" w:type="dxa"/>
+          </w:tcPr>
+          <w:p>
+            <w:pPr>
+              <w:ind w:left="0"/>
+              <w:rPr>
+                <w:rFonts w:hint="eastAsia"/>
+              </w:rPr>
+            </w:pPr>
+            <w:r>
+              <w:rPr>
+                <w:rFonts w:hint="eastAsia"/>
+              </w:rPr>
+              <w:t>60</w:t>
+            </w:r>
+          </w:p>
+        </w:tc>
+        <w:tc>
+          <w:tcPr>
+            <w:tcW w:w="1366" w:type="dxa"/>
+          </w:tcPr>
+          <w:p>
+            <w:pPr>
+              <w:ind w:left="0"/>
+              <w:rPr>
+                <w:rFonts w:hint="eastAsia"/>
+              </w:rPr>
+            </w:pPr>
+            <w:r>
+              <w:rPr>
+                <w:rFonts w:hint="eastAsia"/>
+              </w:rPr>
+              <w:t>148</w:t>
+            </w:r>
+          </w:p>
+        </w:tc>
+        <w:tc>
+          <w:tcPr>
+            <w:tcW w:w="1366" w:type="dxa"/>
+          </w:tcPr>
+          <w:p>
+            <w:pPr>
+              <w:ind w:left="0"/>
+              <w:rPr>
+                <w:rFonts w:hint="eastAsia"/>
+              </w:rPr>
+            </w:pPr>
+            <w:r>
+              <w:rPr>
+                <w:rFonts w:hint="eastAsia"/>
+              </w:rPr>
+              <w:t>150</w:t>
+            </w:r>
+          </w:p>
+        </w:tc>
+        <w:tc>
+          <w:tcPr>
+            <w:tcW w:w="1366" w:type="dxa"/>
+          </w:tcPr>
+          <w:p>
+            <w:pPr>
+              <w:ind w:left="0"/>
+              <w:rPr>
+                <w:rFonts w:hint="eastAsia"/>
+              </w:rPr>
+            </w:pPr>
+            <w:r>
+              <w:rPr>
+                <w:rFonts w:hint="eastAsia"/>
+              </w:rPr>
+              <w:t>156</w:t>
+            </w:r>
+          </w:p>
+        </w:tc>
+      </w:tr>
+      <w:tr>
+        <w:tc>
+          <w:tcPr>
+            <w:tcW w:w="1355" w:type="dxa"/>
+          </w:tcPr>
+          <w:p>
+            <w:pPr>
+              <w:ind w:left="0"/>
+              <w:rPr>
+                <w:rFonts w:hint="eastAsia"/>
+              </w:rPr>
+            </w:pPr>
+            <w:r>
+              <w:rPr>
+                <w:rFonts w:hint="eastAsia"/>
+              </w:rPr>
+              <w:t>0</w:t>
+            </w:r>
+          </w:p>
+        </w:tc>
+        <w:tc>
+          <w:tcPr>
+            <w:tcW w:w="1356" w:type="dxa"/>
+          </w:tcPr>
+          <w:p>
+            <w:pPr>
+              <w:ind w:left="0"/>
+              <w:rPr>
+                <w:rFonts w:hint="eastAsia"/>
+              </w:rPr>
+            </w:pPr>
+            <w:r>
+              <w:rPr>
+                <w:rFonts w:hint="eastAsia"/>
+              </w:rPr>
+              <w:t>20</w:t>
+            </w:r>
+          </w:p>
+        </w:tc>
+        <w:tc>
+          <w:tcPr>
+            <w:tcW w:w="1356" w:type="dxa"/>
+          </w:tcPr>
+          <w:p>
+            <w:pPr>
+              <w:ind w:left="0"/>
+              <w:rPr>
+                <w:rFonts w:hint="eastAsia"/>
+              </w:rPr>
+            </w:pPr>
+            <w:r>
+              <w:rPr>
+                <w:rFonts w:hint="eastAsia"/>
+              </w:rPr>
+              <w:t>80</w:t>
+            </w:r>
+          </w:p>
+        </w:tc>
+        <w:tc>
+          <w:tcPr>
+            <w:tcW w:w="1366" w:type="dxa"/>
+          </w:tcPr>
+          <w:p>
+            <w:pPr>
+              <w:ind w:left="0"/>
+              <w:rPr>
+                <w:rFonts w:hint="eastAsia"/>
+              </w:rPr>
+            </w:pPr>
+            <w:r>
+              <w:rPr>
+                <w:rFonts w:hint="eastAsia"/>
+              </w:rPr>
+              <w:t>148</w:t>
+            </w:r>
+          </w:p>
+        </w:tc>
+        <w:tc>
+          <w:tcPr>
+            <w:tcW w:w="1366" w:type="dxa"/>
+          </w:tcPr>
+          <w:p>
+            <w:pPr>
+              <w:ind w:left="0"/>
+              <w:rPr>
+                <w:rFonts w:hint="eastAsia"/>
+              </w:rPr>
+            </w:pPr>
+            <w:r>
+              <w:rPr>
+                <w:rFonts w:hint="eastAsia"/>
+              </w:rPr>
+              <w:t>150</w:t>
+            </w:r>
+          </w:p>
+        </w:tc>
+        <w:tc>
+          <w:tcPr>
+            <w:tcW w:w="1366" w:type="dxa"/>
+          </w:tcPr>
+          <w:p>
+            <w:pPr>
+              <w:ind w:left="0"/>
+              <w:rPr>
+                <w:rFonts w:hint="eastAsia"/>
+              </w:rPr>
+            </w:pPr>
+            <w:r>
+              <w:rPr>
+                <w:rFonts w:hint="eastAsia"/>
+              </w:rPr>
+              <w:t>154</w:t>
+            </w:r>
+          </w:p>
+        </w:tc>
+      </w:tr>
+      <w:tr>
+        <w:tc>
+          <w:tcPr>
+            <w:tcW w:w="1355" w:type="dxa"/>
+          </w:tcPr>
+          <w:p>
+            <w:pPr>
+              <w:ind w:left="0"/>
+              <w:rPr>
+                <w:rFonts w:hint="eastAsia"/>
+              </w:rPr>
+            </w:pPr>
+            <w:r>
+              <w:rPr>
+                <w:rFonts w:hint="eastAsia"/>
+              </w:rPr>
+              <w:t>0</w:t>
+            </w:r>
+          </w:p>
+        </w:tc>
+        <w:tc>
+          <w:tcPr>
+            <w:tcW w:w="1356" w:type="dxa"/>
+          </w:tcPr>
+          <w:p>
+            <w:pPr>
+              <w:ind w:left="0"/>
+              <w:rPr>
+                <w:rFonts w:hint="eastAsia"/>
+              </w:rPr>
+            </w:pPr>
+            <w:r>
+              <w:rPr>
+                <w:rFonts w:hint="eastAsia"/>
+              </w:rPr>
+              <w:t>0</w:t>
+            </w:r>
+          </w:p>
+        </w:tc>
+        <w:tc>
+          <w:tcPr>
+            <w:tcW w:w="1356" w:type="dxa"/>
+          </w:tcPr>
+          <w:p>
+            <w:pPr>
+              <w:ind w:left="0"/>
+              <w:rPr>
+                <w:rFonts w:hint="eastAsia"/>
+              </w:rPr>
+            </w:pPr>
+            <w:r>
+              <w:rPr>
+                <w:rFonts w:hint="eastAsia"/>
+              </w:rPr>
+              <w:t>100</w:t>
+            </w:r>
+          </w:p>
+        </w:tc>
+        <w:tc>
+          <w:tcPr>
+            <w:tcW w:w="1366" w:type="dxa"/>
+          </w:tcPr>
+          <w:p>
+            <w:pPr>
+              <w:ind w:left="0"/>
+              <w:rPr>
+                <w:rFonts w:hint="eastAsia"/>
+              </w:rPr>
+            </w:pPr>
+            <w:r>
+              <w:rPr>
+                <w:rFonts w:hint="eastAsia"/>
+              </w:rPr>
+              <w:t>150</w:t>
+            </w:r>
+          </w:p>
+        </w:tc>
+        <w:tc>
+          <w:tcPr>
+            <w:tcW w:w="1366" w:type="dxa"/>
+          </w:tcPr>
+          <w:p>
+            <w:pPr>
+              <w:ind w:left="0"/>
+              <w:rPr>
+                <w:rFonts w:hint="eastAsia"/>
+              </w:rPr>
+            </w:pPr>
+            <w:r>
+              <w:rPr>
+                <w:rFonts w:hint="eastAsia"/>
+              </w:rPr>
+              <w:t>150</w:t>
+            </w:r>
+          </w:p>
+        </w:tc>
+        <w:tc>
+          <w:tcPr>
+            <w:tcW w:w="1366" w:type="dxa"/>
+          </w:tcPr>
+          <w:p>
+            <w:pPr>
+              <w:ind w:left="0"/>
+              <w:rPr>
+                <w:rFonts w:hint="eastAsia"/>
+              </w:rPr>
+            </w:pPr>
+            <w:r>
+              <w:rPr>
+                <w:rFonts w:hint="eastAsia"/>
+              </w:rPr>
+              <w:t>160</w:t>
+            </w:r>
+          </w:p>
+        </w:tc>
+      </w:tr>
+    </w:tbl>
+    <w:p>
+      <w:pPr>
+        <w:rPr>
+          <w:rFonts w:hint="eastAsia"/>
+        </w:rPr>
+      </w:pPr>
+    </w:p>
+    <w:p>
+      <w:pPr>
+        <w:rPr>
+          <w:rFonts w:hint="eastAsia"/>
+        </w:rPr>
+      </w:pPr>
+      <w:r>
+        <w:rPr>
+          <w:rFonts w:hint="eastAsia"/>
+        </w:rPr>
+        <w:t>附</w:t>
+      </w:r>
+      <w:r>
+        <w:rPr>
+          <w:rFonts w:hint="eastAsia"/>
+        </w:rPr>
+        <w:t>3-</w:t>
+      </w:r>
+      <w:r>
+        <w:rPr>
+          <w:rFonts w:hint="eastAsia"/>
+        </w:rPr>
+        <w:t>乘法的验证：</w:t>
+      </w:r>
+    </w:p>
+    <w:p>
+      <w:pPr>
+        <w:rPr>
+          <w:rFonts w:hint="eastAsia"/>
+        </w:rPr>
+      </w:pPr>
+      <w:r>
+        <w:rPr>
+          <w:rFonts w:hint="eastAsia"/>
+        </w:rPr>
+        <w:t>试验环境：</w:t>
+      </w:r>
+      <w:r>
+        <w:t>Ubuntu 12.04</w:t>
+      </w:r>
+      <w:r>
+        <w:rPr>
+          <w:rFonts w:hint="eastAsia"/>
+        </w:rPr>
+        <w:t>，</w:t>
+      </w:r>
+      <w:r>
+        <w:rPr>
+          <w:rFonts w:hint="eastAsia"/>
+        </w:rPr>
+        <w:t>x86</w:t>
+      </w:r>
+    </w:p>
+    <w:p>
+      <w:pPr>
+        <w:rPr>
+          <w:rFonts w:hint="eastAsia"/>
+        </w:rPr>
+      </w:pPr>
+      <w:r>
+        <w:rPr>
+          <w:rFonts w:hint="eastAsia"/>
+        </w:rPr>
+        <w:t>循环次数：</w:t>
+      </w:r>
+      <w:r>
+        <w:rPr>
+          <w:rFonts w:hint="eastAsia"/>
+        </w:rPr>
+        <w:t>1000</w:t>
+      </w:r>
+    </w:p>
+    <w:p>
+      <w:pPr>
+        <w:rPr>
+          <w:rFonts w:hint="eastAsia"/>
+        </w:rPr>
+      </w:pPr>
+      <w:r>
+        <w:rPr>
+          <w:rFonts w:hint="eastAsia"/>
+        </w:rPr>
+        <w:t>数据大小：</w:t>
+      </w:r>
+      <w:r>
+        <w:rPr>
+          <w:rFonts w:hint="eastAsia"/>
+        </w:rPr>
+        <w:t>10000</w:t>
+      </w:r>
+      <w:r>
+        <w:rPr>
+          <w:rFonts w:hint="eastAsia"/>
+        </w:rPr>
+        <w:t>对随机的</w:t>
+      </w:r>
+      <w:r>
+        <w:rPr>
+          <w:rFonts w:hint="eastAsia"/>
+        </w:rPr>
+        <w:t>(a,b)</w:t>
+      </w:r>
+      <w:r>
+        <w:rPr>
+          <w:rFonts w:hint="eastAsia"/>
+        </w:rPr>
+        <w:t>，循环</w:t>
+      </w:r>
+      <w:r>
+        <w:rPr>
+          <w:rFonts w:hint="eastAsia"/>
+        </w:rPr>
+        <w:t>1000</w:t>
+      </w:r>
+      <w:r>
+        <w:rPr>
+          <w:rFonts w:hint="eastAsia"/>
+        </w:rPr>
+        <w:t>次即</w:t>
+      </w:r>
+      <w:r>
+        <w:rPr>
+          <w:rFonts w:hint="eastAsia"/>
+        </w:rPr>
+        <w:t>10000000</w:t>
+      </w:r>
+      <w:r>
+        <w:rPr>
+          <w:rFonts w:hint="eastAsia"/>
+        </w:rPr>
+        <w:t>对</w:t>
+      </w:r>
+    </w:p>
+    <w:p>
+      <w:pPr>
+        <w:rPr>
+          <w:rFonts w:hint="eastAsia"/>
+        </w:rPr>
+      </w:pPr>
+      <w:r>
+        <w:rPr>
+          <w:rFonts w:hint="eastAsia"/>
+        </w:rPr>
+        <w:t>计算时间单位：</w:t>
+      </w:r>
+      <w:r>
+        <w:rPr>
+          <w:rFonts w:hint="eastAsia"/>
+        </w:rPr>
+        <w:t>clock tick</w:t>
+      </w:r>
+    </w:p>
+    <w:p>
+      <w:pPr>
+        <w:rPr>
+          <w:rFonts w:hint="eastAsia"/>
+        </w:rPr>
+      </w:pPr>
+      <w:r>
+        <w:rPr>
+          <w:rFonts w:hint="eastAsia"/>
+        </w:rPr>
+        <w:lastRenderedPageBreak/>
+        <w:t>计算时间：</w:t>
+      </w:r>
+      <w:r>
+        <w:rPr>
+          <w:rFonts w:hint="eastAsia"/>
+        </w:rPr>
+        <w:t>10000</w:t>
+      </w:r>
+      <w:r>
+        <w:rPr>
+          <w:rFonts w:hint="eastAsia"/>
+        </w:rPr>
+        <w:t>对</w:t>
+      </w:r>
+      <w:r>
+        <w:rPr>
+          <w:rFonts w:hint="eastAsia"/>
+        </w:rPr>
+        <w:t>(a,b)</w:t>
+      </w:r>
+      <w:r>
+        <w:rPr>
+          <w:rFonts w:hint="eastAsia"/>
+        </w:rPr>
+        <w:t>循环</w:t>
+      </w:r>
+      <w:r>
+        <w:rPr>
+          <w:rFonts w:hint="eastAsia"/>
+        </w:rPr>
+        <w:t>1000</w:t>
+      </w:r>
+      <w:r>
+        <w:rPr>
+          <w:rFonts w:hint="eastAsia"/>
+        </w:rPr>
+        <w:t>次的时间，计算</w:t>
+      </w:r>
+      <w:r>
+        <w:rPr>
+          <w:rFonts w:hint="eastAsia"/>
+        </w:rPr>
+        <w:t>5</w:t>
+      </w:r>
+      <w:r>
+        <w:rPr>
+          <w:rFonts w:hint="eastAsia"/>
+        </w:rPr>
+        <w:t>次取平均值</w:t>
+      </w:r>
+    </w:p>
+    <w:tbl>
+      <w:tblPr>
+        <w:tblStyle w:val="TableGrid"/>
+        <w:tblW w:w="0" w:type="auto"/>
+        <w:tblInd w:w="357" w:type="dxa"/>
+        <w:tblLook w:val="04A0"/>
+      </w:tblPr>
+      <w:tblGrid>
+        <w:gridCol w:w="1169"/>
+        <w:gridCol w:w="1170"/>
+        <w:gridCol w:w="1170"/>
+        <w:gridCol w:w="1170"/>
+        <w:gridCol w:w="1170"/>
+        <w:gridCol w:w="1158"/>
+        <w:gridCol w:w="1158"/>
+      </w:tblGrid>
+      <w:tr>
+        <w:tc>
+          <w:tcPr>
+            <w:tcW w:w="1169" w:type="dxa"/>
+          </w:tcPr>
+          <w:p>
+            <w:pPr>
+              <w:ind w:left="0"/>
+              <w:rPr>
+                <w:rFonts w:hint="eastAsia"/>
+              </w:rPr>
+            </w:pPr>
+            <w:r>
+              <w:rPr>
+                <w:rFonts w:hint="eastAsia"/>
+              </w:rPr>
+              <w:t>满足阶段</w:t>
+            </w:r>
+            <w:r>
+              <w:rPr>
+                <w:rFonts w:hint="eastAsia"/>
+              </w:rPr>
+              <w:t xml:space="preserve">1 / </w:t>
+            </w:r>
+            <w:r>
+              <w:rPr>
+                <w:rFonts w:hint="eastAsia"/>
+              </w:rPr>
+              <w:t>百分比</w:t>
+            </w:r>
+          </w:p>
+        </w:tc>
+        <w:tc>
+          <w:tcPr>
+            <w:tcW w:w="1170" w:type="dxa"/>
+          </w:tcPr>
+          <w:p>
+            <w:pPr>
+              <w:ind w:left="0"/>
+              <w:rPr>
+                <w:rFonts w:hint="eastAsia"/>
+              </w:rPr>
+            </w:pPr>
+            <w:r>
+              <w:rPr>
+                <w:rFonts w:hint="eastAsia"/>
+              </w:rPr>
+              <w:t>满足阶段</w:t>
+            </w:r>
+            <w:r>
+              <w:rPr>
+                <w:rFonts w:hint="eastAsia"/>
+              </w:rPr>
+              <w:t xml:space="preserve">2 / </w:t>
+            </w:r>
+            <w:r>
+              <w:rPr>
+                <w:rFonts w:hint="eastAsia"/>
+              </w:rPr>
+              <w:t>百分比</w:t>
+            </w:r>
+          </w:p>
+        </w:tc>
+        <w:tc>
+          <w:tcPr>
+            <w:tcW w:w="1170" w:type="dxa"/>
+          </w:tcPr>
+          <w:p>
+            <w:pPr>
+              <w:ind w:left="0"/>
+              <w:rPr>
+                <w:rFonts w:hint="eastAsia"/>
+              </w:rPr>
+            </w:pPr>
+            <w:r>
+              <w:rPr>
+                <w:rFonts w:hint="eastAsia"/>
+              </w:rPr>
+              <w:t>满足阶段</w:t>
+            </w:r>
+            <w:r>
+              <w:rPr>
+                <w:rFonts w:hint="eastAsia"/>
+              </w:rPr>
+              <w:t xml:space="preserve">3 / </w:t>
+            </w:r>
+            <w:r>
+              <w:rPr>
+                <w:rFonts w:hint="eastAsia"/>
+              </w:rPr>
+              <w:t>百分比</w:t>
+            </w:r>
+          </w:p>
+        </w:tc>
+        <w:tc>
+          <w:tcPr>
+            <w:tcW w:w="1170" w:type="dxa"/>
+          </w:tcPr>
+          <w:p>
+            <w:pPr>
+              <w:ind w:left="0"/>
+              <w:rPr>
+                <w:rFonts w:hint="eastAsia"/>
+              </w:rPr>
+            </w:pPr>
+            <w:r>
+              <w:rPr>
+                <w:rFonts w:hint="eastAsia"/>
+              </w:rPr>
+              <w:t>满足阶段</w:t>
+            </w:r>
+            <w:r>
+              <w:rPr>
+                <w:rFonts w:hint="eastAsia"/>
+              </w:rPr>
+              <w:t xml:space="preserve">4 / </w:t>
+            </w:r>
+            <w:r>
+              <w:rPr>
+                <w:rFonts w:hint="eastAsia"/>
+              </w:rPr>
+              <w:t>百分比</w:t>
+            </w:r>
+          </w:p>
+        </w:tc>
+        <w:tc>
+          <w:tcPr>
+            <w:tcW w:w="1170" w:type="dxa"/>
+          </w:tcPr>
+          <w:p>
+            <w:pPr>
+              <w:ind w:left="0"/>
+              <w:rPr>
+                <w:rFonts w:hint="eastAsia"/>
+              </w:rPr>
+            </w:pPr>
+            <w:r>
+              <w:rPr>
+                <w:rFonts w:hint="eastAsia"/>
+              </w:rPr>
+              <w:t>会溢出</w:t>
+            </w:r>
+            <w:r>
+              <w:rPr>
+                <w:rFonts w:hint="eastAsia"/>
+              </w:rPr>
+              <w:t xml:space="preserve"> / </w:t>
+            </w:r>
+            <w:r>
+              <w:rPr>
+                <w:rFonts w:hint="eastAsia"/>
+              </w:rPr>
+              <w:t>百分比</w:t>
+            </w:r>
+          </w:p>
+        </w:tc>
+        <w:tc>
+          <w:tcPr>
+            <w:tcW w:w="1158" w:type="dxa"/>
+          </w:tcPr>
+          <w:p>
+            <w:pPr>
+              <w:ind w:left="0"/>
+              <w:rPr>
+                <w:rFonts w:hint="eastAsia"/>
+              </w:rPr>
+            </w:pPr>
+            <w:r>
+              <w:rPr>
+                <w:rFonts w:hint="eastAsia"/>
+              </w:rPr>
+              <w:t>方案</w:t>
+            </w:r>
+            <w:r>
+              <w:rPr>
+                <w:rFonts w:hint="eastAsia"/>
+              </w:rPr>
+              <w:t>1 /</w:t>
+            </w:r>
+          </w:p>
+          <w:p>
+            <w:pPr>
+              <w:ind w:left="0"/>
+              <w:rPr>
+                <w:rFonts w:hint="eastAsia"/>
+              </w:rPr>
+            </w:pPr>
+            <w:r>
+              <w:rPr>
+                <w:rFonts w:hint="eastAsia"/>
+              </w:rPr>
+              <w:t>1000 clock tricks</w:t>
+            </w:r>
+          </w:p>
+        </w:tc>
+        <w:tc>
+          <w:tcPr>
+            <w:tcW w:w="1158" w:type="dxa"/>
+          </w:tcPr>
+          <w:p>
+            <w:pPr>
+              <w:ind w:left="0"/>
+              <w:rPr>
+                <w:rFonts w:hint="eastAsia"/>
+              </w:rPr>
+            </w:pPr>
+            <w:r>
+              <w:rPr>
+                <w:rFonts w:hint="eastAsia"/>
+              </w:rPr>
+              <w:t>方案</w:t>
+            </w:r>
+            <w:r>
+              <w:rPr>
+                <w:rFonts w:hint="eastAsia"/>
+              </w:rPr>
+              <w:t>2 /</w:t>
+            </w:r>
+          </w:p>
+          <w:p>
+            <w:pPr>
+              <w:ind w:left="0"/>
+              <w:rPr>
+                <w:rFonts w:hint="eastAsia"/>
+              </w:rPr>
+            </w:pPr>
+            <w:r>
+              <w:rPr>
+                <w:rFonts w:hint="eastAsia"/>
+              </w:rPr>
+              <w:t>1000 clock tricks</w:t>
+            </w:r>
+          </w:p>
+        </w:tc>
+      </w:tr>
+      <w:tr>
+        <w:tc>
+          <w:tcPr>
+            <w:tcW w:w="1169" w:type="dxa"/>
+          </w:tcPr>
+          <w:p>
+            <w:pPr>
+              <w:ind w:left="0"/>
+              <w:rPr>
+                <w:rFonts w:hint="eastAsia"/>
+              </w:rPr>
+            </w:pPr>
+            <w:r>
+              <w:rPr>
+                <w:rFonts w:hint="eastAsia"/>
+              </w:rPr>
+              <w:t>100</w:t>
+            </w:r>
+          </w:p>
+        </w:tc>
+        <w:tc>
+          <w:tcPr>
+            <w:tcW w:w="1170" w:type="dxa"/>
+          </w:tcPr>
+          <w:p>
+            <w:pPr>
+              <w:ind w:left="0"/>
+              <w:rPr>
+                <w:rFonts w:hint="eastAsia"/>
+              </w:rPr>
+            </w:pPr>
+            <w:r>
+              <w:rPr>
+                <w:rFonts w:hint="eastAsia"/>
+              </w:rPr>
+              <w:t>0</w:t>
+            </w:r>
+          </w:p>
+        </w:tc>
+        <w:tc>
+          <w:tcPr>
+            <w:tcW w:w="1170" w:type="dxa"/>
+          </w:tcPr>
+          <w:p>
+            <w:pPr>
+              <w:ind w:left="0"/>
+              <w:rPr>
+                <w:rFonts w:hint="eastAsia"/>
+              </w:rPr>
+            </w:pPr>
+            <w:r>
+              <w:rPr>
+                <w:rFonts w:hint="eastAsia"/>
+              </w:rPr>
+              <w:t>0</w:t>
+            </w:r>
+          </w:p>
+        </w:tc>
+        <w:tc>
+          <w:tcPr>
+            <w:tcW w:w="1170" w:type="dxa"/>
+          </w:tcPr>
+          <w:p>
+            <w:pPr>
+              <w:ind w:left="0"/>
+              <w:rPr>
+                <w:rFonts w:hint="eastAsia"/>
+              </w:rPr>
+            </w:pPr>
+            <w:r>
+              <w:rPr>
+                <w:rFonts w:hint="eastAsia"/>
+              </w:rPr>
+              <w:t>0</w:t>
+            </w:r>
+          </w:p>
+        </w:tc>
+        <w:tc>
+          <w:tcPr>
+            <w:tcW w:w="1170" w:type="dxa"/>
+          </w:tcPr>
+          <w:p>
+            <w:pPr>
+              <w:ind w:left="0"/>
+              <w:rPr>
+                <w:rFonts w:hint="eastAsia"/>
+              </w:rPr>
+            </w:pPr>
+            <w:r>
+              <w:rPr>
+                <w:rFonts w:hint="eastAsia"/>
+              </w:rPr>
+              <w:t>0</w:t>
+            </w:r>
+          </w:p>
+        </w:tc>
+        <w:tc>
+          <w:tcPr>
+            <w:tcW w:w="1158" w:type="dxa"/>
+          </w:tcPr>
+          <w:p>
+            <w:pPr>
+              <w:ind w:left="0"/>
+              <w:rPr>
+                <w:rFonts w:hint="eastAsia"/>
+              </w:rPr>
+            </w:pPr>
+            <w:r>
+              <w:rPr>
+                <w:rFonts w:hint="eastAsia"/>
+              </w:rPr>
+              <w:t>312</w:t>
+            </w:r>
+          </w:p>
+        </w:tc>
+        <w:tc>
+          <w:tcPr>
+            <w:tcW w:w="1158" w:type="dxa"/>
+          </w:tcPr>
+          <w:p>
+            <w:pPr>
+              <w:ind w:left="0"/>
+              <w:rPr>
+                <w:rFonts w:hint="eastAsia"/>
+              </w:rPr>
+            </w:pPr>
+            <w:r>
+              <w:rPr>
+                <w:rFonts w:hint="eastAsia"/>
+              </w:rPr>
+              <w:t>23</w:t>
+            </w:r>
+            <w:r>
+              <w:rPr>
+                <w:rFonts w:hint="eastAsia"/>
+              </w:rPr>
+              <w:t>8</w:t>
+            </w:r>
+          </w:p>
+        </w:tc>
+      </w:tr>
+      <w:tr>
+        <w:tc>
+          <w:tcPr>
+            <w:tcW w:w="1169" w:type="dxa"/>
+          </w:tcPr>
+          <w:p>
+            <w:pPr>
+              <w:ind w:left="0"/>
+              <w:rPr>
+                <w:rFonts w:hint="eastAsia"/>
+              </w:rPr>
+            </w:pPr>
+            <w:r>
+              <w:rPr>
+                <w:rFonts w:hint="eastAsia"/>
+              </w:rPr>
+              <w:t>0</w:t>
+            </w:r>
+          </w:p>
+        </w:tc>
+        <w:tc>
+          <w:tcPr>
+            <w:tcW w:w="1170" w:type="dxa"/>
+          </w:tcPr>
+          <w:p>
+            <w:pPr>
+              <w:ind w:left="0"/>
+              <w:rPr>
+                <w:rFonts w:hint="eastAsia"/>
+              </w:rPr>
+            </w:pPr>
+            <w:r>
+              <w:rPr>
+                <w:rFonts w:hint="eastAsia"/>
+              </w:rPr>
+              <w:t>100</w:t>
+            </w:r>
+          </w:p>
+        </w:tc>
+        <w:tc>
+          <w:tcPr>
+            <w:tcW w:w="1170" w:type="dxa"/>
+          </w:tcPr>
+          <w:p>
+            <w:pPr>
+              <w:ind w:left="0"/>
+              <w:rPr>
+                <w:rFonts w:hint="eastAsia"/>
+              </w:rPr>
+            </w:pPr>
+            <w:r>
+              <w:rPr>
+                <w:rFonts w:hint="eastAsia"/>
+              </w:rPr>
+              <w:t>0</w:t>
+            </w:r>
+          </w:p>
+        </w:tc>
+        <w:tc>
+          <w:tcPr>
+            <w:tcW w:w="1170" w:type="dxa"/>
+          </w:tcPr>
+          <w:p>
+            <w:pPr>
+              <w:ind w:left="0"/>
+              <w:rPr>
+                <w:rFonts w:hint="eastAsia"/>
+              </w:rPr>
+            </w:pPr>
+            <w:r>
+              <w:rPr>
+                <w:rFonts w:hint="eastAsia"/>
+              </w:rPr>
+              <w:t>0</w:t>
+            </w:r>
+          </w:p>
+        </w:tc>
+        <w:tc>
+          <w:tcPr>
+            <w:tcW w:w="1170" w:type="dxa"/>
+          </w:tcPr>
+          <w:p>
+            <w:pPr>
+              <w:ind w:left="0"/>
+              <w:rPr>
+                <w:rFonts w:hint="eastAsia"/>
+              </w:rPr>
+            </w:pPr>
+            <w:r>
+              <w:rPr>
+                <w:rFonts w:hint="eastAsia"/>
+              </w:rPr>
+              <w:t>0</w:t>
+            </w:r>
+          </w:p>
+        </w:tc>
+        <w:tc>
+          <w:tcPr>
+            <w:tcW w:w="1158" w:type="dxa"/>
+          </w:tcPr>
+          <w:p>
+            <w:pPr>
+              <w:ind w:left="0"/>
+              <w:rPr>
+                <w:rFonts w:hint="eastAsia"/>
+              </w:rPr>
+            </w:pPr>
+            <w:r>
+              <w:rPr>
+                <w:rFonts w:hint="eastAsia"/>
+              </w:rPr>
+              <w:t>31</w:t>
+            </w:r>
+            <w:r>
+              <w:rPr>
+                <w:rFonts w:hint="eastAsia"/>
+              </w:rPr>
+              <w:t>2</w:t>
+            </w:r>
+          </w:p>
+        </w:tc>
+        <w:tc>
+          <w:tcPr>
+            <w:tcW w:w="1158" w:type="dxa"/>
+          </w:tcPr>
+          <w:p>
+            <w:pPr>
+              <w:ind w:left="0"/>
+              <w:rPr>
+                <w:rFonts w:hint="eastAsia"/>
+              </w:rPr>
+            </w:pPr>
+            <w:r>
+              <w:rPr>
+                <w:rFonts w:hint="eastAsia"/>
+              </w:rPr>
+              <w:t>23</w:t>
+            </w:r>
+            <w:r>
+              <w:rPr>
+                <w:rFonts w:hint="eastAsia"/>
+              </w:rPr>
+              <w:t>6</w:t>
+            </w:r>
+          </w:p>
+        </w:tc>
+      </w:tr>
+      <w:tr>
+        <w:tc>
+          <w:tcPr>
+            <w:tcW w:w="1169" w:type="dxa"/>
+          </w:tcPr>
+          <w:p>
+            <w:pPr>
+              <w:ind w:left="0"/>
+              <w:rPr>
+                <w:rFonts w:hint="eastAsia"/>
+              </w:rPr>
+            </w:pPr>
+            <w:r>
+              <w:rPr>
+                <w:rFonts w:hint="eastAsia"/>
+              </w:rPr>
+              <w:t>0</w:t>
+            </w:r>
+          </w:p>
+        </w:tc>
+        <w:tc>
+          <w:tcPr>
+            <w:tcW w:w="1170" w:type="dxa"/>
+          </w:tcPr>
+          <w:p>
+            <w:pPr>
+              <w:ind w:left="0"/>
+              <w:rPr>
+                <w:rFonts w:hint="eastAsia"/>
+              </w:rPr>
+            </w:pPr>
+            <w:r>
+              <w:rPr>
+                <w:rFonts w:hint="eastAsia"/>
+              </w:rPr>
+              <w:t>0</w:t>
+            </w:r>
+          </w:p>
+        </w:tc>
+        <w:tc>
+          <w:tcPr>
+            <w:tcW w:w="1170" w:type="dxa"/>
+          </w:tcPr>
+          <w:p>
+            <w:pPr>
+              <w:ind w:left="0"/>
+              <w:rPr>
+                <w:rFonts w:hint="eastAsia"/>
+              </w:rPr>
+            </w:pPr>
+            <w:r>
+              <w:rPr>
+                <w:rFonts w:hint="eastAsia"/>
+              </w:rPr>
+              <w:t>100</w:t>
+            </w:r>
+          </w:p>
+        </w:tc>
+        <w:tc>
+          <w:tcPr>
+            <w:tcW w:w="1170" w:type="dxa"/>
+          </w:tcPr>
+          <w:p>
+            <w:pPr>
+              <w:ind w:left="0"/>
+              <w:rPr>
+                <w:rFonts w:hint="eastAsia"/>
+              </w:rPr>
+            </w:pPr>
+            <w:r>
+              <w:rPr>
+                <w:rFonts w:hint="eastAsia"/>
+              </w:rPr>
+              <w:t>0</w:t>
+            </w:r>
+          </w:p>
+        </w:tc>
+        <w:tc>
+          <w:tcPr>
+            <w:tcW w:w="1170" w:type="dxa"/>
+          </w:tcPr>
+          <w:p>
+            <w:pPr>
+              <w:ind w:left="0"/>
+              <w:rPr>
+                <w:rFonts w:hint="eastAsia"/>
+              </w:rPr>
+            </w:pPr>
+            <w:r>
+              <w:rPr>
+                <w:rFonts w:hint="eastAsia"/>
+              </w:rPr>
+              <w:t>0</w:t>
+            </w:r>
+          </w:p>
+        </w:tc>
+        <w:tc>
+          <w:tcPr>
+            <w:tcW w:w="1158" w:type="dxa"/>
+          </w:tcPr>
+          <w:p>
+            <w:pPr>
+              <w:ind w:left="0"/>
+              <w:rPr>
+                <w:rFonts w:hint="eastAsia"/>
+              </w:rPr>
+            </w:pPr>
+            <w:r>
+              <w:rPr>
+                <w:rFonts w:hint="eastAsia"/>
+              </w:rPr>
+              <w:t>3</w:t>
+            </w:r>
+            <w:r>
+              <w:rPr>
+                <w:rFonts w:hint="eastAsia"/>
+              </w:rPr>
+              <w:t>12</w:t>
+            </w:r>
+          </w:p>
+        </w:tc>
+        <w:tc>
+          <w:tcPr>
+            <w:tcW w:w="1158" w:type="dxa"/>
+          </w:tcPr>
+          <w:p>
+            <w:pPr>
+              <w:ind w:left="0"/>
+              <w:rPr>
+                <w:rFonts w:hint="eastAsia"/>
+              </w:rPr>
+            </w:pPr>
+            <w:r>
+              <w:rPr>
+                <w:rFonts w:hint="eastAsia"/>
+              </w:rPr>
+              <w:t>2</w:t>
+            </w:r>
+            <w:r>
+              <w:rPr>
+                <w:rFonts w:hint="eastAsia"/>
+              </w:rPr>
+              <w:t>28</w:t>
+            </w:r>
+          </w:p>
+        </w:tc>
+      </w:tr>
+      <w:tr>
+        <w:tc>
+          <w:tcPr>
+            <w:tcW w:w="1169" w:type="dxa"/>
+          </w:tcPr>
+          <w:p>
+            <w:pPr>
+              <w:ind w:left="0"/>
+              <w:rPr>
+                <w:rFonts w:hint="eastAsia"/>
+              </w:rPr>
+            </w:pPr>
+            <w:r>
+              <w:rPr>
+                <w:rFonts w:hint="eastAsia"/>
+              </w:rPr>
+              <w:t>0</w:t>
+            </w:r>
+          </w:p>
+        </w:tc>
+        <w:tc>
+          <w:tcPr>
+            <w:tcW w:w="1170" w:type="dxa"/>
+          </w:tcPr>
+          <w:p>
+            <w:pPr>
+              <w:ind w:left="0"/>
+              <w:rPr>
+                <w:rFonts w:hint="eastAsia"/>
+              </w:rPr>
+            </w:pPr>
+            <w:r>
+              <w:rPr>
+                <w:rFonts w:hint="eastAsia"/>
+              </w:rPr>
+              <w:t>0</w:t>
+            </w:r>
+          </w:p>
+        </w:tc>
+        <w:tc>
+          <w:tcPr>
+            <w:tcW w:w="1170" w:type="dxa"/>
+          </w:tcPr>
+          <w:p>
+            <w:pPr>
+              <w:ind w:left="0"/>
+              <w:rPr>
+                <w:rFonts w:hint="eastAsia"/>
+              </w:rPr>
+            </w:pPr>
+            <w:r>
+              <w:rPr>
+                <w:rFonts w:hint="eastAsia"/>
+              </w:rPr>
+              <w:t>0</w:t>
+            </w:r>
+          </w:p>
+        </w:tc>
+        <w:tc>
+          <w:tcPr>
+            <w:tcW w:w="1170" w:type="dxa"/>
+          </w:tcPr>
+          <w:p>
+            <w:pPr>
+              <w:ind w:left="0"/>
+              <w:rPr>
+                <w:rFonts w:hint="eastAsia"/>
+              </w:rPr>
+            </w:pPr>
+            <w:r>
+              <w:rPr>
+                <w:rFonts w:hint="eastAsia"/>
+              </w:rPr>
+              <w:t>100</w:t>
+            </w:r>
+          </w:p>
+        </w:tc>
+        <w:tc>
+          <w:tcPr>
+            <w:tcW w:w="1170" w:type="dxa"/>
+          </w:tcPr>
+          <w:p>
+            <w:pPr>
+              <w:ind w:left="0"/>
+              <w:rPr>
+                <w:rFonts w:hint="eastAsia"/>
+              </w:rPr>
+            </w:pPr>
+            <w:r>
+              <w:rPr>
+                <w:rFonts w:hint="eastAsia"/>
+              </w:rPr>
+              <w:t>0</w:t>
+            </w:r>
+          </w:p>
+        </w:tc>
+        <w:tc>
+          <w:tcPr>
+            <w:tcW w:w="1158" w:type="dxa"/>
+          </w:tcPr>
+          <w:p>
+            <w:pPr>
+              <w:ind w:left="0"/>
+              <w:rPr>
+                <w:rFonts w:hint="eastAsia"/>
+              </w:rPr>
+            </w:pPr>
+            <w:r>
+              <w:rPr>
+                <w:rFonts w:hint="eastAsia"/>
+              </w:rPr>
+              <w:t>3</w:t>
+            </w:r>
+            <w:r>
+              <w:rPr>
+                <w:rFonts w:hint="eastAsia"/>
+              </w:rPr>
+              <w:t>62</w:t>
+            </w:r>
+          </w:p>
+        </w:tc>
+        <w:tc>
+          <w:tcPr>
+            <w:tcW w:w="1158" w:type="dxa"/>
+          </w:tcPr>
+          <w:p>
+            <w:pPr>
+              <w:ind w:left="0"/>
+              <w:rPr>
+                <w:rFonts w:hint="eastAsia"/>
+              </w:rPr>
+            </w:pPr>
+            <w:r>
+              <w:rPr>
+                <w:rFonts w:hint="eastAsia"/>
+              </w:rPr>
+              <w:t>236</w:t>
+            </w:r>
+          </w:p>
+        </w:tc>
+      </w:tr>
+      <w:tr>
+        <w:tc>
+          <w:tcPr>
+            <w:tcW w:w="1169" w:type="dxa"/>
+          </w:tcPr>
+          <w:p>
+            <w:pPr>
+              <w:ind w:left="0"/>
+              <w:rPr>
+                <w:rFonts w:hint="eastAsia"/>
+              </w:rPr>
+            </w:pPr>
+            <w:r>
+              <w:rPr>
+                <w:rFonts w:hint="eastAsia"/>
+              </w:rPr>
+              <w:t>0</w:t>
+            </w:r>
+          </w:p>
+        </w:tc>
+        <w:tc>
+          <w:tcPr>
+            <w:tcW w:w="1170" w:type="dxa"/>
+          </w:tcPr>
+          <w:p>
+            <w:pPr>
+              <w:ind w:left="0"/>
+              <w:rPr>
+                <w:rFonts w:hint="eastAsia"/>
+              </w:rPr>
+            </w:pPr>
+            <w:r>
+              <w:rPr>
+                <w:rFonts w:hint="eastAsia"/>
+              </w:rPr>
+              <w:t>0</w:t>
+            </w:r>
+          </w:p>
+        </w:tc>
+        <w:tc>
+          <w:tcPr>
+            <w:tcW w:w="1170" w:type="dxa"/>
+          </w:tcPr>
+          <w:p>
+            <w:pPr>
+              <w:ind w:left="0"/>
+              <w:rPr>
+                <w:rFonts w:hint="eastAsia"/>
+              </w:rPr>
+            </w:pPr>
+            <w:r>
+              <w:rPr>
+                <w:rFonts w:hint="eastAsia"/>
+              </w:rPr>
+              <w:t>0</w:t>
+            </w:r>
+          </w:p>
+        </w:tc>
+        <w:tc>
+          <w:tcPr>
+            <w:tcW w:w="1170" w:type="dxa"/>
+          </w:tcPr>
+          <w:p>
+            <w:pPr>
+              <w:ind w:left="0"/>
+              <w:rPr>
+                <w:rFonts w:hint="eastAsia"/>
+              </w:rPr>
+            </w:pPr>
+            <w:r>
+              <w:rPr>
+                <w:rFonts w:hint="eastAsia"/>
+              </w:rPr>
+              <w:t>0</w:t>
+            </w:r>
+          </w:p>
+        </w:tc>
+        <w:tc>
+          <w:tcPr>
+            <w:tcW w:w="1170" w:type="dxa"/>
+          </w:tcPr>
+          <w:p>
+            <w:pPr>
+              <w:ind w:left="0"/>
+              <w:rPr>
+                <w:rFonts w:hint="eastAsia"/>
+              </w:rPr>
+            </w:pPr>
+            <w:r>
+              <w:rPr>
+                <w:rFonts w:hint="eastAsia"/>
+              </w:rPr>
+              <w:t>100</w:t>
+            </w:r>
+          </w:p>
+        </w:tc>
+        <w:tc>
+          <w:tcPr>
+            <w:tcW w:w="1158" w:type="dxa"/>
+          </w:tcPr>
+          <w:p>
+            <w:pPr>
+              <w:ind w:left="0"/>
+              <w:rPr>
+                <w:rFonts w:hint="eastAsia"/>
+              </w:rPr>
+            </w:pPr>
+            <w:r>
+              <w:rPr>
+                <w:rFonts w:hint="eastAsia"/>
+              </w:rPr>
+              <w:t>31</w:t>
+            </w:r>
+            <w:r>
+              <w:rPr>
+                <w:rFonts w:hint="eastAsia"/>
+              </w:rPr>
+              <w:t>8</w:t>
+            </w:r>
+          </w:p>
+        </w:tc>
+        <w:tc>
+          <w:tcPr>
+            <w:tcW w:w="1158" w:type="dxa"/>
+          </w:tcPr>
+          <w:p>
+            <w:pPr>
+              <w:ind w:left="0"/>
+              <w:rPr>
+                <w:rFonts w:hint="eastAsia"/>
+              </w:rPr>
+            </w:pPr>
+            <w:r>
+              <w:rPr>
+                <w:rFonts w:hint="eastAsia"/>
+              </w:rPr>
+              <w:t>5</w:t>
+            </w:r>
+            <w:r>
+              <w:rPr>
+                <w:rFonts w:hint="eastAsia"/>
+              </w:rPr>
+              <w:t>78</w:t>
+            </w:r>
+          </w:p>
+        </w:tc>
+      </w:tr>
+      <w:tr>
+        <w:tc>
+          <w:tcPr>
+            <w:tcW w:w="1169" w:type="dxa"/>
+          </w:tcPr>
+          <w:p>
+            <w:pPr>
+              <w:ind w:left="0"/>
+              <w:rPr>
+                <w:rFonts w:hint="eastAsia"/>
+              </w:rPr>
+            </w:pPr>
+            <w:r>
+              <w:rPr>
+                <w:rFonts w:hint="eastAsia"/>
+              </w:rPr>
+              <w:t>0</w:t>
+            </w:r>
+          </w:p>
+        </w:tc>
+        <w:tc>
+          <w:tcPr>
+            <w:tcW w:w="1170" w:type="dxa"/>
+          </w:tcPr>
+          <w:p>
+            <w:pPr>
+              <w:ind w:left="0"/>
+              <w:rPr>
+                <w:rFonts w:hint="eastAsia"/>
+              </w:rPr>
+            </w:pPr>
+            <w:r>
+              <w:rPr>
+                <w:rFonts w:hint="eastAsia"/>
+              </w:rPr>
+              <w:t>0</w:t>
+            </w:r>
+          </w:p>
+        </w:tc>
+        <w:tc>
+          <w:tcPr>
+            <w:tcW w:w="1170" w:type="dxa"/>
+          </w:tcPr>
+          <w:p>
+            <w:pPr>
+              <w:ind w:left="0"/>
+              <w:rPr>
+                <w:rFonts w:hint="eastAsia"/>
+              </w:rPr>
+            </w:pPr>
+            <w:r>
+              <w:rPr>
+                <w:rFonts w:hint="eastAsia"/>
+              </w:rPr>
+              <w:t>0</w:t>
+            </w:r>
+          </w:p>
+        </w:tc>
+        <w:tc>
+          <w:tcPr>
+            <w:tcW w:w="1170" w:type="dxa"/>
+          </w:tcPr>
+          <w:p>
+            <w:pPr>
+              <w:ind w:left="0"/>
+              <w:rPr>
+                <w:rFonts w:hint="eastAsia"/>
+              </w:rPr>
+            </w:pPr>
+            <w:r>
+              <w:rPr>
+                <w:rFonts w:hint="eastAsia"/>
+              </w:rPr>
+              <w:t>80</w:t>
+            </w:r>
+          </w:p>
+        </w:tc>
+        <w:tc>
+          <w:tcPr>
+            <w:tcW w:w="1170" w:type="dxa"/>
+          </w:tcPr>
+          <w:p>
+            <w:pPr>
+              <w:ind w:left="0"/>
+              <w:rPr>
+                <w:rFonts w:hint="eastAsia"/>
+              </w:rPr>
+            </w:pPr>
+            <w:r>
+              <w:rPr>
+                <w:rFonts w:hint="eastAsia"/>
+              </w:rPr>
+              <w:t>20</w:t>
+            </w:r>
+          </w:p>
+        </w:tc>
+        <w:tc>
+          <w:tcPr>
+            <w:tcW w:w="1158" w:type="dxa"/>
+          </w:tcPr>
+          <w:p>
+            <w:pPr>
+              <w:ind w:left="0"/>
+              <w:rPr>
+                <w:rFonts w:hint="eastAsia"/>
+              </w:rPr>
+            </w:pPr>
+            <w:r>
+              <w:rPr>
+                <w:rFonts w:hint="eastAsia"/>
+              </w:rPr>
+              <w:t>326</w:t>
+            </w:r>
+          </w:p>
+        </w:tc>
+        <w:tc>
+          <w:tcPr>
+            <w:tcW w:w="1158" w:type="dxa"/>
+          </w:tcPr>
+          <w:p>
+            <w:pPr>
+              <w:ind w:left="0"/>
+              <w:rPr>
+                <w:rFonts w:hint="eastAsia"/>
+              </w:rPr>
+            </w:pPr>
+            <w:r>
+              <w:rPr>
+                <w:rFonts w:hint="eastAsia"/>
+              </w:rPr>
+              <w:t>286</w:t>
+            </w:r>
+          </w:p>
+        </w:tc>
+      </w:tr>
+    </w:tbl>
+    <w:p>
+      <w:pPr>
+        <w:rPr>
+          <w:rFonts w:hint="eastAsia"/>
+        </w:rPr>
+      </w:pPr>
+      <w:r>
+        <w:rPr>
+          <w:rFonts w:hint="eastAsia"/>
+        </w:rPr>
+        <w:t>实际场景中，很大多数运算最坏也能满足阶段</w:t>
+      </w:r>
+      <w:r>
+        <w:rPr>
+          <w:rFonts w:hint="eastAsia"/>
+        </w:rPr>
+        <w:t>4</w:t>
+      </w:r>
+      <w:r>
+        <w:rPr>
+          <w:rFonts w:hint="eastAsia"/>
+        </w:rPr>
+        <w:t>。</w:t>
       </w:r>
     </w:p>
     <w:p/>
+    <w:p>
+      <w:r>
+        <w:rPr>
+          <w:rFonts w:hint="eastAsia"/>
+        </w:rPr>
+        <w:t>附</w:t>
+      </w:r>
+      <w:r>
+        <w:rPr>
+          <w:rFonts w:hint="eastAsia"/>
+        </w:rPr>
+        <w:t>4</w:t>
+      </w:r>
+      <w:r>
+        <w:rPr>
+          <w:rFonts w:hint="eastAsia"/>
+        </w:rPr>
+        <w:t>：</w:t>
+      </w:r>
+    </w:p>
+    <w:p>
+      <w:r>
+        <w:rPr>
+          <w:rFonts w:hint="eastAsia"/>
+        </w:rPr>
+        <w:t>加法的验证程序为</w:t>
+      </w:r>
+      <w:r>
+        <w:rPr>
+          <w:rFonts w:hint="eastAsia"/>
+        </w:rPr>
+        <w:t>int64-add-test.cpp</w:t>
+      </w:r>
+      <w:r>
+        <w:rPr>
+          <w:rFonts w:hint="eastAsia"/>
+        </w:rPr>
+        <w:t>，自动验证结果输出到文件</w:t>
+      </w:r>
+      <w:r>
+        <w:rPr>
+          <w:rFonts w:hint="eastAsia"/>
+        </w:rPr>
+        <w:t>add.autoTest.txt</w:t>
+      </w:r>
+      <w:r>
+        <w:rPr>
+          <w:rFonts w:hint="eastAsia"/>
+        </w:rPr>
+        <w:t>；</w:t>
+      </w:r>
+    </w:p>
+    <w:p>
+      <w:r>
+        <w:rPr>
+          <w:rFonts w:hint="eastAsia"/>
+        </w:rPr>
+        <w:t>乘</w:t>
+      </w:r>
+      <w:r>
+        <w:rPr>
+          <w:rFonts w:hint="eastAsia"/>
+        </w:rPr>
+        <w:t>法的验证程序为</w:t>
+      </w:r>
+      <w:r>
+        <w:rPr>
+          <w:rFonts w:hint="eastAsia"/>
+        </w:rPr>
+        <w:t>int64-mu-test.cpp</w:t>
+      </w:r>
+      <w:r>
+        <w:rPr>
+          <w:rFonts w:hint="eastAsia"/>
+        </w:rPr>
+        <w:t>，自动验证结果输出到文件</w:t>
+      </w:r>
+      <w:r>
+        <w:rPr>
+          <w:rFonts w:hint="eastAsia"/>
+        </w:rPr>
+        <w:t>mu.autoTest.txt</w:t>
+      </w:r>
+      <w:r>
+        <w:rPr>
+          <w:rFonts w:hint="eastAsia"/>
+        </w:rPr>
+        <w:t>。</w:t>
+      </w:r>
+    </w:p>
     <w:sectPr>
       <w:pgSz w:w="11906" w:h="16838"/>
       <w:pgMar w:top="1440" w:right="1800" w:bottom="1440" w:left="1800" w:header="851" w:footer="992" w:gutter="0"/>

--- a/internal_doc/03.开发设计/数值运算溢出时类型提升/数值运算溢出-类型提升-修改方案.docx
+++ b/internal_doc/03.开发设计/数值运算溢出时类型提升/数值运算溢出-类型提升-修改方案.docx
@@ -890,14 +890,14 @@
         <w:tblLook w:val="04A0"/>
       </w:tblPr>
       <w:tblGrid>
-        <w:gridCol w:w="2721"/>
-        <w:gridCol w:w="2722"/>
-        <w:gridCol w:w="2722"/>
+        <w:gridCol w:w="1878"/>
+        <w:gridCol w:w="3118"/>
+        <w:gridCol w:w="3169"/>
       </w:tblGrid>
       <w:tr>
         <w:tc>
           <w:tcPr>
-            <w:tcW w:w="2721" w:type="dxa"/>
+            <w:tcW w:w="1878" w:type="dxa"/>
           </w:tcPr>
           <w:p>
             <w:pPr>
@@ -913,7 +913,7 @@
         </w:tc>
         <w:tc>
           <w:tcPr>
-            <w:tcW w:w="5444" w:type="dxa"/>
+            <w:tcW w:w="6287" w:type="dxa"/>
             <w:gridSpan w:val="2"/>
           </w:tcPr>
           <w:p>
@@ -932,7 +932,7 @@
       <w:tr>
         <w:tc>
           <w:tcPr>
-            <w:tcW w:w="2721" w:type="dxa"/>
+            <w:tcW w:w="1878" w:type="dxa"/>
           </w:tcPr>
           <w:p>
             <w:pPr>
@@ -948,7 +948,7 @@
         </w:tc>
         <w:tc>
           <w:tcPr>
-            <w:tcW w:w="2722" w:type="dxa"/>
+            <w:tcW w:w="3118" w:type="dxa"/>
           </w:tcPr>
           <w:p>
             <w:pPr>
@@ -988,7 +988,7 @@
         </w:tc>
         <w:tc>
           <w:tcPr>
-            <w:tcW w:w="2722" w:type="dxa"/>
+            <w:tcW w:w="3169" w:type="dxa"/>
           </w:tcPr>
           <w:p>
             <w:pPr>
@@ -1027,7 +1027,7 @@
       <w:tr>
         <w:tc>
           <w:tcPr>
-            <w:tcW w:w="2721" w:type="dxa"/>
+            <w:tcW w:w="1878" w:type="dxa"/>
           </w:tcPr>
           <w:p>
             <w:pPr>
@@ -1052,7 +1052,7 @@
         </w:tc>
         <w:tc>
           <w:tcPr>
-            <w:tcW w:w="2722" w:type="dxa"/>
+            <w:tcW w:w="3118" w:type="dxa"/>
           </w:tcPr>
           <w:p>
             <w:pPr>
@@ -1080,7 +1080,7 @@
         </w:tc>
         <w:tc>
           <w:tcPr>
-            <w:tcW w:w="2722" w:type="dxa"/>
+            <w:tcW w:w="3169" w:type="dxa"/>
           </w:tcPr>
           <w:p>
             <w:pPr>
@@ -1721,7 +1721,7 @@
               <w:rPr>
                 <w:rFonts w:hint="eastAsia"/>
               </w:rPr>
-              <w:t>0x00</w:t>
+              <w:t>00</w:t>
             </w:r>
             <w:r>
               <w:rPr>
@@ -1738,7 +1738,13 @@
               <w:rPr>
                 <w:rFonts w:hint="eastAsia"/>
               </w:rPr>
-              <w:t>a &lt; 0x01</w:t>
+              <w:t xml:space="preserve">a &lt; </w:t>
+            </w:r>
+            <w:r>
+              <w:rPr>
+                <w:rFonts w:hint="eastAsia"/>
+              </w:rPr>
+              <w:t>01</w:t>
             </w:r>
             <w:r>
               <w:rPr>
@@ -1777,7 +1783,19 @@
               <w:rPr>
                 <w:rFonts w:hint="eastAsia"/>
               </w:rPr>
-              <w:t xml:space="preserve"> &amp;&amp; b &lt; 0x0100*</w:t>
+              <w:t xml:space="preserve"> &amp;&amp; b</w:t>
+            </w:r>
+            <w:r>
+              <w:rPr>
+                <w:rFonts w:hint="eastAsia"/>
+              </w:rPr>
+              <w:t xml:space="preserve"> &lt; </w:t>
+            </w:r>
+            <w:r>
+              <w:rPr>
+                <w:rFonts w:hint="eastAsia"/>
+              </w:rPr>
+              <w:t>0100*</w:t>
             </w:r>
             <w:r>
               <w:rPr>
@@ -1891,7 +1909,13 @@
               <w:rPr>
                 <w:rFonts w:hint="eastAsia"/>
               </w:rPr>
-              <w:t>a &gt;= 0x1100*</w:t>
+              <w:t xml:space="preserve">a &gt;= </w:t>
+            </w:r>
+            <w:r>
+              <w:rPr>
+                <w:rFonts w:hint="eastAsia"/>
+              </w:rPr>
+              <w:t>1100*</w:t>
             </w:r>
             <w:r>
               <w:rPr>
@@ -1918,7 +1942,19 @@
               <w:rPr>
                 <w:rFonts w:hint="eastAsia"/>
               </w:rPr>
-              <w:t xml:space="preserve"> &amp;&amp; b &gt;= 0x1100*</w:t>
+              <w:t xml:space="preserve"> &amp;&amp; </w:t>
+            </w:r>
+            <w:r>
+              <w:rPr>
+                <w:rFonts w:hint="eastAsia"/>
+              </w:rPr>
+              <w:t xml:space="preserve">b &gt;= </w:t>
+            </w:r>
+            <w:r>
+              <w:rPr>
+                <w:rFonts w:hint="eastAsia"/>
+              </w:rPr>
+              <w:t>1100*</w:t>
             </w:r>
             <w:r>
               <w:rPr>
@@ -2016,7 +2052,7 @@
         <w:rPr>
           <w:rFonts w:hint="eastAsia"/>
         </w:rPr>
-        <w:t>0x00</w:t>
+        <w:t>00</w:t>
       </w:r>
       <w:r>
         <w:rPr>
@@ -2028,7 +2064,13 @@
         <w:rPr>
           <w:rFonts w:hint="eastAsia"/>
         </w:rPr>
-        <w:t>a &lt; 0x0100*</w:t>
+        <w:t xml:space="preserve">a &lt; </w:t>
+      </w:r>
+      <w:r>
+        <w:rPr>
+          <w:rFonts w:hint="eastAsia"/>
+        </w:rPr>
+        <w:t>0100*</w:t>
       </w:r>
       <w:r>
         <w:rPr>
@@ -2141,7 +2183,13 @@
         <w:rPr>
           <w:rFonts w:hint="eastAsia"/>
         </w:rPr>
-        <w:t>a &gt;= 0x1100*</w:t>
+        <w:t xml:space="preserve">a &gt;= </w:t>
+      </w:r>
+      <w:r>
+        <w:rPr>
+          <w:rFonts w:hint="eastAsia"/>
+        </w:rPr>
+        <w:t>1100*</w:t>
       </w:r>
       <w:r>
         <w:rPr>
@@ -2174,7 +2222,13 @@
         <w:rPr>
           <w:rFonts w:hint="eastAsia"/>
         </w:rPr>
-        <w:t>b &gt;= 0x1100*</w:t>
+        <w:t xml:space="preserve">b &gt;= </w:t>
+      </w:r>
+      <w:r>
+        <w:rPr>
+          <w:rFonts w:hint="eastAsia"/>
+        </w:rPr>
+        <w:t>1100*</w:t>
       </w:r>
       <w:r>
         <w:rPr>
@@ -2207,7 +2261,13 @@
         <w:rPr>
           <w:rFonts w:hint="eastAsia"/>
         </w:rPr>
-        <w:t xml:space="preserve"> a+b &gt;= 0x100*</w:t>
+        <w:t xml:space="preserve"> a+b &gt;= </w:t>
+      </w:r>
+      <w:r>
+        <w:rPr>
+          <w:rFonts w:hint="eastAsia"/>
+        </w:rPr>
+        <w:t>100*</w:t>
       </w:r>
       <w:r>
         <w:rPr>
@@ -2371,19 +2431,7 @@
         <w:rPr>
           <w:rFonts w:hint="eastAsia"/>
         </w:rPr>
-        <w:t>不管数值分布比例如何，三个方案相差不大，综合选择可能方案</w:t>
-      </w:r>
-      <w:r>
-        <w:rPr>
-          <w:rFonts w:hint="eastAsia"/>
-        </w:rPr>
-        <w:t>3</w:t>
-      </w:r>
-      <w:r>
-        <w:rPr>
-          <w:rFonts w:hint="eastAsia"/>
-        </w:rPr>
-        <w:t>稍好，详细见附录的验证结果。</w:t>
+        <w:t>不管数值分布比例如何，三个方案相差不大。</w:t>
       </w:r>
     </w:p>
     <w:p>
@@ -2400,42 +2448,92 @@
       </w:r>
     </w:p>
     <w:p>
+      <w:pPr>
+        <w:rPr>
+          <w:rFonts w:hint="eastAsia"/>
+        </w:rPr>
+      </w:pPr>
+      <w:r>
+        <w:rPr>
+          <w:rFonts w:hint="eastAsia"/>
+        </w:rPr>
+        <w:t>还原法不可行，即</w:t>
+      </w:r>
+      <w:r>
+        <w:rPr>
+          <w:rFonts w:hint="eastAsia"/>
+        </w:rPr>
+        <w:t>a + b = c</w:t>
+      </w:r>
+      <w:r>
+        <w:rPr>
+          <w:rFonts w:hint="eastAsia"/>
+        </w:rPr>
+        <w:t>，使用</w:t>
+      </w:r>
+      <w:r>
+        <w:rPr>
+          <w:rFonts w:hint="eastAsia"/>
+        </w:rPr>
+        <w:t xml:space="preserve"> a </w:t>
+      </w:r>
+      <w:r>
+        <w:rPr>
+          <w:rFonts w:hint="eastAsia"/>
+        </w:rPr>
+        <w:t>是否等于</w:t>
+      </w:r>
+      <w:r>
+        <w:rPr>
+          <w:rFonts w:hint="eastAsia"/>
+        </w:rPr>
+        <w:t xml:space="preserve"> c </w:t>
+      </w:r>
+      <w:r>
+        <w:t>–</w:t>
+      </w:r>
+      <w:r>
+        <w:rPr>
+          <w:rFonts w:hint="eastAsia"/>
+        </w:rPr>
+        <w:t xml:space="preserve"> b </w:t>
+      </w:r>
+      <w:r>
+        <w:rPr>
+          <w:rFonts w:hint="eastAsia"/>
+        </w:rPr>
+        <w:t>来判断是否溢出；可以证明</w:t>
+      </w:r>
+      <w:r>
+        <w:rPr>
+          <w:rFonts w:hint="eastAsia"/>
+        </w:rPr>
+        <w:t>对于</w:t>
+      </w:r>
+      <w:r>
+        <w:rPr>
+          <w:rFonts w:hint="eastAsia"/>
+        </w:rPr>
+        <w:t xml:space="preserve">a + </w:t>
+      </w:r>
       <w:r>
         <w:rPr>
           <w:rFonts w:hint="eastAsia"/>
         </w:rPr>
         <w:lastRenderedPageBreak/>
-        <w:t>还原法不可行，即</w:t>
-      </w:r>
-      <w:r>
-        <w:rPr>
-          <w:rFonts w:hint="eastAsia"/>
-        </w:rPr>
-        <w:t>a + b = c</w:t>
-      </w:r>
-      <w:r>
-        <w:rPr>
-          <w:rFonts w:hint="eastAsia"/>
-        </w:rPr>
-        <w:t>，使用</w:t>
-      </w:r>
-      <w:r>
-        <w:rPr>
-          <w:rFonts w:hint="eastAsia"/>
-        </w:rPr>
-        <w:t xml:space="preserve"> a </w:t>
-      </w:r>
-      <w:r>
-        <w:rPr>
-          <w:rFonts w:hint="eastAsia"/>
-        </w:rPr>
-        <w:t>是否等于</w:t>
-      </w:r>
-      <w:r>
-        <w:rPr>
-          <w:rFonts w:hint="eastAsia"/>
-        </w:rPr>
-        <w:t xml:space="preserve"> c </w:t>
+        <w:t>b = c</w:t>
+      </w:r>
+      <w:r>
+        <w:rPr>
+          <w:rFonts w:hint="eastAsia"/>
+        </w:rPr>
+        <w:t>，不管是否溢出，表达式</w:t>
+      </w:r>
+      <w:r>
+        <w:rPr>
+          <w:rFonts w:hint="eastAsia"/>
+        </w:rPr>
+        <w:t xml:space="preserve"> a == c </w:t>
       </w:r>
       <w:r>
         <w:t>–</w:t>
@@ -2444,61 +2542,537 @@
         <w:rPr>
           <w:rFonts w:hint="eastAsia"/>
         </w:rPr>
-        <w:t xml:space="preserve"> b </w:t>
-      </w:r>
-      <w:r>
-        <w:rPr>
-          <w:rFonts w:hint="eastAsia"/>
-        </w:rPr>
-        <w:t>来判断是否溢出；可以证明</w:t>
-      </w:r>
-      <w:r>
-        <w:rPr>
-          <w:rFonts w:hint="eastAsia"/>
-        </w:rPr>
-        <w:t>对于</w:t>
-      </w:r>
-      <w:r>
-        <w:rPr>
-          <w:rFonts w:hint="eastAsia"/>
-        </w:rPr>
-        <w:t>a + b = c</w:t>
-      </w:r>
-      <w:r>
-        <w:rPr>
-          <w:rFonts w:hint="eastAsia"/>
-        </w:rPr>
-        <w:t>，不管是否溢出，表达式</w:t>
-      </w:r>
-      <w:r>
-        <w:rPr>
-          <w:rFonts w:hint="eastAsia"/>
-        </w:rPr>
-        <w:t xml:space="preserve"> a == c </w:t>
-      </w:r>
-      <w:r>
-        <w:t>–</w:t>
-      </w:r>
-      <w:r>
-        <w:rPr>
-          <w:rFonts w:hint="eastAsia"/>
-        </w:rPr>
         <w:t xml:space="preserve"> b</w:t>
       </w:r>
       <w:r>
         <w:rPr>
           <w:rFonts w:hint="eastAsia"/>
         </w:rPr>
-        <w:t>一定成立；</w:t>
-      </w:r>
-      <w:r>
-        <w:rPr>
-          <w:rFonts w:hint="eastAsia"/>
-        </w:rPr>
-        <w:t>这里不作证明，举一个反例：</w:t>
+        <w:t>一定成立。</w:t>
       </w:r>
     </w:p>
     <w:p>
+      <w:pPr>
+        <w:rPr>
+          <w:rFonts w:hint="eastAsia"/>
+        </w:rPr>
+      </w:pPr>
+      <w:r>
+        <w:rPr>
+          <w:rFonts w:hint="eastAsia"/>
+        </w:rPr>
+        <w:t>证明：</w:t>
+      </w:r>
+    </w:p>
+    <w:p>
+      <w:pPr>
+        <w:rPr>
+          <w:rFonts w:hint="eastAsia"/>
+        </w:rPr>
+      </w:pPr>
+      <w:r>
+        <w:rPr>
+          <w:rFonts w:hint="eastAsia"/>
+        </w:rPr>
+        <w:t>有符号整型数和无符号整型数在作加减法运算时，从二进制角度来看，是一样的。</w:t>
+      </w:r>
+    </w:p>
+    <w:p>
+      <w:pPr>
+        <w:rPr>
+          <w:rFonts w:hint="eastAsia"/>
+        </w:rPr>
+      </w:pPr>
+      <w:r>
+        <w:rPr>
+          <w:rFonts w:hint="eastAsia"/>
+        </w:rPr>
+        <w:t>对于无符号数</w:t>
+      </w:r>
+      <w:r>
+        <w:rPr>
+          <w:rFonts w:hint="eastAsia"/>
+        </w:rPr>
+        <w:t>x + y</w:t>
+      </w:r>
+      <w:r>
+        <w:rPr>
+          <w:rFonts w:hint="eastAsia"/>
+        </w:rPr>
+        <w:t>，当最高位有进位时，丢掉进位；如</w:t>
+      </w:r>
+      <w:r>
+        <w:rPr>
+          <w:rFonts w:hint="eastAsia"/>
+        </w:rPr>
+        <w:t>4</w:t>
+      </w:r>
+      <w:r>
+        <w:rPr>
+          <w:rFonts w:hint="eastAsia"/>
+        </w:rPr>
+        <w:t>位的整型运算，</w:t>
+      </w:r>
+      <w:r>
+        <w:rPr>
+          <w:rFonts w:hint="eastAsia"/>
+        </w:rPr>
+        <w:t xml:space="preserve">1010 + </w:t>
+      </w:r>
+      <w:r>
+        <w:rPr>
+          <w:rFonts w:hint="eastAsia"/>
+        </w:rPr>
+        <w:t>10</w:t>
+      </w:r>
+      <w:r>
+        <w:rPr>
+          <w:rFonts w:hint="eastAsia"/>
+        </w:rPr>
+        <w:t xml:space="preserve">00 = </w:t>
+      </w:r>
+      <w:r>
+        <w:rPr>
+          <w:rFonts w:hint="eastAsia"/>
+          <w:color w:val="FF0000"/>
+        </w:rPr>
+        <w:t>1</w:t>
+      </w:r>
+      <w:r>
+        <w:rPr>
+          <w:rFonts w:hint="eastAsia"/>
+        </w:rPr>
+        <w:t>0010</w:t>
+      </w:r>
+      <w:r>
+        <w:rPr>
+          <w:rFonts w:hint="eastAsia"/>
+        </w:rPr>
+        <w:t xml:space="preserve"> = </w:t>
+      </w:r>
+      <w:r>
+        <w:rPr>
+          <w:rFonts w:hint="eastAsia"/>
+        </w:rPr>
+        <w:t>0010</w:t>
+      </w:r>
+    </w:p>
+    <w:p>
+      <w:pPr>
+        <w:rPr>
+          <w:rFonts w:hint="eastAsia"/>
+        </w:rPr>
+      </w:pPr>
+      <w:r>
+        <w:rPr>
+          <w:rFonts w:hint="eastAsia"/>
+        </w:rPr>
+        <w:t>对于无符号数</w:t>
+      </w:r>
+      <w:r>
+        <w:rPr>
+          <w:rFonts w:hint="eastAsia"/>
+        </w:rPr>
+        <w:t xml:space="preserve">x </w:t>
+      </w:r>
+      <w:r>
+        <w:t>–</w:t>
+      </w:r>
+      <w:r>
+        <w:rPr>
+          <w:rFonts w:hint="eastAsia"/>
+        </w:rPr>
+        <w:t xml:space="preserve"> y</w:t>
+      </w:r>
+      <w:r>
+        <w:rPr>
+          <w:rFonts w:hint="eastAsia"/>
+        </w:rPr>
+        <w:t>，当</w:t>
+      </w:r>
+      <w:r>
+        <w:rPr>
+          <w:rFonts w:hint="eastAsia"/>
+        </w:rPr>
+        <w:t>x &lt; y</w:t>
+      </w:r>
+      <w:r>
+        <w:rPr>
+          <w:rFonts w:hint="eastAsia"/>
+        </w:rPr>
+        <w:t>，</w:t>
+      </w:r>
+      <w:r>
+        <w:rPr>
+          <w:rFonts w:hint="eastAsia"/>
+        </w:rPr>
+        <w:t>x</w:t>
+      </w:r>
+      <w:r>
+        <w:rPr>
+          <w:rFonts w:hint="eastAsia"/>
+        </w:rPr>
+        <w:t>不够减，将从最高位的更高一位补位，如</w:t>
+      </w:r>
+      <w:r>
+        <w:rPr>
+          <w:rFonts w:hint="eastAsia"/>
+        </w:rPr>
+        <w:t xml:space="preserve">0100 </w:t>
+      </w:r>
+      <w:r>
+        <w:t>–</w:t>
+      </w:r>
+      <w:r>
+        <w:rPr>
+          <w:rFonts w:hint="eastAsia"/>
+        </w:rPr>
+        <w:t xml:space="preserve"> 1000 = </w:t>
+      </w:r>
+      <w:r>
+        <w:rPr>
+          <w:rFonts w:hint="eastAsia"/>
+          <w:color w:val="FF0000"/>
+        </w:rPr>
+        <w:t>1</w:t>
+      </w:r>
+      <w:r>
+        <w:rPr>
+          <w:rFonts w:hint="eastAsia"/>
+        </w:rPr>
+        <w:t xml:space="preserve">0100 </w:t>
+      </w:r>
+      <w:r>
+        <w:t>–</w:t>
+      </w:r>
+      <w:r>
+        <w:rPr>
+          <w:rFonts w:hint="eastAsia"/>
+        </w:rPr>
+        <w:t xml:space="preserve"> </w:t>
+      </w:r>
+      <w:r>
+        <w:rPr>
+          <w:rFonts w:hint="eastAsia"/>
+        </w:rPr>
+        <w:t>1000 = 1100</w:t>
+      </w:r>
+      <w:r>
+        <w:rPr>
+          <w:rFonts w:hint="eastAsia"/>
+        </w:rPr>
+        <w:t>。</w:t>
+      </w:r>
+    </w:p>
+    <w:p>
+      <w:pPr>
+        <w:rPr>
+          <w:rFonts w:hint="eastAsia"/>
+        </w:rPr>
+      </w:pPr>
+      <w:r>
+        <w:rPr>
+          <w:rFonts w:hint="eastAsia"/>
+        </w:rPr>
+        <w:t>有了上述基础，</w:t>
+      </w:r>
+      <w:r>
+        <w:rPr>
+          <w:rFonts w:hint="eastAsia"/>
+        </w:rPr>
+        <w:t>对于任意整型</w:t>
+      </w:r>
+      <w:r>
+        <w:rPr>
+          <w:rFonts w:hint="eastAsia"/>
+        </w:rPr>
+        <w:t>a</w:t>
+      </w:r>
+      <w:r>
+        <w:rPr>
+          <w:rFonts w:hint="eastAsia"/>
+        </w:rPr>
+        <w:t>、</w:t>
+      </w:r>
+      <w:r>
+        <w:rPr>
+          <w:rFonts w:hint="eastAsia"/>
+        </w:rPr>
+        <w:t>b</w:t>
+      </w:r>
+      <w:r>
+        <w:rPr>
+          <w:rFonts w:hint="eastAsia"/>
+        </w:rPr>
+        <w:t>，</w:t>
+      </w:r>
+      <w:r>
+        <w:rPr>
+          <w:rFonts w:hint="eastAsia"/>
+        </w:rPr>
+        <w:t>当</w:t>
+      </w:r>
+      <w:r>
+        <w:rPr>
+          <w:rFonts w:hint="eastAsia"/>
+        </w:rPr>
+        <w:t>a + b = c</w:t>
+      </w:r>
+      <w:r>
+        <w:rPr>
+          <w:rFonts w:hint="eastAsia"/>
+        </w:rPr>
+        <w:t>最高位不进位</w:t>
+      </w:r>
+      <w:r>
+        <w:rPr>
+          <w:rFonts w:hint="eastAsia"/>
+        </w:rPr>
+        <w:t>，则</w:t>
+      </w:r>
+      <w:r>
+        <w:rPr>
+          <w:rFonts w:hint="eastAsia"/>
+        </w:rPr>
+        <w:t xml:space="preserve">a == c </w:t>
+      </w:r>
+      <w:r>
+        <w:t>–</w:t>
+      </w:r>
+      <w:r>
+        <w:rPr>
+          <w:rFonts w:hint="eastAsia"/>
+        </w:rPr>
+        <w:t xml:space="preserve"> b</w:t>
+      </w:r>
+      <w:r>
+        <w:rPr>
+          <w:rFonts w:hint="eastAsia"/>
+        </w:rPr>
+        <w:t>一定成立；当</w:t>
+      </w:r>
+      <w:r>
+        <w:rPr>
+          <w:rFonts w:hint="eastAsia"/>
+        </w:rPr>
+        <w:t>a + b = c</w:t>
+      </w:r>
+      <w:r>
+        <w:rPr>
+          <w:rFonts w:hint="eastAsia"/>
+        </w:rPr>
+        <w:t>最高位进位</w:t>
+      </w:r>
+      <w:r>
+        <w:rPr>
+          <w:rFonts w:hint="eastAsia"/>
+        </w:rPr>
+        <w:t>，则</w:t>
+      </w:r>
+      <w:r>
+        <w:rPr>
+          <w:rFonts w:hint="eastAsia"/>
+        </w:rPr>
+        <w:t xml:space="preserve">a + b = </w:t>
+      </w:r>
+      <w:r>
+        <w:rPr>
+          <w:rFonts w:hint="eastAsia"/>
+          <w:color w:val="FF0000"/>
+        </w:rPr>
+        <w:t>2^64</w:t>
+      </w:r>
+      <w:r>
+        <w:rPr>
+          <w:rFonts w:hint="eastAsia"/>
+        </w:rPr>
+        <w:t xml:space="preserve"> + c</w:t>
+      </w:r>
+      <w:r>
+        <w:t>’</w:t>
+      </w:r>
+      <w:r>
+        <w:rPr>
+          <w:rFonts w:hint="eastAsia"/>
+        </w:rPr>
+        <w:t xml:space="preserve"> = c</w:t>
+      </w:r>
+      <w:r>
+        <w:t>’</w:t>
+      </w:r>
+      <w:r>
+        <w:rPr>
+          <w:rFonts w:hint="eastAsia"/>
+        </w:rPr>
+        <w:t>，因为</w:t>
+      </w:r>
+      <w:r>
+        <w:rPr>
+          <w:rFonts w:hint="eastAsia"/>
+        </w:rPr>
+        <w:t>c</w:t>
+      </w:r>
+      <w:r>
+        <w:t>’</w:t>
+      </w:r>
+      <w:r>
+        <w:rPr>
+          <w:rFonts w:hint="eastAsia"/>
+        </w:rPr>
+        <w:t>一定小于</w:t>
+      </w:r>
+      <w:r>
+        <w:rPr>
+          <w:rFonts w:hint="eastAsia"/>
+        </w:rPr>
+        <w:t>b</w:t>
+      </w:r>
+      <w:r>
+        <w:rPr>
+          <w:rFonts w:hint="eastAsia"/>
+        </w:rPr>
+        <w:t>，</w:t>
+      </w:r>
+      <w:r>
+        <w:rPr>
+          <w:rFonts w:hint="eastAsia"/>
+        </w:rPr>
+        <w:t>c</w:t>
+      </w:r>
+      <w:r>
+        <w:t>’</w:t>
+      </w:r>
+      <w:r>
+        <w:rPr>
+          <w:rFonts w:hint="eastAsia"/>
+        </w:rPr>
+        <w:t xml:space="preserve"> </w:t>
+      </w:r>
+      <w:r>
+        <w:t>–</w:t>
+      </w:r>
+      <w:r>
+        <w:rPr>
+          <w:rFonts w:hint="eastAsia"/>
+        </w:rPr>
+        <w:t xml:space="preserve"> b</w:t>
+      </w:r>
+      <w:r>
+        <w:rPr>
+          <w:rFonts w:hint="eastAsia"/>
+        </w:rPr>
+        <w:t>会补位，那么</w:t>
+      </w:r>
+      <w:r>
+        <w:rPr>
+          <w:rFonts w:hint="eastAsia"/>
+        </w:rPr>
+        <w:t xml:space="preserve">a = c </w:t>
+      </w:r>
+      <w:r>
+        <w:t>–</w:t>
+      </w:r>
+      <w:r>
+        <w:rPr>
+          <w:rFonts w:hint="eastAsia"/>
+        </w:rPr>
+        <w:t xml:space="preserve"> b = c</w:t>
+      </w:r>
+      <w:r>
+        <w:t>’</w:t>
+      </w:r>
+      <w:r>
+        <w:rPr>
+          <w:rFonts w:hint="eastAsia"/>
+        </w:rPr>
+        <w:t xml:space="preserve"> </w:t>
+      </w:r>
+      <w:r>
+        <w:t>–</w:t>
+      </w:r>
+      <w:r>
+        <w:rPr>
+          <w:rFonts w:hint="eastAsia"/>
+        </w:rPr>
+        <w:t xml:space="preserve"> b = </w:t>
+      </w:r>
+      <w:r>
+        <w:rPr>
+          <w:rFonts w:hint="eastAsia"/>
+          <w:color w:val="FF0000"/>
+        </w:rPr>
+        <w:t>2^64</w:t>
+      </w:r>
+      <w:r>
+        <w:rPr>
+          <w:rFonts w:hint="eastAsia"/>
+        </w:rPr>
+        <w:t xml:space="preserve"> + c</w:t>
+      </w:r>
+      <w:r>
+        <w:t>’</w:t>
+      </w:r>
+      <w:r>
+        <w:rPr>
+          <w:rFonts w:hint="eastAsia"/>
+        </w:rPr>
+        <w:t xml:space="preserve"> </w:t>
+      </w:r>
+      <w:r>
+        <w:t>–</w:t>
+      </w:r>
+      <w:r>
+        <w:rPr>
+          <w:rFonts w:hint="eastAsia"/>
+        </w:rPr>
+        <w:t xml:space="preserve"> b = a</w:t>
+      </w:r>
+      <w:r>
+        <w:rPr>
+          <w:rFonts w:hint="eastAsia"/>
+        </w:rPr>
+        <w:t>，可以还原回</w:t>
+      </w:r>
+      <w:r>
+        <w:rPr>
+          <w:rFonts w:hint="eastAsia"/>
+        </w:rPr>
+        <w:t>a</w:t>
+      </w:r>
+      <w:r>
+        <w:rPr>
+          <w:rFonts w:hint="eastAsia"/>
+        </w:rPr>
+        <w:t>。</w:t>
+      </w:r>
+    </w:p>
+    <w:p>
+      <w:r>
+        <w:rPr>
+          <w:rFonts w:hint="eastAsia"/>
+        </w:rPr>
+        <w:t>举一个</w:t>
+      </w:r>
+      <w:r>
+        <w:rPr>
+          <w:rFonts w:hint="eastAsia"/>
+        </w:rPr>
+        <w:t>例</w:t>
+      </w:r>
+      <w:r>
+        <w:rPr>
+          <w:rFonts w:hint="eastAsia"/>
+        </w:rPr>
+        <w:t>子</w:t>
+      </w:r>
+      <w:r>
+        <w:rPr>
+          <w:rFonts w:hint="eastAsia"/>
+        </w:rPr>
+        <w:t>：</w:t>
+      </w:r>
+    </w:p>
+    <w:p>
       <w:r>
         <w:rPr>
           <w:rFonts w:hint="eastAsia"/>
@@ -2552,7 +3126,7 @@
         <w:rPr>
           <w:rFonts w:hint="eastAsia"/>
         </w:rPr>
-        <w:t>b = 1</w:t>
+        <w:t>b = 2</w:t>
       </w:r>
       <w:r>
         <w:rPr>
@@ -2564,7 +3138,13 @@
         <w:rPr>
           <w:rFonts w:hint="eastAsia"/>
         </w:rPr>
-        <w:t>0001</w:t>
+        <w:t>00</w:t>
+      </w:r>
+      <w:r>
+        <w:rPr>
+          <w:rFonts w:hint="eastAsia"/>
+        </w:rPr>
+        <w:t>10</w:t>
       </w:r>
       <w:r>
         <w:rPr>
@@ -2583,7 +3163,13 @@
         <w:rPr>
           <w:rFonts w:hint="eastAsia"/>
         </w:rPr>
-        <w:t>a + b = c = -8</w:t>
+        <w:t>a + b = c = -</w:t>
+      </w:r>
+      <w:r>
+        <w:rPr>
+          <w:rFonts w:hint="eastAsia"/>
+        </w:rPr>
+        <w:t>7</w:t>
       </w:r>
       <w:r>
         <w:rPr>
@@ -2595,7 +3181,7 @@
         <w:rPr>
           <w:rFonts w:hint="eastAsia"/>
         </w:rPr>
-        <w:t>1000</w:t>
+        <w:t>1001</w:t>
       </w:r>
       <w:r>
         <w:rPr>
@@ -2614,7 +3200,7 @@
         <w:rPr>
           <w:rFonts w:hint="eastAsia"/>
         </w:rPr>
-        <w:t>8</w:t>
+        <w:t>9</w:t>
       </w:r>
       <w:r>
         <w:rPr>
@@ -2635,7 +3221,13 @@
         <w:rPr>
           <w:rFonts w:hint="eastAsia"/>
         </w:rPr>
-        <w:t xml:space="preserve"> a = -8 </w:t>
+        <w:t xml:space="preserve"> a = -7</w:t>
+      </w:r>
+      <w:r>
+        <w:rPr>
+          <w:rFonts w:hint="eastAsia"/>
+        </w:rPr>
+        <w:t xml:space="preserve"> </w:t>
       </w:r>
       <w:r>
         <w:t>–</w:t>
@@ -2644,7 +3236,7 @@
         <w:rPr>
           <w:rFonts w:hint="eastAsia"/>
         </w:rPr>
-        <w:t xml:space="preserve"> 1 = 1000</w:t>
+        <w:t xml:space="preserve"> 2 = 1001</w:t>
       </w:r>
       <w:r>
         <w:rPr>
@@ -2657,7 +3249,19 @@
         <w:rPr>
           <w:rFonts w:hint="eastAsia"/>
         </w:rPr>
-        <w:t>- 0001</w:t>
+        <w:t>- 00</w:t>
+      </w:r>
+      <w:r>
+        <w:rPr>
+          <w:rFonts w:hint="eastAsia"/>
+        </w:rPr>
+        <w:t>1</w:t>
+      </w:r>
+      <w:r>
+        <w:rPr>
+          <w:rFonts w:hint="eastAsia"/>
+        </w:rPr>
+        <w:t>0</w:t>
       </w:r>
       <w:r>
         <w:rPr>
@@ -3298,25 +3902,7 @@
               <w:rPr>
                 <w:rFonts w:hint="eastAsia"/>
               </w:rPr>
-              <w:t>U(a) &lt;</w:t>
-            </w:r>
-            <w:r>
-              <w:rPr>
-                <w:rFonts w:hint="eastAsia"/>
-              </w:rPr>
-              <w:t xml:space="preserve"> 2^47</w:t>
-            </w:r>
-            <w:r>
-              <w:rPr>
-                <w:rFonts w:hint="eastAsia"/>
-              </w:rPr>
-              <w:t xml:space="preserve"> &amp;&amp; U(b) &lt; 2^</w:t>
-            </w:r>
-            <w:r>
-              <w:rPr>
-                <w:rFonts w:hint="eastAsia"/>
-              </w:rPr>
-              <w:t>15</w:t>
+              <w:t>U(a) &lt; 2^47 &amp;&amp; U(b) &lt; 2^15</w:t>
             </w:r>
           </w:p>
         </w:tc>
@@ -3375,25 +3961,7 @@
               <w:rPr>
                 <w:rFonts w:hint="eastAsia"/>
               </w:rPr>
-              <w:t>U(a) &lt;</w:t>
-            </w:r>
-            <w:r>
-              <w:rPr>
-                <w:rFonts w:hint="eastAsia"/>
-              </w:rPr>
-              <w:t xml:space="preserve"> 2^55</w:t>
-            </w:r>
-            <w:r>
-              <w:rPr>
-                <w:rFonts w:hint="eastAsia"/>
-              </w:rPr>
-              <w:t xml:space="preserve"> &amp;&amp; U(b) &lt; 2^</w:t>
-            </w:r>
-            <w:r>
-              <w:rPr>
-                <w:rFonts w:hint="eastAsia"/>
-              </w:rPr>
-              <w:t>7</w:t>
+              <w:t>U(a) &lt; 2^55 &amp;&amp; U(b) &lt; 2^7</w:t>
             </w:r>
           </w:p>
         </w:tc>
@@ -3568,80 +4136,196 @@
       </w:r>
     </w:p>
     <w:p>
-      <w:r>
-        <w:rPr>
-          <w:rFonts w:hint="eastAsia"/>
-        </w:rPr>
-        <w:t>不考虑</w:t>
+      <w:pPr>
+        <w:rPr>
+          <w:rFonts w:hint="eastAsia"/>
+        </w:rPr>
+      </w:pPr>
+      <w:r>
+        <w:rPr>
+          <w:rFonts w:hint="eastAsia"/>
+        </w:rPr>
+        <w:t>除法不会出现溢出，因此不考虑；而对于分母为</w:t>
+      </w:r>
+      <w:r>
+        <w:rPr>
+          <w:rFonts w:hint="eastAsia"/>
+        </w:rPr>
+        <w:t>0</w:t>
+      </w:r>
+      <w:r>
+        <w:rPr>
+          <w:rFonts w:hint="eastAsia"/>
+        </w:rPr>
+        <w:t>的情况，</w:t>
+      </w:r>
+      <w:r>
+        <w:rPr>
+          <w:rFonts w:hint="eastAsia"/>
+        </w:rPr>
+        <w:t>由于事先有检验，不作考虑和处理。</w:t>
+      </w:r>
+    </w:p>
+    <w:p/>
+    <w:p>
+      <w:pPr>
+        <w:rPr>
+          <w:b/>
+        </w:rPr>
+      </w:pPr>
+      <w:r>
+        <w:rPr>
+          <w:rFonts w:hint="eastAsia"/>
+          <w:b/>
+        </w:rPr>
+        <w:t>类型</w:t>
+      </w:r>
+      <w:r>
+        <w:rPr>
+          <w:rFonts w:hint="eastAsia"/>
+          <w:b/>
+        </w:rPr>
+        <w:t>t</w:t>
+      </w:r>
+      <w:r>
+        <w:rPr>
+          <w:rFonts w:hint="eastAsia"/>
+          <w:b/>
+        </w:rPr>
+        <w:t>为</w:t>
+      </w:r>
+      <w:r>
+        <w:rPr>
+          <w:rFonts w:hint="eastAsia"/>
+          <w:b/>
+        </w:rPr>
+        <w:t>double</w:t>
+      </w:r>
+      <w:r>
+        <w:rPr>
+          <w:rFonts w:hint="eastAsia"/>
+          <w:b/>
+        </w:rPr>
+        <w:t>或</w:t>
+      </w:r>
+      <w:r>
+        <w:rPr>
+          <w:rFonts w:hint="eastAsia"/>
+          <w:b/>
+        </w:rPr>
+        <w:t>decimal</w:t>
+      </w:r>
+      <w:r>
+        <w:rPr>
+          <w:rFonts w:hint="eastAsia"/>
+          <w:b/>
+        </w:rPr>
+        <w:t>：</w:t>
       </w:r>
     </w:p>
     <w:p>
       <w:pPr>
-        <w:ind w:left="0"/>
+        <w:rPr>
+          <w:rFonts w:hint="eastAsia"/>
+        </w:rPr>
       </w:pPr>
+      <w:r>
+        <w:rPr>
+          <w:rFonts w:hint="eastAsia"/>
+        </w:rPr>
+        <w:t>对于</w:t>
+      </w:r>
+      <w:r>
+        <w:rPr>
+          <w:rFonts w:hint="eastAsia"/>
+        </w:rPr>
+        <w:t>double</w:t>
+      </w:r>
+      <w:r>
+        <w:rPr>
+          <w:rFonts w:hint="eastAsia"/>
+        </w:rPr>
+        <w:t>，结果为</w:t>
+      </w:r>
+      <w:r>
+        <w:rPr>
+          <w:rFonts w:hint="eastAsia"/>
+        </w:rPr>
+        <w:t>+-inf</w:t>
+      </w:r>
+      <w:r>
+        <w:rPr>
+          <w:rFonts w:hint="eastAsia"/>
+        </w:rPr>
+        <w:t>时溢出，但由于使用</w:t>
+      </w:r>
+      <w:r>
+        <w:rPr>
+          <w:rFonts w:hint="eastAsia"/>
+        </w:rPr>
+        <w:t>double</w:t>
+      </w:r>
+      <w:r>
+        <w:rPr>
+          <w:rFonts w:hint="eastAsia"/>
+        </w:rPr>
+        <w:t>运算本身可能有精度损耗，而且基于其实际应用场景考虑，判断溢出再从</w:t>
+      </w:r>
+      <w:r>
+        <w:rPr>
+          <w:rFonts w:hint="eastAsia"/>
+        </w:rPr>
+        <w:t>double</w:t>
+      </w:r>
+      <w:r>
+        <w:rPr>
+          <w:rFonts w:hint="eastAsia"/>
+        </w:rPr>
+        <w:t>提升为</w:t>
+      </w:r>
+      <w:r>
+        <w:rPr>
+          <w:rFonts w:hint="eastAsia"/>
+        </w:rPr>
+        <w:t>decimal</w:t>
+      </w:r>
+      <w:r>
+        <w:rPr>
+          <w:rFonts w:hint="eastAsia"/>
+        </w:rPr>
+        <w:t>的意义不大，因此不作考虑和处理。</w:t>
+      </w:r>
     </w:p>
     <w:p>
-      <w:pPr>
-        <w:rPr>
-          <w:b/>
-        </w:rPr>
-      </w:pPr>
-      <w:r>
-        <w:rPr>
-          <w:rFonts w:hint="eastAsia"/>
-          <w:b/>
-        </w:rPr>
-        <w:t>类型</w:t>
-      </w:r>
-      <w:r>
-        <w:rPr>
-          <w:rFonts w:hint="eastAsia"/>
-          <w:b/>
-        </w:rPr>
-        <w:t>t</w:t>
-      </w:r>
-      <w:r>
-        <w:rPr>
-          <w:rFonts w:hint="eastAsia"/>
-          <w:b/>
-        </w:rPr>
-        <w:t>为</w:t>
-      </w:r>
-      <w:r>
-        <w:rPr>
-          <w:rFonts w:hint="eastAsia"/>
-          <w:b/>
-        </w:rPr>
-        <w:t>double</w:t>
-      </w:r>
-      <w:r>
-        <w:rPr>
-          <w:rFonts w:hint="eastAsia"/>
-          <w:b/>
-        </w:rPr>
-        <w:t>或</w:t>
-      </w:r>
-      <w:r>
-        <w:rPr>
-          <w:rFonts w:hint="eastAsia"/>
-          <w:b/>
+      <w:r>
+        <w:rPr>
+          <w:rFonts w:hint="eastAsia"/>
+        </w:rPr>
+        <w:t>对于</w:t>
+      </w:r>
+      <w:r>
+        <w:rPr>
+          <w:rFonts w:hint="eastAsia"/>
         </w:rPr>
         <w:t>decimal</w:t>
       </w:r>
       <w:r>
         <w:rPr>
           <w:rFonts w:hint="eastAsia"/>
-          <w:b/>
-        </w:rPr>
-        <w:t>：</w:t>
-      </w:r>
-    </w:p>
-    <w:p>
-      <w:r>
-        <w:rPr>
-          <w:rFonts w:hint="eastAsia"/>
-        </w:rPr>
-        <w:t>不考虑</w:t>
+        </w:rPr>
+        <w:t>，已经是最高级的类型，不会提升，</w:t>
+      </w:r>
+      <w:r>
+        <w:rPr>
+          <w:rFonts w:hint="eastAsia"/>
+        </w:rPr>
+        <w:t>decimal</w:t>
+      </w:r>
+      <w:r>
+        <w:rPr>
+          <w:rFonts w:hint="eastAsia"/>
+        </w:rPr>
+        <w:t>运算默认为不会溢出，因此不作考虑。</w:t>
       </w:r>
     </w:p>
     <w:p/>
@@ -3878,7 +4562,6 @@
         <w:rPr>
           <w:noProof/>
         </w:rPr>
-        <w:lastRenderedPageBreak/>
         <w:drawing>
           <wp:inline distT="0" distB="0" distL="0" distR="0">
             <wp:extent cx="2468523" cy="1371600"/>
@@ -4519,7 +5202,7 @@
               <w:rPr>
                 <w:rFonts w:hint="eastAsia"/>
               </w:rPr>
-              <w:t>136</w:t>
+              <w:t>74</w:t>
             </w:r>
           </w:p>
         </w:tc>
@@ -4557,7 +5240,7 @@
               <w:rPr>
                 <w:rFonts w:hint="eastAsia"/>
               </w:rPr>
-              <w:t>70</w:t>
+              <w:t>68</w:t>
             </w:r>
           </w:p>
         </w:tc>
@@ -4635,7 +5318,7 @@
               <w:rPr>
                 <w:rFonts w:hint="eastAsia"/>
               </w:rPr>
-              <w:t>120</w:t>
+              <w:t>88</w:t>
             </w:r>
           </w:p>
         </w:tc>
@@ -4654,7 +5337,7 @@
               <w:rPr>
                 <w:rFonts w:hint="eastAsia"/>
               </w:rPr>
-              <w:t>100</w:t>
+              <w:t>84</w:t>
             </w:r>
           </w:p>
         </w:tc>
@@ -4673,7 +5356,13 @@
               <w:rPr>
                 <w:rFonts w:hint="eastAsia"/>
               </w:rPr>
-              <w:t>82</w:t>
+              <w:t>8</w:t>
+            </w:r>
+            <w:r>
+              <w:rPr>
+                <w:rFonts w:hint="eastAsia"/>
+              </w:rPr>
+              <w:t>4</w:t>
             </w:r>
           </w:p>
         </w:tc>
@@ -4751,6 +5440,31 @@
               <w:rPr>
                 <w:rFonts w:hint="eastAsia"/>
               </w:rPr>
+              <w:t>10</w:t>
+            </w:r>
+            <w:r>
+              <w:rPr>
+                <w:rFonts w:hint="eastAsia"/>
+              </w:rPr>
+              <w:t>4</w:t>
+            </w:r>
+          </w:p>
+        </w:tc>
+        <w:tc>
+          <w:tcPr>
+            <w:tcW w:w="1366" w:type="dxa"/>
+          </w:tcPr>
+          <w:p>
+            <w:pPr>
+              <w:ind w:left="0"/>
+              <w:rPr>
+                <w:rFonts w:hint="eastAsia"/>
+              </w:rPr>
+            </w:pPr>
+            <w:r>
+              <w:rPr>
+                <w:rFonts w:hint="eastAsia"/>
+              </w:rPr>
               <w:t>102</w:t>
             </w:r>
           </w:p>
@@ -4771,25 +5485,6 @@
                 <w:rFonts w:hint="eastAsia"/>
               </w:rPr>
               <w:t>102</w:t>
-            </w:r>
-          </w:p>
-        </w:tc>
-        <w:tc>
-          <w:tcPr>
-            <w:tcW w:w="1366" w:type="dxa"/>
-          </w:tcPr>
-          <w:p>
-            <w:pPr>
-              <w:ind w:left="0"/>
-              <w:rPr>
-                <w:rFonts w:hint="eastAsia"/>
-              </w:rPr>
-            </w:pPr>
-            <w:r>
-              <w:rPr>
-                <w:rFonts w:hint="eastAsia"/>
-              </w:rPr>
-              <w:t>98</w:t>
             </w:r>
           </w:p>
         </w:tc>
@@ -4905,7 +5600,13 @@
               <w:rPr>
                 <w:rFonts w:hint="eastAsia"/>
               </w:rPr>
-              <w:t>116</w:t>
+              <w:t>1</w:t>
+            </w:r>
+            <w:r>
+              <w:rPr>
+                <w:rFonts w:hint="eastAsia"/>
+              </w:rPr>
+              <w:t>20</w:t>
             </w:r>
           </w:p>
         </w:tc>
@@ -4983,6 +5684,31 @@
               <w:rPr>
                 <w:rFonts w:hint="eastAsia"/>
               </w:rPr>
+              <w:t>13</w:t>
+            </w:r>
+            <w:r>
+              <w:rPr>
+                <w:rFonts w:hint="eastAsia"/>
+              </w:rPr>
+              <w:t>6</w:t>
+            </w:r>
+          </w:p>
+        </w:tc>
+        <w:tc>
+          <w:tcPr>
+            <w:tcW w:w="1366" w:type="dxa"/>
+          </w:tcPr>
+          <w:p>
+            <w:pPr>
+              <w:ind w:left="0"/>
+              <w:rPr>
+                <w:rFonts w:hint="eastAsia"/>
+              </w:rPr>
+            </w:pPr>
+            <w:r>
+              <w:rPr>
+                <w:rFonts w:hint="eastAsia"/>
+              </w:rPr>
               <w:t>134</w:t>
             </w:r>
           </w:p>
@@ -5002,26 +5728,13 @@
               <w:rPr>
                 <w:rFonts w:hint="eastAsia"/>
               </w:rPr>
-              <w:t>134</w:t>
-            </w:r>
-          </w:p>
-        </w:tc>
-        <w:tc>
-          <w:tcPr>
-            <w:tcW w:w="1366" w:type="dxa"/>
-          </w:tcPr>
-          <w:p>
-            <w:pPr>
-              <w:ind w:left="0"/>
-              <w:rPr>
-                <w:rFonts w:hint="eastAsia"/>
-              </w:rPr>
-            </w:pPr>
-            <w:r>
-              <w:rPr>
-                <w:rFonts w:hint="eastAsia"/>
-              </w:rPr>
-              <w:t>134</w:t>
+              <w:t>13</w:t>
+            </w:r>
+            <w:r>
+              <w:rPr>
+                <w:rFonts w:hint="eastAsia"/>
+              </w:rPr>
+              <w:t>6</w:t>
             </w:r>
           </w:p>
         </w:tc>
@@ -5099,7 +5812,7 @@
               <w:rPr>
                 <w:rFonts w:hint="eastAsia"/>
               </w:rPr>
-              <w:t>150</w:t>
+              <w:t>148</w:t>
             </w:r>
           </w:p>
         </w:tc>
@@ -5118,7 +5831,13 @@
               <w:rPr>
                 <w:rFonts w:hint="eastAsia"/>
               </w:rPr>
-              <w:t>150</w:t>
+              <w:t>15</w:t>
+            </w:r>
+            <w:r>
+              <w:rPr>
+                <w:rFonts w:hint="eastAsia"/>
+              </w:rPr>
+              <w:t>4</w:t>
             </w:r>
           </w:p>
         </w:tc>
@@ -5137,7 +5856,13 @@
               <w:rPr>
                 <w:rFonts w:hint="eastAsia"/>
               </w:rPr>
-              <w:t>154</w:t>
+              <w:t>15</w:t>
+            </w:r>
+            <w:r>
+              <w:rPr>
+                <w:rFonts w:hint="eastAsia"/>
+              </w:rPr>
+              <w:t>6</w:t>
             </w:r>
           </w:p>
         </w:tc>
@@ -5295,7 +6020,13 @@
               <w:rPr>
                 <w:rFonts w:hint="eastAsia"/>
               </w:rPr>
-              <w:t>72</w:t>
+              <w:t>7</w:t>
+            </w:r>
+            <w:r>
+              <w:rPr>
+                <w:rFonts w:hint="eastAsia"/>
+              </w:rPr>
+              <w:t>4</w:t>
             </w:r>
           </w:p>
         </w:tc>
@@ -5333,7 +6064,13 @@
               <w:rPr>
                 <w:rFonts w:hint="eastAsia"/>
               </w:rPr>
-              <w:t>72</w:t>
+              <w:t>7</w:t>
+            </w:r>
+            <w:r>
+              <w:rPr>
+                <w:rFonts w:hint="eastAsia"/>
+              </w:rPr>
+              <w:t>0</w:t>
             </w:r>
           </w:p>
         </w:tc>
@@ -5411,7 +6148,7 @@
               <w:rPr>
                 <w:rFonts w:hint="eastAsia"/>
               </w:rPr>
-              <w:t>92</w:t>
+              <w:t>88</w:t>
             </w:r>
           </w:p>
         </w:tc>
@@ -5430,7 +6167,13 @@
               <w:rPr>
                 <w:rFonts w:hint="eastAsia"/>
               </w:rPr>
-              <w:t>82</w:t>
+              <w:t>8</w:t>
+            </w:r>
+            <w:r>
+              <w:rPr>
+                <w:rFonts w:hint="eastAsia"/>
+              </w:rPr>
+              <w:t>4</w:t>
             </w:r>
           </w:p>
         </w:tc>
@@ -5449,7 +6192,13 @@
               <w:rPr>
                 <w:rFonts w:hint="eastAsia"/>
               </w:rPr>
-              <w:t>86</w:t>
+              <w:t>8</w:t>
+            </w:r>
+            <w:r>
+              <w:rPr>
+                <w:rFonts w:hint="eastAsia"/>
+              </w:rPr>
+              <w:t>8</w:t>
             </w:r>
           </w:p>
         </w:tc>
@@ -5546,7 +6295,13 @@
               <w:rPr>
                 <w:rFonts w:hint="eastAsia"/>
               </w:rPr>
-              <w:t>100</w:t>
+              <w:t>10</w:t>
+            </w:r>
+            <w:r>
+              <w:rPr>
+                <w:rFonts w:hint="eastAsia"/>
+              </w:rPr>
+              <w:t>2</w:t>
             </w:r>
           </w:p>
         </w:tc>
@@ -5565,7 +6320,13 @@
               <w:rPr>
                 <w:rFonts w:hint="eastAsia"/>
               </w:rPr>
-              <w:t>102</w:t>
+              <w:t>10</w:t>
+            </w:r>
+            <w:r>
+              <w:rPr>
+                <w:rFonts w:hint="eastAsia"/>
+              </w:rPr>
+              <w:t>6</w:t>
             </w:r>
           </w:p>
         </w:tc>
@@ -5662,7 +6423,13 @@
               <w:rPr>
                 <w:rFonts w:hint="eastAsia"/>
               </w:rPr>
-              <w:t>118</w:t>
+              <w:t>1</w:t>
+            </w:r>
+            <w:r>
+              <w:rPr>
+                <w:rFonts w:hint="eastAsia"/>
+              </w:rPr>
+              <w:t>20</w:t>
             </w:r>
           </w:p>
         </w:tc>
@@ -5681,7 +6448,13 @@
               <w:rPr>
                 <w:rFonts w:hint="eastAsia"/>
               </w:rPr>
-              <w:t>122</w:t>
+              <w:t>12</w:t>
+            </w:r>
+            <w:r>
+              <w:rPr>
+                <w:rFonts w:hint="eastAsia"/>
+              </w:rPr>
+              <w:t>4</w:t>
             </w:r>
           </w:p>
         </w:tc>
@@ -5778,7 +6551,13 @@
               <w:rPr>
                 <w:rFonts w:hint="eastAsia"/>
               </w:rPr>
-              <w:t>134</w:t>
+              <w:t>13</w:t>
+            </w:r>
+            <w:r>
+              <w:rPr>
+                <w:rFonts w:hint="eastAsia"/>
+              </w:rPr>
+              <w:t>6</w:t>
             </w:r>
           </w:p>
         </w:tc>
@@ -5797,7 +6576,13 @@
               <w:rPr>
                 <w:rFonts w:hint="eastAsia"/>
               </w:rPr>
-              <w:t>140</w:t>
+              <w:t>14</w:t>
+            </w:r>
+            <w:r>
+              <w:rPr>
+                <w:rFonts w:hint="eastAsia"/>
+              </w:rPr>
+              <w:t>4</w:t>
             </w:r>
           </w:p>
         </w:tc>
@@ -5818,6 +6603,7 @@
               <w:rPr>
                 <w:rFonts w:hint="eastAsia"/>
               </w:rPr>
+              <w:lastRenderedPageBreak/>
               <w:t>0</w:t>
             </w:r>
           </w:p>
@@ -5894,7 +6680,13 @@
               <w:rPr>
                 <w:rFonts w:hint="eastAsia"/>
               </w:rPr>
-              <w:t>150</w:t>
+              <w:t>15</w:t>
+            </w:r>
+            <w:r>
+              <w:rPr>
+                <w:rFonts w:hint="eastAsia"/>
+              </w:rPr>
+              <w:t>2</w:t>
             </w:r>
           </w:p>
         </w:tc>
@@ -6071,7 +6863,13 @@
               <w:rPr>
                 <w:rFonts w:hint="eastAsia"/>
               </w:rPr>
-              <w:t>148</w:t>
+              <w:t>1</w:t>
+            </w:r>
+            <w:r>
+              <w:rPr>
+                <w:rFonts w:hint="eastAsia"/>
+              </w:rPr>
+              <w:t>50</w:t>
             </w:r>
           </w:p>
         </w:tc>
@@ -6090,7 +6888,13 @@
               <w:rPr>
                 <w:rFonts w:hint="eastAsia"/>
               </w:rPr>
-              <w:t>150</w:t>
+              <w:t>15</w:t>
+            </w:r>
+            <w:r>
+              <w:rPr>
+                <w:rFonts w:hint="eastAsia"/>
+              </w:rPr>
+              <w:t>2</w:t>
             </w:r>
           </w:p>
         </w:tc>
@@ -6109,7 +6913,13 @@
               <w:rPr>
                 <w:rFonts w:hint="eastAsia"/>
               </w:rPr>
-              <w:t>148</w:t>
+              <w:t>1</w:t>
+            </w:r>
+            <w:r>
+              <w:rPr>
+                <w:rFonts w:hint="eastAsia"/>
+              </w:rPr>
+              <w:t>54</w:t>
             </w:r>
           </w:p>
         </w:tc>
@@ -6187,7 +6997,13 @@
               <w:rPr>
                 <w:rFonts w:hint="eastAsia"/>
               </w:rPr>
-              <w:t>156</w:t>
+              <w:t>1</w:t>
+            </w:r>
+            <w:r>
+              <w:rPr>
+                <w:rFonts w:hint="eastAsia"/>
+              </w:rPr>
+              <w:t>48</w:t>
             </w:r>
           </w:p>
         </w:tc>
@@ -6206,7 +7022,13 @@
               <w:rPr>
                 <w:rFonts w:hint="eastAsia"/>
               </w:rPr>
-              <w:t>150</w:t>
+              <w:t>15</w:t>
+            </w:r>
+            <w:r>
+              <w:rPr>
+                <w:rFonts w:hint="eastAsia"/>
+              </w:rPr>
+              <w:t>2</w:t>
             </w:r>
           </w:p>
         </w:tc>
@@ -6303,7 +7125,13 @@
               <w:rPr>
                 <w:rFonts w:hint="eastAsia"/>
               </w:rPr>
-              <w:t>148</w:t>
+              <w:t>1</w:t>
+            </w:r>
+            <w:r>
+              <w:rPr>
+                <w:rFonts w:hint="eastAsia"/>
+              </w:rPr>
+              <w:t>50</w:t>
             </w:r>
           </w:p>
         </w:tc>
@@ -6322,7 +7150,13 @@
               <w:rPr>
                 <w:rFonts w:hint="eastAsia"/>
               </w:rPr>
-              <w:t>150</w:t>
+              <w:t>15</w:t>
+            </w:r>
+            <w:r>
+              <w:rPr>
+                <w:rFonts w:hint="eastAsia"/>
+              </w:rPr>
+              <w:t>4</w:t>
             </w:r>
           </w:p>
         </w:tc>
@@ -6341,7 +7175,7 @@
               <w:rPr>
                 <w:rFonts w:hint="eastAsia"/>
               </w:rPr>
-              <w:t>154</w:t>
+              <w:t>204</w:t>
             </w:r>
           </w:p>
         </w:tc>
@@ -6419,7 +7253,13 @@
               <w:rPr>
                 <w:rFonts w:hint="eastAsia"/>
               </w:rPr>
-              <w:t>148</w:t>
+              <w:t>1</w:t>
+            </w:r>
+            <w:r>
+              <w:rPr>
+                <w:rFonts w:hint="eastAsia"/>
+              </w:rPr>
+              <w:t>50</w:t>
             </w:r>
           </w:p>
         </w:tc>
@@ -6438,7 +7278,13 @@
               <w:rPr>
                 <w:rFonts w:hint="eastAsia"/>
               </w:rPr>
-              <w:t>150</w:t>
+              <w:t>15</w:t>
+            </w:r>
+            <w:r>
+              <w:rPr>
+                <w:rFonts w:hint="eastAsia"/>
+              </w:rPr>
+              <w:t>2</w:t>
             </w:r>
           </w:p>
         </w:tc>
@@ -6457,7 +7303,13 @@
               <w:rPr>
                 <w:rFonts w:hint="eastAsia"/>
               </w:rPr>
-              <w:t>156</w:t>
+              <w:t>15</w:t>
+            </w:r>
+            <w:r>
+              <w:rPr>
+                <w:rFonts w:hint="eastAsia"/>
+              </w:rPr>
+              <w:t>8</w:t>
             </w:r>
           </w:p>
         </w:tc>
@@ -6554,7 +7406,13 @@
               <w:rPr>
                 <w:rFonts w:hint="eastAsia"/>
               </w:rPr>
-              <w:t>150</w:t>
+              <w:t>15</w:t>
+            </w:r>
+            <w:r>
+              <w:rPr>
+                <w:rFonts w:hint="eastAsia"/>
+              </w:rPr>
+              <w:t>4</w:t>
             </w:r>
           </w:p>
         </w:tc>
@@ -6573,7 +7431,13 @@
               <w:rPr>
                 <w:rFonts w:hint="eastAsia"/>
               </w:rPr>
-              <w:t>154</w:t>
+              <w:t>1</w:t>
+            </w:r>
+            <w:r>
+              <w:rPr>
+                <w:rFonts w:hint="eastAsia"/>
+              </w:rPr>
+              <w:t>60</w:t>
             </w:r>
           </w:p>
         </w:tc>
@@ -6670,7 +7534,13 @@
               <w:rPr>
                 <w:rFonts w:hint="eastAsia"/>
               </w:rPr>
-              <w:t>150</w:t>
+              <w:t>15</w:t>
+            </w:r>
+            <w:r>
+              <w:rPr>
+                <w:rFonts w:hint="eastAsia"/>
+              </w:rPr>
+              <w:t>4</w:t>
             </w:r>
           </w:p>
         </w:tc>
@@ -6701,6 +7571,24 @@
           <w:rFonts w:hint="eastAsia"/>
         </w:rPr>
       </w:pPr>
+      <w:r>
+        <w:rPr>
+          <w:rFonts w:hint="eastAsia"/>
+        </w:rPr>
+        <w:t>上述结果中，可见三种方案效果差不多；对于方案</w:t>
+      </w:r>
+      <w:r>
+        <w:rPr>
+          <w:rFonts w:hint="eastAsia"/>
+        </w:rPr>
+        <w:t>1</w:t>
+      </w:r>
+      <w:r>
+        <w:rPr>
+          <w:rFonts w:hint="eastAsia"/>
+        </w:rPr>
+        <w:t>，其代码如下：</w:t>
+      </w:r>
     </w:p>
     <w:p>
       <w:pPr>
@@ -6711,20 +7599,53 @@
       <w:r>
         <w:rPr>
           <w:rFonts w:hint="eastAsia"/>
-        </w:rPr>
-        <w:t>附</w:t>
-      </w:r>
-      <w:r>
-        <w:rPr>
-          <w:rFonts w:hint="eastAsia"/>
-        </w:rPr>
-        <w:t>3-</w:t>
-      </w:r>
-      <w:r>
-        <w:rPr>
-          <w:rFonts w:hint="eastAsia"/>
-        </w:rPr>
-        <w:t>乘法的验证：</w:t>
+          <w:noProof/>
+        </w:rPr>
+        <w:drawing>
+          <wp:inline distT="0" distB="0" distL="0" distR="0">
+            <wp:extent cx="2623210" cy="1066447"/>
+            <wp:effectExtent l="19050" t="0" r="5690" b="0"/>
+            <wp:docPr id="1" name="Picture 1"/>
+            <wp:cNvGraphicFramePr>
+              <a:graphicFrameLocks xmlns:a="http://schemas.openxmlformats.org/drawingml/2006/main" noChangeAspect="1"/>
+            </wp:cNvGraphicFramePr>
+            <a:graphic xmlns:a="http://schemas.openxmlformats.org/drawingml/2006/main">
+              <a:graphicData uri="http://schemas.openxmlformats.org/drawingml/2006/picture">
+                <pic:pic xmlns:pic="http://schemas.openxmlformats.org/drawingml/2006/picture">
+                  <pic:nvPicPr>
+                    <pic:cNvPr id="0" name="Picture 1"/>
+                    <pic:cNvPicPr>
+                      <a:picLocks noChangeAspect="1" noChangeArrowheads="1"/>
+                    </pic:cNvPicPr>
+                  </pic:nvPicPr>
+                  <pic:blipFill>
+                    <a:blip r:embed="rId8"/>
+                    <a:srcRect/>
+                    <a:stretch>
+                      <a:fillRect/>
+                    </a:stretch>
+                  </pic:blipFill>
+                  <pic:spPr bwMode="auto">
+                    <a:xfrm>
+                      <a:off x="0" y="0"/>
+                      <a:ext cx="2628505" cy="1068600"/>
+                    </a:xfrm>
+                    <a:prstGeom prst="rect">
+                      <a:avLst/>
+                    </a:prstGeom>
+                    <a:noFill/>
+                    <a:ln w="9525">
+                      <a:noFill/>
+                      <a:miter lim="800000"/>
+                      <a:headEnd/>
+                      <a:tailEnd/>
+                    </a:ln>
+                  </pic:spPr>
+                </pic:pic>
+              </a:graphicData>
+            </a:graphic>
+          </wp:inline>
+        </w:drawing>
       </w:r>
     </w:p>
     <w:p>
@@ -6737,22 +7658,151 @@
         <w:rPr>
           <w:rFonts w:hint="eastAsia"/>
         </w:rPr>
-        <w:t>试验环境：</w:t>
-      </w:r>
-      <w:r>
-        <w:t>Ubuntu 12.04</w:t>
-      </w:r>
-      <w:r>
-        <w:rPr>
-          <w:rFonts w:hint="eastAsia"/>
-        </w:rPr>
-        <w:t>，</w:t>
-      </w:r>
-      <w:r>
-        <w:rPr>
-          <w:rFonts w:hint="eastAsia"/>
-        </w:rPr>
-        <w:t>x86</w:t>
+        <w:t>按照预期，方案</w:t>
+      </w:r>
+      <w:r>
+        <w:rPr>
+          <w:rFonts w:hint="eastAsia"/>
+        </w:rPr>
+        <w:t>1</w:t>
+      </w:r>
+      <w:r>
+        <w:rPr>
+          <w:rFonts w:hint="eastAsia"/>
+        </w:rPr>
+        <w:t>的结果应该是稳定的，然而不是。</w:t>
+      </w:r>
+      <w:r>
+        <w:rPr>
+          <w:rFonts w:hint="eastAsia"/>
+        </w:rPr>
+        <w:t>经验证，</w:t>
+      </w:r>
+      <w:r>
+        <w:rPr>
+          <w:rFonts w:hint="eastAsia"/>
+        </w:rPr>
+        <w:t>是</w:t>
+      </w:r>
+      <w:r>
+        <w:rPr>
+          <w:rFonts w:hint="eastAsia"/>
+        </w:rPr>
+        <w:t>因为两个整型</w:t>
+      </w:r>
+      <w:r>
+        <w:rPr>
+          <w:rFonts w:hint="eastAsia"/>
+        </w:rPr>
+        <w:t>x</w:t>
+      </w:r>
+      <w:r>
+        <w:rPr>
+          <w:rFonts w:hint="eastAsia"/>
+        </w:rPr>
+        <w:t>、</w:t>
+      </w:r>
+      <w:r>
+        <w:rPr>
+          <w:rFonts w:hint="eastAsia"/>
+        </w:rPr>
+        <w:t>y</w:t>
+      </w:r>
+      <w:r>
+        <w:rPr>
+          <w:rFonts w:hint="eastAsia"/>
+        </w:rPr>
+        <w:t>比较时，</w:t>
+      </w:r>
+      <w:r>
+        <w:rPr>
+          <w:rFonts w:hint="eastAsia"/>
+        </w:rPr>
+        <w:t>x</w:t>
+      </w:r>
+      <w:r>
+        <w:rPr>
+          <w:rFonts w:hint="eastAsia"/>
+        </w:rPr>
+        <w:t>、</w:t>
+      </w:r>
+      <w:r>
+        <w:rPr>
+          <w:rFonts w:hint="eastAsia"/>
+        </w:rPr>
+        <w:t>y</w:t>
+      </w:r>
+      <w:r>
+        <w:rPr>
+          <w:rFonts w:hint="eastAsia"/>
+        </w:rPr>
+        <w:t>不同符号时的运算比相同符号时的运算更快</w:t>
+      </w:r>
+      <w:r>
+        <w:rPr>
+          <w:rFonts w:hint="eastAsia"/>
+        </w:rPr>
+        <w:t>（因为只比较符号位？），所以结果中方案</w:t>
+      </w:r>
+      <w:r>
+        <w:rPr>
+          <w:rFonts w:hint="eastAsia"/>
+        </w:rPr>
+        <w:t>1</w:t>
+      </w:r>
+      <w:r>
+        <w:rPr>
+          <w:rFonts w:hint="eastAsia"/>
+        </w:rPr>
+        <w:t>在</w:t>
+      </w:r>
+      <w:r>
+        <w:rPr>
+          <w:rFonts w:hint="eastAsia"/>
+        </w:rPr>
+        <w:t>a</w:t>
+      </w:r>
+      <w:r>
+        <w:rPr>
+          <w:rFonts w:hint="eastAsia"/>
+        </w:rPr>
+        <w:t>、</w:t>
+      </w:r>
+      <w:r>
+        <w:rPr>
+          <w:rFonts w:hint="eastAsia"/>
+        </w:rPr>
+        <w:t>b</w:t>
+      </w:r>
+      <w:r>
+        <w:rPr>
+          <w:rFonts w:hint="eastAsia"/>
+        </w:rPr>
+        <w:t>不同符号时比</w:t>
+      </w:r>
+      <w:r>
+        <w:rPr>
+          <w:rFonts w:hint="eastAsia"/>
+        </w:rPr>
+        <w:t>a</w:t>
+      </w:r>
+      <w:r>
+        <w:rPr>
+          <w:rFonts w:hint="eastAsia"/>
+        </w:rPr>
+        <w:t>、</w:t>
+      </w:r>
+      <w:r>
+        <w:rPr>
+          <w:rFonts w:hint="eastAsia"/>
+        </w:rPr>
+        <w:t>b</w:t>
+      </w:r>
+      <w:r>
+        <w:rPr>
+          <w:rFonts w:hint="eastAsia"/>
+        </w:rPr>
+        <w:t>相同符号时更快。</w:t>
       </w:r>
     </w:p>
     <w:p>
@@ -6761,18 +7811,6 @@
           <w:rFonts w:hint="eastAsia"/>
         </w:rPr>
       </w:pPr>
-      <w:r>
-        <w:rPr>
-          <w:rFonts w:hint="eastAsia"/>
-        </w:rPr>
-        <w:t>循环次数：</w:t>
-      </w:r>
-      <w:r>
-        <w:rPr>
-          <w:rFonts w:hint="eastAsia"/>
-        </w:rPr>
-        <w:t>1000</w:t>
-      </w:r>
     </w:p>
     <w:p>
       <w:pPr>
@@ -6784,55 +7822,19 @@
         <w:rPr>
           <w:rFonts w:hint="eastAsia"/>
         </w:rPr>
-        <w:t>数据大小：</w:t>
-      </w:r>
-      <w:r>
-        <w:rPr>
-          <w:rFonts w:hint="eastAsia"/>
-        </w:rPr>
-        <w:t>10000</w:t>
-      </w:r>
-      <w:r>
-        <w:rPr>
-          <w:rFonts w:hint="eastAsia"/>
-        </w:rPr>
-        <w:t>对随机的</w:t>
-      </w:r>
-      <w:r>
-        <w:rPr>
-          <w:rFonts w:hint="eastAsia"/>
-        </w:rPr>
-        <w:t>(a,b)</w:t>
-      </w:r>
-      <w:r>
-        <w:rPr>
-          <w:rFonts w:hint="eastAsia"/>
-        </w:rPr>
-        <w:t>，循环</w:t>
-      </w:r>
-      <w:r>
-        <w:rPr>
-          <w:rFonts w:hint="eastAsia"/>
-        </w:rPr>
-        <w:t>1000</w:t>
-      </w:r>
-      <w:r>
-        <w:rPr>
-          <w:rFonts w:hint="eastAsia"/>
-        </w:rPr>
-        <w:t>次即</w:t>
-      </w:r>
-      <w:r>
-        <w:rPr>
-          <w:rFonts w:hint="eastAsia"/>
-        </w:rPr>
-        <w:t>10000000</w:t>
-      </w:r>
-      <w:r>
-        <w:rPr>
-          <w:rFonts w:hint="eastAsia"/>
-        </w:rPr>
-        <w:t>对</w:t>
+        <w:t>附</w:t>
+      </w:r>
+      <w:r>
+        <w:rPr>
+          <w:rFonts w:hint="eastAsia"/>
+        </w:rPr>
+        <w:t>3-</w:t>
+      </w:r>
+      <w:r>
+        <w:rPr>
+          <w:rFonts w:hint="eastAsia"/>
+        </w:rPr>
+        <w:t>乘法的验证：</w:t>
       </w:r>
     </w:p>
     <w:p>
@@ -6845,13 +7847,22 @@
         <w:rPr>
           <w:rFonts w:hint="eastAsia"/>
         </w:rPr>
-        <w:t>计算时间单位：</w:t>
-      </w:r>
-      <w:r>
-        <w:rPr>
-          <w:rFonts w:hint="eastAsia"/>
-        </w:rPr>
-        <w:t>clock tick</w:t>
+        <w:t>试验环境：</w:t>
+      </w:r>
+      <w:r>
+        <w:t>Ubuntu 12.04</w:t>
+      </w:r>
+      <w:r>
+        <w:rPr>
+          <w:rFonts w:hint="eastAsia"/>
+        </w:rPr>
+        <w:t>，</w:t>
+      </w:r>
+      <w:r>
+        <w:rPr>
+          <w:rFonts w:hint="eastAsia"/>
+        </w:rPr>
+        <w:t>x86</w:t>
       </w:r>
     </w:p>
     <w:p>
@@ -6864,7 +7875,105 @@
         <w:rPr>
           <w:rFonts w:hint="eastAsia"/>
         </w:rPr>
-        <w:lastRenderedPageBreak/>
+        <w:t>循环次数：</w:t>
+      </w:r>
+      <w:r>
+        <w:rPr>
+          <w:rFonts w:hint="eastAsia"/>
+        </w:rPr>
+        <w:t>1000</w:t>
+      </w:r>
+    </w:p>
+    <w:p>
+      <w:pPr>
+        <w:rPr>
+          <w:rFonts w:hint="eastAsia"/>
+        </w:rPr>
+      </w:pPr>
+      <w:r>
+        <w:rPr>
+          <w:rFonts w:hint="eastAsia"/>
+        </w:rPr>
+        <w:t>数据大小：</w:t>
+      </w:r>
+      <w:r>
+        <w:rPr>
+          <w:rFonts w:hint="eastAsia"/>
+        </w:rPr>
+        <w:t>10000</w:t>
+      </w:r>
+      <w:r>
+        <w:rPr>
+          <w:rFonts w:hint="eastAsia"/>
+        </w:rPr>
+        <w:t>对随机的</w:t>
+      </w:r>
+      <w:r>
+        <w:rPr>
+          <w:rFonts w:hint="eastAsia"/>
+        </w:rPr>
+        <w:t>(a,b)</w:t>
+      </w:r>
+      <w:r>
+        <w:rPr>
+          <w:rFonts w:hint="eastAsia"/>
+        </w:rPr>
+        <w:t>，循环</w:t>
+      </w:r>
+      <w:r>
+        <w:rPr>
+          <w:rFonts w:hint="eastAsia"/>
+        </w:rPr>
+        <w:t>1000</w:t>
+      </w:r>
+      <w:r>
+        <w:rPr>
+          <w:rFonts w:hint="eastAsia"/>
+        </w:rPr>
+        <w:t>次即</w:t>
+      </w:r>
+      <w:r>
+        <w:rPr>
+          <w:rFonts w:hint="eastAsia"/>
+        </w:rPr>
+        <w:t>10000000</w:t>
+      </w:r>
+      <w:r>
+        <w:rPr>
+          <w:rFonts w:hint="eastAsia"/>
+        </w:rPr>
+        <w:t>对</w:t>
+      </w:r>
+    </w:p>
+    <w:p>
+      <w:pPr>
+        <w:rPr>
+          <w:rFonts w:hint="eastAsia"/>
+        </w:rPr>
+      </w:pPr>
+      <w:r>
+        <w:rPr>
+          <w:rFonts w:hint="eastAsia"/>
+        </w:rPr>
+        <w:t>计算时间单位：</w:t>
+      </w:r>
+      <w:r>
+        <w:rPr>
+          <w:rFonts w:hint="eastAsia"/>
+        </w:rPr>
+        <w:t>clock tick</w:t>
+      </w:r>
+    </w:p>
+    <w:p>
+      <w:pPr>
+        <w:rPr>
+          <w:rFonts w:hint="eastAsia"/>
+        </w:rPr>
+      </w:pPr>
+      <w:r>
+        <w:rPr>
+          <w:rFonts w:hint="eastAsia"/>
+        </w:rPr>
         <w:t>计算时间：</w:t>
       </w:r>
       <w:r>
@@ -7278,7 +8387,13 @@
               <w:rPr>
                 <w:rFonts w:hint="eastAsia"/>
               </w:rPr>
-              <w:t>312</w:t>
+              <w:t>3</w:t>
+            </w:r>
+            <w:r>
+              <w:rPr>
+                <w:rFonts w:hint="eastAsia"/>
+              </w:rPr>
+              <w:t>30</w:t>
             </w:r>
           </w:p>
         </w:tc>
@@ -7297,13 +8412,13 @@
               <w:rPr>
                 <w:rFonts w:hint="eastAsia"/>
               </w:rPr>
-              <w:t>23</w:t>
-            </w:r>
-            <w:r>
-              <w:rPr>
-                <w:rFonts w:hint="eastAsia"/>
-              </w:rPr>
-              <w:t>8</w:t>
+              <w:t>2</w:t>
+            </w:r>
+            <w:r>
+              <w:rPr>
+                <w:rFonts w:hint="eastAsia"/>
+              </w:rPr>
+              <w:t>28</w:t>
             </w:r>
           </w:p>
         </w:tc>
@@ -7419,38 +8534,38 @@
               <w:rPr>
                 <w:rFonts w:hint="eastAsia"/>
               </w:rPr>
-              <w:t>31</w:t>
-            </w:r>
+              <w:t>3</w:t>
+            </w:r>
+            <w:r>
+              <w:rPr>
+                <w:rFonts w:hint="eastAsia"/>
+              </w:rPr>
+              <w:t>12</w:t>
+            </w:r>
+          </w:p>
+        </w:tc>
+        <w:tc>
+          <w:tcPr>
+            <w:tcW w:w="1158" w:type="dxa"/>
+          </w:tcPr>
+          <w:p>
+            <w:pPr>
+              <w:ind w:left="0"/>
+              <w:rPr>
+                <w:rFonts w:hint="eastAsia"/>
+              </w:rPr>
+            </w:pPr>
             <w:r>
               <w:rPr>
                 <w:rFonts w:hint="eastAsia"/>
               </w:rPr>
               <w:t>2</w:t>
             </w:r>
-          </w:p>
-        </w:tc>
-        <w:tc>
-          <w:tcPr>
-            <w:tcW w:w="1158" w:type="dxa"/>
-          </w:tcPr>
-          <w:p>
-            <w:pPr>
-              <w:ind w:left="0"/>
-              <w:rPr>
-                <w:rFonts w:hint="eastAsia"/>
-              </w:rPr>
-            </w:pPr>
-            <w:r>
-              <w:rPr>
-                <w:rFonts w:hint="eastAsia"/>
-              </w:rPr>
-              <w:t>23</w:t>
-            </w:r>
-            <w:r>
-              <w:rPr>
-                <w:rFonts w:hint="eastAsia"/>
-              </w:rPr>
-              <w:t>6</w:t>
+            <w:r>
+              <w:rPr>
+                <w:rFonts w:hint="eastAsia"/>
+              </w:rPr>
+              <w:t>40</w:t>
             </w:r>
           </w:p>
         </w:tc>
@@ -7572,7 +8687,13 @@
               <w:rPr>
                 <w:rFonts w:hint="eastAsia"/>
               </w:rPr>
-              <w:t>12</w:t>
+              <w:t>1</w:t>
+            </w:r>
+            <w:r>
+              <w:rPr>
+                <w:rFonts w:hint="eastAsia"/>
+              </w:rPr>
+              <w:t>0</w:t>
             </w:r>
           </w:p>
         </w:tc>
@@ -7597,7 +8718,7 @@
               <w:rPr>
                 <w:rFonts w:hint="eastAsia"/>
               </w:rPr>
-              <w:t>28</w:t>
+              <w:t>50</w:t>
             </w:r>
           </w:p>
         </w:tc>
@@ -7719,7 +8840,7 @@
               <w:rPr>
                 <w:rFonts w:hint="eastAsia"/>
               </w:rPr>
-              <w:t>62</w:t>
+              <w:t>12</w:t>
             </w:r>
           </w:p>
         </w:tc>
@@ -7738,7 +8859,7 @@
               <w:rPr>
                 <w:rFonts w:hint="eastAsia"/>
               </w:rPr>
-              <w:t>236</w:t>
+              <w:t>248</w:t>
             </w:r>
           </w:p>
         </w:tc>
@@ -7860,7 +8981,7 @@
               <w:rPr>
                 <w:rFonts w:hint="eastAsia"/>
               </w:rPr>
-              <w:t>8</w:t>
+              <w:t>4</w:t>
             </w:r>
           </w:p>
         </w:tc>
@@ -7885,7 +9006,7 @@
               <w:rPr>
                 <w:rFonts w:hint="eastAsia"/>
               </w:rPr>
-              <w:t>78</w:t>
+              <w:t>44</w:t>
             </w:r>
           </w:p>
         </w:tc>
@@ -8001,7 +9122,13 @@
               <w:rPr>
                 <w:rFonts w:hint="eastAsia"/>
               </w:rPr>
-              <w:t>326</w:t>
+              <w:t>3</w:t>
+            </w:r>
+            <w:r>
+              <w:rPr>
+                <w:rFonts w:hint="eastAsia"/>
+              </w:rPr>
+              <w:t>10</w:t>
             </w:r>
           </w:p>
         </w:tc>
@@ -8020,7 +9147,7 @@
               <w:rPr>
                 <w:rFonts w:hint="eastAsia"/>
               </w:rPr>
-              <w:t>286</w:t>
+              <w:t>306</w:t>
             </w:r>
           </w:p>
         </w:tc>
@@ -8042,7 +9169,13 @@
         <w:rPr>
           <w:rFonts w:hint="eastAsia"/>
         </w:rPr>
-        <w:t>4</w:t>
+        <w:t>1~4</w:t>
+      </w:r>
+      <w:r>
+        <w:rPr>
+          <w:rFonts w:hint="eastAsia"/>
+        </w:rPr>
+        <w:t>阶段其一</w:t>
       </w:r>
       <w:r>
         <w:rPr>

--- a/internal_doc/03.开发设计/数值运算溢出时类型提升/数值运算溢出-类型提升-修改方案.docx
+++ b/internal_doc/03.开发设计/数值运算溢出时类型提升/数值运算溢出-类型提升-修改方案.docx
@@ -2432,6 +2432,24 @@
           <w:rFonts w:hint="eastAsia"/>
         </w:rPr>
         <w:t>不管数值分布比例如何，三个方案相差不大。</w:t>
+      </w:r>
+      <w:r>
+        <w:rPr>
+          <w:rFonts w:hint="eastAsia"/>
+        </w:rPr>
+        <w:t>综合考虑，选择方案</w:t>
+      </w:r>
+      <w:r>
+        <w:rPr>
+          <w:rFonts w:hint="eastAsia"/>
+        </w:rPr>
+        <w:t>1</w:t>
+      </w:r>
+      <w:r>
+        <w:rPr>
+          <w:rFonts w:hint="eastAsia"/>
+        </w:rPr>
+        <w:t>即可。</w:t>
       </w:r>
     </w:p>
     <w:p>
@@ -7811,6 +7829,124 @@
           <w:rFonts w:hint="eastAsia"/>
         </w:rPr>
       </w:pPr>
+      <w:r>
+        <w:rPr>
+          <w:rFonts w:hint="eastAsia"/>
+        </w:rPr>
+        <w:t>最终结论：</w:t>
+      </w:r>
+    </w:p>
+    <w:p>
+      <w:pPr>
+        <w:rPr>
+          <w:rFonts w:hint="eastAsia"/>
+        </w:rPr>
+      </w:pPr>
+      <w:r>
+        <w:rPr>
+          <w:rFonts w:hint="eastAsia"/>
+        </w:rPr>
+        <w:t>先从效率方面考虑，</w:t>
+      </w:r>
+      <w:r>
+        <w:rPr>
+          <w:rFonts w:hint="eastAsia"/>
+        </w:rPr>
+        <w:t>3</w:t>
+      </w:r>
+      <w:r>
+        <w:rPr>
+          <w:rFonts w:hint="eastAsia"/>
+        </w:rPr>
+        <w:t>个方案都差不多，方案</w:t>
+      </w:r>
+      <w:r>
+        <w:rPr>
+          <w:rFonts w:hint="eastAsia"/>
+        </w:rPr>
+        <w:t>3</w:t>
+      </w:r>
+      <w:r>
+        <w:rPr>
+          <w:rFonts w:hint="eastAsia"/>
+        </w:rPr>
+        <w:t>稍微有点较差；方案</w:t>
+      </w:r>
+      <w:r>
+        <w:rPr>
+          <w:rFonts w:hint="eastAsia"/>
+        </w:rPr>
+        <w:t>2</w:t>
+      </w:r>
+      <w:r>
+        <w:rPr>
+          <w:rFonts w:hint="eastAsia"/>
+        </w:rPr>
+        <w:t>和方案</w:t>
+      </w:r>
+      <w:r>
+        <w:rPr>
+          <w:rFonts w:hint="eastAsia"/>
+        </w:rPr>
+        <w:t>1</w:t>
+      </w:r>
+      <w:r>
+        <w:rPr>
+          <w:rFonts w:hint="eastAsia"/>
+        </w:rPr>
+        <w:t>相比，多了一个不同符号判断，而整体效率却没有明显提升，考虑实际应用场景，更多使用正数相互相加，不同符号判断的判断显得没必要；而且方案</w:t>
+      </w:r>
+      <w:r>
+        <w:rPr>
+          <w:rFonts w:hint="eastAsia"/>
+        </w:rPr>
+        <w:t>1</w:t>
+      </w:r>
+      <w:r>
+        <w:rPr>
+          <w:rFonts w:hint="eastAsia"/>
+        </w:rPr>
+        <w:t>代码量最少。</w:t>
+      </w:r>
+    </w:p>
+    <w:p>
+      <w:pPr>
+        <w:rPr>
+          <w:rFonts w:hint="eastAsia"/>
+        </w:rPr>
+      </w:pPr>
+      <w:r>
+        <w:rPr>
+          <w:rFonts w:hint="eastAsia"/>
+        </w:rPr>
+        <w:t>综合考虑，应选择方案</w:t>
+      </w:r>
+      <w:r>
+        <w:rPr>
+          <w:rFonts w:hint="eastAsia"/>
+        </w:rPr>
+        <w:t>1</w:t>
+      </w:r>
+      <w:r>
+        <w:rPr>
+          <w:rFonts w:hint="eastAsia"/>
+        </w:rPr>
+        <w:t>。</w:t>
+      </w:r>
+    </w:p>
+    <w:p>
+      <w:pPr>
+        <w:rPr>
+          <w:rFonts w:hint="eastAsia"/>
+        </w:rPr>
+      </w:pPr>
+    </w:p>
+    <w:p>
+      <w:pPr>
+        <w:rPr>
+          <w:rFonts w:hint="eastAsia"/>
+        </w:rPr>
+      </w:pPr>
     </w:p>
     <w:p>
       <w:pPr>
@@ -9163,7 +9299,57 @@
         <w:rPr>
           <w:rFonts w:hint="eastAsia"/>
         </w:rPr>
-        <w:t>实际场景中，很大多数运算最坏也能满足阶段</w:t>
+        <w:t>结论：</w:t>
+      </w:r>
+    </w:p>
+    <w:p>
+      <w:pPr>
+        <w:rPr>
+          <w:rFonts w:hint="eastAsia"/>
+        </w:rPr>
+      </w:pPr>
+      <w:r>
+        <w:rPr>
+          <w:rFonts w:hint="eastAsia"/>
+        </w:rPr>
+        <w:t>当计算的数值很大多数不会溢出，那么方案</w:t>
+      </w:r>
+      <w:r>
+        <w:rPr>
+          <w:rFonts w:hint="eastAsia"/>
+        </w:rPr>
+        <w:t>2</w:t>
+      </w:r>
+      <w:r>
+        <w:rPr>
+          <w:rFonts w:hint="eastAsia"/>
+        </w:rPr>
+        <w:t>在效率上有优势，否则方案</w:t>
+      </w:r>
+      <w:r>
+        <w:rPr>
+          <w:rFonts w:hint="eastAsia"/>
+        </w:rPr>
+        <w:t>2</w:t>
+      </w:r>
+      <w:r>
+        <w:rPr>
+          <w:rFonts w:hint="eastAsia"/>
+        </w:rPr>
+        <w:t>效果更差；</w:t>
+      </w:r>
+    </w:p>
+    <w:p>
+      <w:pPr>
+        <w:rPr>
+          <w:rFonts w:hint="eastAsia"/>
+        </w:rPr>
+      </w:pPr>
+      <w:r>
+        <w:rPr>
+          <w:rFonts w:hint="eastAsia"/>
+        </w:rPr>
+        <w:t>而实际场景中，很大多数运算最坏也能满足阶段</w:t>
       </w:r>
       <w:r>
         <w:rPr>
@@ -9175,7 +9361,51 @@
         <w:rPr>
           <w:rFonts w:hint="eastAsia"/>
         </w:rPr>
-        <w:t>阶段其一</w:t>
+        <w:t>阶段其一。即使会溢出的比例占</w:t>
+      </w:r>
+      <w:r>
+        <w:rPr>
+          <w:rFonts w:hint="eastAsia"/>
+        </w:rPr>
+        <w:t>20%</w:t>
+      </w:r>
+      <w:r>
+        <w:rPr>
+          <w:rFonts w:hint="eastAsia"/>
+        </w:rPr>
+        <w:t>，这在实际场景中已经算很高了，而方案</w:t>
+      </w:r>
+      <w:r>
+        <w:rPr>
+          <w:rFonts w:hint="eastAsia"/>
+        </w:rPr>
+        <w:t>2</w:t>
+      </w:r>
+      <w:r>
+        <w:rPr>
+          <w:rFonts w:hint="eastAsia"/>
+        </w:rPr>
+        <w:t>效率也不会明显变差。</w:t>
+      </w:r>
+    </w:p>
+    <w:p>
+      <w:pPr>
+        <w:rPr>
+          <w:rFonts w:hint="eastAsia"/>
+        </w:rPr>
+      </w:pPr>
+      <w:r>
+        <w:rPr>
+          <w:rFonts w:hint="eastAsia"/>
+        </w:rPr>
+        <w:lastRenderedPageBreak/>
+        <w:t>因此，应选择方案</w:t>
+      </w:r>
+      <w:r>
+        <w:rPr>
+          <w:rFonts w:hint="eastAsia"/>
+        </w:rPr>
+        <w:t>2</w:t>
       </w:r>
       <w:r>
         <w:rPr>
@@ -9183,6 +9413,13 @@
         </w:rPr>
         <w:t>。</w:t>
       </w:r>
+    </w:p>
+    <w:p>
+      <w:pPr>
+        <w:rPr>
+          <w:rFonts w:hint="eastAsia"/>
+        </w:rPr>
+      </w:pPr>
     </w:p>
     <w:p/>
     <w:p>
